--- a/4.质量管理/2.运行记录类文件/040207-2025年度运维服务质量管理计划.docx
+++ b/4.质量管理/2.运行记录类文件/040207-2025年度运维服务质量管理计划.docx
@@ -1,57 +1,62 @@
 
 <file path=word/document.xml><?xml version="1.0" encoding="utf-8"?>
-<w:document xmlns:ve="http://schemas.openxmlformats.org/markup-compatibility/2006" xmlns:o="urn:schemas-microsoft-com:office:office" xmlns:r="http://schemas.openxmlformats.org/officeDocument/2006/relationships" xmlns:m="http://schemas.openxmlformats.org/officeDocument/2006/math" xmlns:v="urn:schemas-microsoft-com:vml" xmlns:wp="http://schemas.openxmlformats.org/drawingml/2006/wordprocessingDrawing" xmlns:w10="urn:schemas-microsoft-com:office:word" xmlns:w="http://schemas.openxmlformats.org/wordprocessingml/2006/main" xmlns:wne="http://schemas.microsoft.com/office/word/2006/wordml">
+<w:document xmlns:wpc="http://schemas.microsoft.com/office/word/2010/wordprocessingCanvas" xmlns:mc="http://schemas.openxmlformats.org/markup-compatibility/2006" xmlns:o="urn:schemas-microsoft-com:office:office" xmlns:r="http://schemas.openxmlformats.org/officeDocument/2006/relationships" xmlns:m="http://schemas.openxmlformats.org/officeDocument/2006/math" xmlns:v="urn:schemas-microsoft-com:vml" xmlns:wp14="http://schemas.microsoft.com/office/word/2010/wordprocessingDrawing" xmlns:wp="http://schemas.openxmlformats.org/drawingml/2006/wordprocessingDrawing" xmlns:w="http://schemas.openxmlformats.org/wordprocessingml/2006/main" xmlns:w14="http://schemas.microsoft.com/office/word/2010/wordml" xmlns:w10="urn:schemas-microsoft-com:office:word" xmlns:w15="http://schemas.microsoft.com/office/word/2012/wordml" xmlns:wpg="http://schemas.microsoft.com/office/word/2010/wordprocessingGroup" xmlns:wpi="http://schemas.microsoft.com/office/word/2010/wordprocessingInk" xmlns:wne="http://schemas.microsoft.com/office/word/2006/wordml" xmlns:wps="http://schemas.microsoft.com/office/word/2010/wordprocessingShape" xmlns:wpsCustomData="http://www.wps.cn/officeDocument/2013/wpsCustomData" mc:Ignorable="w14 w15 wp14">
   <w:body>
     <w:p>
       <w:pPr>
-        <w:pStyle w:val="ad"/>
+        <w:pStyle w:val="32"/>
         <w:widowControl w:val="0"/>
         <w:spacing w:after="1440"/>
         <w:rPr>
           <w:rFonts w:hint="default"/>
         </w:rPr>
       </w:pPr>
-      <w:bookmarkStart w:id="0" w:name="_Toc18105"/>
     </w:p>
     <w:p>
       <w:pPr>
-        <w:pStyle w:val="ad"/>
+        <w:pStyle w:val="32"/>
         <w:widowControl w:val="0"/>
         <w:spacing w:after="1440"/>
         <w:rPr>
           <w:rFonts w:hint="default"/>
         </w:rPr>
       </w:pPr>
-      <w:bookmarkStart w:id="1" w:name="_GoBack"/>
-      <w:bookmarkEnd w:id="1"/>
-      <w:r>
-        <w:t>2025</w:t>
-      </w:r>
-      <w:r>
-        <w:t>年运维服务质量管理计划</w:t>
+      <w:bookmarkStart w:id="0" w:name="_Toc27996"/>
+      <w:r>
+        <w:t>2025年</w:t>
+      </w:r>
+      <w:r>
+        <w:rPr>
+          <w:rFonts w:hint="eastAsia"/>
+          <w:lang w:val="en-US" w:eastAsia="zh-CN"/>
+        </w:rPr>
+        <w:t>度</w:t>
+      </w:r>
+      <w:bookmarkStart w:id="14" w:name="_GoBack"/>
+      <w:bookmarkEnd w:id="14"/>
+      <w:r>
+        <w:t>运维服务质量管理计划</w:t>
       </w:r>
       <w:bookmarkEnd w:id="0"/>
     </w:p>
     <w:p>
       <w:pPr>
-        <w:pStyle w:val="a4"/>
+        <w:pStyle w:val="12"/>
         <w:widowControl w:val="0"/>
         <w:spacing w:line="251" w:lineRule="auto"/>
       </w:pPr>
     </w:p>
     <w:p>
       <w:pPr>
-        <w:pStyle w:val="ae"/>
+        <w:pStyle w:val="33"/>
         <w:widowControl w:val="0"/>
         <w:spacing w:after="2160"/>
       </w:pPr>
-      <w:bookmarkStart w:id="2" w:name="_Toc21546"/>
-      <w:proofErr w:type="spellStart"/>
+      <w:bookmarkStart w:id="1" w:name="_Toc16884"/>
       <w:r>
         <w:t>江苏云储智能科技有限公司</w:t>
       </w:r>
-      <w:bookmarkEnd w:id="2"/>
-      <w:proofErr w:type="spellEnd"/>
+      <w:bookmarkEnd w:id="1"/>
     </w:p>
     <w:p>
       <w:pPr>
@@ -71,38 +76,11 @@
           <w:sz w:val="36"/>
           <w:szCs w:val="36"/>
         </w:rPr>
-        <w:t>2025</w:t>
-      </w:r>
-      <w:r>
-        <w:rPr>
-          <w:rFonts w:ascii="宋体" w:hAnsi="宋体" w:cs="宋体"/>
-          <w:spacing w:val="-12"/>
-          <w:sz w:val="36"/>
-          <w:szCs w:val="36"/>
-        </w:rPr>
-        <w:t>年</w:t>
-      </w:r>
-      <w:r>
-        <w:rPr>
-          <w:rFonts w:ascii="宋体" w:hAnsi="宋体" w:cs="宋体"/>
-          <w:spacing w:val="-12"/>
-          <w:sz w:val="36"/>
-          <w:szCs w:val="36"/>
-        </w:rPr>
-        <w:t>1</w:t>
-      </w:r>
-      <w:r>
-        <w:rPr>
-          <w:rFonts w:ascii="宋体" w:hAnsi="宋体" w:cs="宋体"/>
-          <w:spacing w:val="-12"/>
-          <w:sz w:val="36"/>
-          <w:szCs w:val="36"/>
-        </w:rPr>
-        <w:t>月</w:t>
-      </w:r>
-      <w:r>
-        <w:rPr>
-          <w:rFonts w:ascii="宋体" w:hAnsi="宋体" w:cs="宋体" w:hint="eastAsia"/>
+        <w:t>2025年1月</w:t>
+      </w:r>
+      <w:r>
+        <w:rPr>
+          <w:rFonts w:hint="eastAsia" w:ascii="宋体" w:hAnsi="宋体" w:cs="宋体"/>
           <w:spacing w:val="-12"/>
           <w:sz w:val="36"/>
           <w:szCs w:val="36"/>
@@ -132,13 +110,13 @@
         <w:sectPr>
           <w:pgSz w:w="11906" w:h="16839"/>
           <w:pgMar w:top="1431" w:right="1785" w:bottom="0" w:left="1785" w:header="0" w:footer="0" w:gutter="0"/>
-          <w:cols w:space="720"/>
+          <w:cols w:space="720" w:num="1"/>
         </w:sectPr>
       </w:pPr>
     </w:p>
     <w:p>
       <w:pPr>
-        <w:pStyle w:val="a4"/>
+        <w:pStyle w:val="12"/>
         <w:widowControl w:val="0"/>
         <w:spacing w:line="363" w:lineRule="auto"/>
       </w:pPr>
@@ -155,8 +133,7 @@
           <w:szCs w:val="28"/>
         </w:rPr>
       </w:pPr>
-      <w:bookmarkStart w:id="3" w:name="_Toc3597"/>
-      <w:proofErr w:type="spellStart"/>
+      <w:bookmarkStart w:id="2" w:name="_Toc7144"/>
       <w:r>
         <w:rPr>
           <w:rFonts w:ascii="宋体" w:hAnsi="宋体" w:cs="宋体"/>
@@ -166,8 +143,7 @@
         </w:rPr>
         <w:t>文档信息</w:t>
       </w:r>
-      <w:bookmarkEnd w:id="3"/>
-      <w:proofErr w:type="spellEnd"/>
+      <w:bookmarkEnd w:id="2"/>
     </w:p>
     <w:p>
       <w:pPr>
@@ -177,19 +153,24 @@
     </w:p>
     <w:tbl>
       <w:tblPr>
-        <w:tblStyle w:val="TableNormal0"/>
+        <w:tblStyle w:val="25"/>
         <w:tblW w:w="9071" w:type="dxa"/>
         <w:tblInd w:w="28" w:type="dxa"/>
         <w:tblBorders>
-          <w:top w:val="single" w:sz="4" w:space="0" w:color="000000"/>
-          <w:left w:val="single" w:sz="4" w:space="0" w:color="000000"/>
-          <w:bottom w:val="single" w:sz="4" w:space="0" w:color="000000"/>
-          <w:right w:val="single" w:sz="4" w:space="0" w:color="000000"/>
-          <w:insideH w:val="single" w:sz="4" w:space="0" w:color="000000"/>
-          <w:insideV w:val="single" w:sz="4" w:space="0" w:color="000000"/>
+          <w:top w:val="single" w:color="000000" w:sz="4" w:space="0"/>
+          <w:left w:val="single" w:color="000000" w:sz="4" w:space="0"/>
+          <w:bottom w:val="single" w:color="000000" w:sz="4" w:space="0"/>
+          <w:right w:val="single" w:color="000000" w:sz="4" w:space="0"/>
+          <w:insideH w:val="single" w:color="000000" w:sz="4" w:space="0"/>
+          <w:insideV w:val="single" w:color="000000" w:sz="4" w:space="0"/>
         </w:tblBorders>
         <w:tblLayout w:type="fixed"/>
-        <w:tblLook w:val="04A0"/>
+        <w:tblCellMar>
+          <w:top w:w="0" w:type="dxa"/>
+          <w:left w:w="0" w:type="dxa"/>
+          <w:bottom w:w="0" w:type="dxa"/>
+          <w:right w:w="0" w:type="dxa"/>
+        </w:tblCellMar>
       </w:tblPr>
       <w:tblGrid>
         <w:gridCol w:w="1846"/>
@@ -199,8 +180,18 @@
         <w:gridCol w:w="1953"/>
       </w:tblGrid>
       <w:tr>
+        <w:tblPrEx>
+          <w:tblBorders>
+            <w:top w:val="single" w:color="000000" w:sz="4" w:space="0"/>
+            <w:left w:val="single" w:color="000000" w:sz="4" w:space="0"/>
+            <w:bottom w:val="single" w:color="000000" w:sz="4" w:space="0"/>
+            <w:right w:val="single" w:color="000000" w:sz="4" w:space="0"/>
+            <w:insideH w:val="single" w:color="000000" w:sz="4" w:space="0"/>
+            <w:insideV w:val="single" w:color="000000" w:sz="4" w:space="0"/>
+          </w:tblBorders>
+        </w:tblPrEx>
         <w:trPr>
-          <w:trHeight w:val="611"/>
+          <w:trHeight w:val="611" w:hRule="atLeast"/>
         </w:trPr>
         <w:tc>
           <w:tcPr>
@@ -208,19 +199,17 @@
           </w:tcPr>
           <w:p>
             <w:pPr>
-              <w:pStyle w:val="TableText"/>
+              <w:pStyle w:val="26"/>
               <w:widowControl w:val="0"/>
               <w:spacing w:before="185" w:line="220" w:lineRule="auto"/>
               <w:ind w:left="207"/>
             </w:pPr>
-            <w:proofErr w:type="spellStart"/>
             <w:r>
               <w:rPr>
                 <w:spacing w:val="-2"/>
               </w:rPr>
               <w:t>文档名称编号</w:t>
             </w:r>
-            <w:proofErr w:type="spellEnd"/>
           </w:p>
         </w:tc>
         <w:tc>
@@ -230,38 +219,42 @@
           </w:tcPr>
           <w:p>
             <w:pPr>
-              <w:pStyle w:val="TableText"/>
+              <w:pStyle w:val="26"/>
               <w:widowControl w:val="0"/>
               <w:spacing w:before="185" w:line="218" w:lineRule="auto"/>
               <w:ind w:left="112"/>
             </w:pPr>
             <w:r>
-              <w:t>2025</w:t>
-            </w:r>
-            <w:r>
-              <w:t>年运维服务质量管理计划（</w:t>
-            </w:r>
-            <w:r>
-              <w:t>JSYC-IT</w:t>
+              <w:t>2025年运维服务质量管理计划（JSYC-IT</w:t>
             </w:r>
             <w:r>
               <w:rPr>
                 <w:spacing w:val="-1"/>
               </w:rPr>
-              <w:t>SS-YWFWZLGLJH</w:t>
-            </w:r>
-            <w:r>
-              <w:rPr>
-                <w:spacing w:val="-1"/>
-              </w:rPr>
-              <w:t>）</w:t>
+              <w:t>SS-YWFWZLGLJH）</w:t>
             </w:r>
           </w:p>
         </w:tc>
       </w:tr>
       <w:tr>
+        <w:tblPrEx>
+          <w:tblBorders>
+            <w:top w:val="single" w:color="000000" w:sz="4" w:space="0"/>
+            <w:left w:val="single" w:color="000000" w:sz="4" w:space="0"/>
+            <w:bottom w:val="single" w:color="000000" w:sz="4" w:space="0"/>
+            <w:right w:val="single" w:color="000000" w:sz="4" w:space="0"/>
+            <w:insideH w:val="single" w:color="000000" w:sz="4" w:space="0"/>
+            <w:insideV w:val="single" w:color="000000" w:sz="4" w:space="0"/>
+          </w:tblBorders>
+          <w:tblCellMar>
+            <w:top w:w="0" w:type="dxa"/>
+            <w:left w:w="0" w:type="dxa"/>
+            <w:bottom w:w="0" w:type="dxa"/>
+            <w:right w:w="0" w:type="dxa"/>
+          </w:tblCellMar>
+        </w:tblPrEx>
         <w:trPr>
-          <w:trHeight w:val="606"/>
+          <w:trHeight w:val="606" w:hRule="atLeast"/>
         </w:trPr>
         <w:tc>
           <w:tcPr>
@@ -269,19 +262,17 @@
           </w:tcPr>
           <w:p>
             <w:pPr>
-              <w:pStyle w:val="TableText"/>
+              <w:pStyle w:val="26"/>
               <w:widowControl w:val="0"/>
               <w:spacing w:before="182" w:line="220" w:lineRule="auto"/>
               <w:ind w:left="447"/>
             </w:pPr>
-            <w:proofErr w:type="spellStart"/>
             <w:r>
               <w:rPr>
                 <w:spacing w:val="-3"/>
               </w:rPr>
               <w:t>编制单位</w:t>
             </w:r>
-            <w:proofErr w:type="spellEnd"/>
           </w:p>
         </w:tc>
         <w:tc>
@@ -291,25 +282,39 @@
           </w:tcPr>
           <w:p>
             <w:pPr>
-              <w:pStyle w:val="TableText"/>
+              <w:pStyle w:val="26"/>
               <w:widowControl w:val="0"/>
               <w:spacing w:before="182" w:line="219" w:lineRule="auto"/>
               <w:ind w:left="109"/>
             </w:pPr>
-            <w:proofErr w:type="spellStart"/>
             <w:r>
               <w:rPr>
                 <w:spacing w:val="-1"/>
               </w:rPr>
               <w:t>江苏云储智能科技有限公司</w:t>
             </w:r>
-            <w:proofErr w:type="spellEnd"/>
           </w:p>
         </w:tc>
       </w:tr>
       <w:tr>
+        <w:tblPrEx>
+          <w:tblBorders>
+            <w:top w:val="single" w:color="000000" w:sz="4" w:space="0"/>
+            <w:left w:val="single" w:color="000000" w:sz="4" w:space="0"/>
+            <w:bottom w:val="single" w:color="000000" w:sz="4" w:space="0"/>
+            <w:right w:val="single" w:color="000000" w:sz="4" w:space="0"/>
+            <w:insideH w:val="single" w:color="000000" w:sz="4" w:space="0"/>
+            <w:insideV w:val="single" w:color="000000" w:sz="4" w:space="0"/>
+          </w:tblBorders>
+          <w:tblCellMar>
+            <w:top w:w="0" w:type="dxa"/>
+            <w:left w:w="0" w:type="dxa"/>
+            <w:bottom w:w="0" w:type="dxa"/>
+            <w:right w:w="0" w:type="dxa"/>
+          </w:tblCellMar>
+        </w:tblPrEx>
         <w:trPr>
-          <w:trHeight w:val="606"/>
+          <w:trHeight w:val="606" w:hRule="atLeast"/>
         </w:trPr>
         <w:tc>
           <w:tcPr>
@@ -317,19 +322,17 @@
           </w:tcPr>
           <w:p>
             <w:pPr>
-              <w:pStyle w:val="TableText"/>
+              <w:pStyle w:val="26"/>
               <w:widowControl w:val="0"/>
               <w:spacing w:before="184" w:line="219" w:lineRule="auto"/>
               <w:ind w:left="447"/>
             </w:pPr>
-            <w:proofErr w:type="spellStart"/>
             <w:r>
               <w:rPr>
                 <w:spacing w:val="-3"/>
               </w:rPr>
               <w:t>文档版本</w:t>
             </w:r>
-            <w:proofErr w:type="spellEnd"/>
           </w:p>
         </w:tc>
         <w:tc>
@@ -338,19 +341,17 @@
           </w:tcPr>
           <w:p>
             <w:pPr>
-              <w:pStyle w:val="TableText"/>
+              <w:pStyle w:val="26"/>
               <w:widowControl w:val="0"/>
               <w:spacing w:before="184" w:line="219" w:lineRule="auto"/>
               <w:ind w:left="245"/>
             </w:pPr>
-            <w:proofErr w:type="spellStart"/>
             <w:r>
               <w:rPr>
                 <w:spacing w:val="-2"/>
               </w:rPr>
               <w:t>版本日期</w:t>
             </w:r>
-            <w:proofErr w:type="spellEnd"/>
           </w:p>
         </w:tc>
         <w:tc>
@@ -359,19 +360,17 @@
           </w:tcPr>
           <w:p>
             <w:pPr>
-              <w:pStyle w:val="TableText"/>
+              <w:pStyle w:val="26"/>
               <w:widowControl w:val="0"/>
               <w:spacing w:before="184" w:line="219" w:lineRule="auto"/>
               <w:ind w:left="661"/>
             </w:pPr>
-            <w:proofErr w:type="spellStart"/>
             <w:r>
               <w:rPr>
                 <w:spacing w:val="-2"/>
               </w:rPr>
               <w:t>版本说明</w:t>
             </w:r>
-            <w:proofErr w:type="spellEnd"/>
           </w:p>
         </w:tc>
         <w:tc>
@@ -380,19 +379,17 @@
           </w:tcPr>
           <w:p>
             <w:pPr>
-              <w:pStyle w:val="TableText"/>
+              <w:pStyle w:val="26"/>
               <w:widowControl w:val="0"/>
               <w:spacing w:before="185" w:line="220" w:lineRule="auto"/>
               <w:ind w:left="546"/>
             </w:pPr>
-            <w:proofErr w:type="spellStart"/>
             <w:r>
               <w:rPr>
                 <w:spacing w:val="-3"/>
               </w:rPr>
               <w:t>作者</w:t>
             </w:r>
-            <w:proofErr w:type="spellEnd"/>
           </w:p>
         </w:tc>
         <w:tc>
@@ -401,25 +398,39 @@
           </w:tcPr>
           <w:p>
             <w:pPr>
-              <w:pStyle w:val="TableText"/>
+              <w:pStyle w:val="26"/>
               <w:widowControl w:val="0"/>
               <w:spacing w:before="185" w:line="220" w:lineRule="auto"/>
               <w:ind w:left="755"/>
             </w:pPr>
-            <w:proofErr w:type="spellStart"/>
             <w:r>
               <w:rPr>
                 <w:spacing w:val="-6"/>
               </w:rPr>
               <w:t>审核</w:t>
             </w:r>
-            <w:proofErr w:type="spellEnd"/>
           </w:p>
         </w:tc>
       </w:tr>
       <w:tr>
+        <w:tblPrEx>
+          <w:tblBorders>
+            <w:top w:val="single" w:color="000000" w:sz="4" w:space="0"/>
+            <w:left w:val="single" w:color="000000" w:sz="4" w:space="0"/>
+            <w:bottom w:val="single" w:color="000000" w:sz="4" w:space="0"/>
+            <w:right w:val="single" w:color="000000" w:sz="4" w:space="0"/>
+            <w:insideH w:val="single" w:color="000000" w:sz="4" w:space="0"/>
+            <w:insideV w:val="single" w:color="000000" w:sz="4" w:space="0"/>
+          </w:tblBorders>
+          <w:tblCellMar>
+            <w:top w:w="0" w:type="dxa"/>
+            <w:left w:w="0" w:type="dxa"/>
+            <w:bottom w:w="0" w:type="dxa"/>
+            <w:right w:w="0" w:type="dxa"/>
+          </w:tblCellMar>
+        </w:tblPrEx>
         <w:trPr>
-          <w:trHeight w:val="474"/>
+          <w:trHeight w:val="474" w:hRule="atLeast"/>
         </w:trPr>
         <w:tc>
           <w:tcPr>
@@ -427,7 +438,7 @@
           </w:tcPr>
           <w:p>
             <w:pPr>
-              <w:pStyle w:val="TableText"/>
+              <w:pStyle w:val="26"/>
               <w:widowControl w:val="0"/>
               <w:spacing w:before="154" w:line="238" w:lineRule="auto"/>
               <w:ind w:left="680"/>
@@ -446,7 +457,7 @@
           </w:tcPr>
           <w:p>
             <w:pPr>
-              <w:pStyle w:val="TableText"/>
+              <w:pStyle w:val="26"/>
               <w:widowControl w:val="0"/>
               <w:spacing w:before="154" w:line="238" w:lineRule="auto"/>
               <w:ind w:left="247"/>
@@ -476,19 +487,17 @@
           </w:tcPr>
           <w:p>
             <w:pPr>
-              <w:pStyle w:val="TableText"/>
+              <w:pStyle w:val="26"/>
               <w:widowControl w:val="0"/>
               <w:spacing w:before="119" w:line="219" w:lineRule="auto"/>
               <w:ind w:left="664"/>
             </w:pPr>
-            <w:proofErr w:type="spellStart"/>
             <w:r>
               <w:rPr>
                 <w:spacing w:val="-3"/>
               </w:rPr>
               <w:t>发布版本</w:t>
             </w:r>
-            <w:proofErr w:type="spellEnd"/>
           </w:p>
         </w:tc>
         <w:tc>
@@ -497,7 +506,7 @@
           </w:tcPr>
           <w:p>
             <w:pPr>
-              <w:pStyle w:val="TableText"/>
+              <w:pStyle w:val="26"/>
               <w:widowControl w:val="0"/>
               <w:spacing w:before="119" w:line="220" w:lineRule="auto"/>
               <w:ind w:left="427"/>
@@ -521,7 +530,7 @@
           </w:tcPr>
           <w:p>
             <w:pPr>
-              <w:pStyle w:val="TableText"/>
+              <w:pStyle w:val="26"/>
               <w:widowControl w:val="0"/>
               <w:spacing w:before="120" w:line="221" w:lineRule="auto"/>
               <w:ind w:left="625"/>
@@ -541,8 +550,24 @@
         </w:tc>
       </w:tr>
       <w:tr>
+        <w:tblPrEx>
+          <w:tblBorders>
+            <w:top w:val="single" w:color="000000" w:sz="4" w:space="0"/>
+            <w:left w:val="single" w:color="000000" w:sz="4" w:space="0"/>
+            <w:bottom w:val="single" w:color="000000" w:sz="4" w:space="0"/>
+            <w:right w:val="single" w:color="000000" w:sz="4" w:space="0"/>
+            <w:insideH w:val="single" w:color="000000" w:sz="4" w:space="0"/>
+            <w:insideV w:val="single" w:color="000000" w:sz="4" w:space="0"/>
+          </w:tblBorders>
+          <w:tblCellMar>
+            <w:top w:w="0" w:type="dxa"/>
+            <w:left w:w="0" w:type="dxa"/>
+            <w:bottom w:w="0" w:type="dxa"/>
+            <w:right w:w="0" w:type="dxa"/>
+          </w:tblCellMar>
+        </w:tblPrEx>
         <w:trPr>
-          <w:trHeight w:val="474"/>
+          <w:trHeight w:val="474" w:hRule="atLeast"/>
         </w:trPr>
         <w:tc>
           <w:tcPr>
@@ -596,8 +621,24 @@
         </w:tc>
       </w:tr>
       <w:tr>
+        <w:tblPrEx>
+          <w:tblBorders>
+            <w:top w:val="single" w:color="000000" w:sz="4" w:space="0"/>
+            <w:left w:val="single" w:color="000000" w:sz="4" w:space="0"/>
+            <w:bottom w:val="single" w:color="000000" w:sz="4" w:space="0"/>
+            <w:right w:val="single" w:color="000000" w:sz="4" w:space="0"/>
+            <w:insideH w:val="single" w:color="000000" w:sz="4" w:space="0"/>
+            <w:insideV w:val="single" w:color="000000" w:sz="4" w:space="0"/>
+          </w:tblBorders>
+          <w:tblCellMar>
+            <w:top w:w="0" w:type="dxa"/>
+            <w:left w:w="0" w:type="dxa"/>
+            <w:bottom w:w="0" w:type="dxa"/>
+            <w:right w:w="0" w:type="dxa"/>
+          </w:tblCellMar>
+        </w:tblPrEx>
         <w:trPr>
-          <w:trHeight w:val="588"/>
+          <w:trHeight w:val="588" w:hRule="atLeast"/>
         </w:trPr>
         <w:tc>
           <w:tcPr>
@@ -653,7 +694,7 @@
     </w:tbl>
     <w:p>
       <w:pPr>
-        <w:pStyle w:val="a4"/>
+        <w:pStyle w:val="12"/>
         <w:widowControl w:val="0"/>
       </w:pPr>
     </w:p>
@@ -663,7 +704,7 @@
         <w:sectPr>
           <w:pgSz w:w="11906" w:h="16839"/>
           <w:pgMar w:top="1431" w:right="1015" w:bottom="0" w:left="1785" w:header="0" w:footer="0" w:gutter="0"/>
-          <w:cols w:space="720"/>
+          <w:cols w:space="720" w:num="1"/>
         </w:sectPr>
       </w:pPr>
     </w:p>
@@ -680,7 +721,7 @@
       </w:sdtPr>
       <w:sdtEndPr>
         <w:rPr>
-          <w:rFonts w:ascii="Times New Roman" w:eastAsia="Times New Roman" w:hAnsi="Times New Roman" w:cs="Times New Roman"/>
+          <w:rFonts w:ascii="Times New Roman" w:hAnsi="Times New Roman" w:eastAsia="Times New Roman" w:cs="Times New Roman"/>
           <w:szCs w:val="24"/>
         </w:rPr>
       </w:sdtEndPr>
@@ -691,507 +732,871 @@
             <w:spacing w:line="240" w:lineRule="auto"/>
             <w:jc w:val="center"/>
           </w:pPr>
-          <w:proofErr w:type="spellStart"/>
           <w:r>
             <w:rPr>
               <w:rFonts w:ascii="宋体" w:hAnsi="宋体"/>
             </w:rPr>
             <w:t>目录</w:t>
           </w:r>
-          <w:proofErr w:type="spellEnd"/>
         </w:p>
         <w:p>
           <w:pPr>
-            <w:pStyle w:val="10"/>
+            <w:pStyle w:val="17"/>
             <w:tabs>
               <w:tab w:val="right" w:leader="dot" w:pos="8492"/>
             </w:tabs>
           </w:pPr>
           <w:r>
             <w:rPr>
-              <w:rFonts w:ascii="Times New Roman" w:eastAsia="Times New Roman" w:hAnsi="Times New Roman" w:cs="Times New Roman"/>
+              <w:rFonts w:ascii="Times New Roman" w:hAnsi="Times New Roman" w:eastAsia="Times New Roman" w:cs="Times New Roman"/>
               <w:szCs w:val="24"/>
             </w:rPr>
             <w:fldChar w:fldCharType="begin"/>
           </w:r>
           <w:r>
             <w:rPr>
-              <w:rFonts w:ascii="Times New Roman" w:eastAsia="Times New Roman" w:hAnsi="Times New Roman" w:cs="Times New Roman"/>
+              <w:rFonts w:ascii="Times New Roman" w:hAnsi="Times New Roman" w:eastAsia="Times New Roman" w:cs="Times New Roman"/>
               <w:szCs w:val="24"/>
             </w:rPr>
             <w:instrText xml:space="preserve">TOC \o "1-3" \h \u </w:instrText>
           </w:r>
           <w:r>
             <w:rPr>
-              <w:rFonts w:ascii="Times New Roman" w:eastAsia="Times New Roman" w:hAnsi="Times New Roman" w:cs="Times New Roman"/>
+              <w:rFonts w:ascii="Times New Roman" w:hAnsi="Times New Roman" w:eastAsia="Times New Roman" w:cs="Times New Roman"/>
               <w:szCs w:val="24"/>
             </w:rPr>
             <w:fldChar w:fldCharType="separate"/>
           </w:r>
-          <w:hyperlink w:anchor="_Toc18105" w:history="1">
-            <w:r>
-              <w:t>2025</w:t>
-            </w:r>
-            <w:r>
-              <w:t>年运维服务质量管理计划</w:t>
-            </w:r>
-            <w:r>
-              <w:tab/>
-            </w:r>
-            <w:r>
-              <w:fldChar w:fldCharType="begin"/>
-            </w:r>
-            <w:r>
-              <w:instrText xml:space="preserve"> PAGEREF _Toc18105 \h </w:instrText>
-            </w:r>
-            <w:r>
-              <w:fldChar w:fldCharType="separate"/>
-            </w:r>
-            <w:r>
-              <w:t>1</w:t>
-            </w:r>
-            <w:r>
-              <w:fldChar w:fldCharType="end"/>
-            </w:r>
-          </w:hyperlink>
+          <w:r>
+            <w:rPr>
+              <w:rFonts w:ascii="Times New Roman" w:hAnsi="Times New Roman" w:eastAsia="Times New Roman" w:cs="Times New Roman"/>
+              <w:szCs w:val="24"/>
+            </w:rPr>
+            <w:fldChar w:fldCharType="begin"/>
+          </w:r>
+          <w:r>
+            <w:rPr>
+              <w:rFonts w:ascii="Times New Roman" w:hAnsi="Times New Roman" w:eastAsia="Times New Roman" w:cs="Times New Roman"/>
+              <w:szCs w:val="24"/>
+            </w:rPr>
+            <w:instrText xml:space="preserve"> HYPERLINK \l _Toc27996 </w:instrText>
+          </w:r>
+          <w:r>
+            <w:rPr>
+              <w:rFonts w:ascii="Times New Roman" w:hAnsi="Times New Roman" w:eastAsia="Times New Roman" w:cs="Times New Roman"/>
+              <w:szCs w:val="24"/>
+            </w:rPr>
+            <w:fldChar w:fldCharType="separate"/>
+          </w:r>
+          <w:r>
+            <w:t>2025年运维服务质量管理计划</w:t>
+          </w:r>
+          <w:r>
+            <w:tab/>
+          </w:r>
+          <w:r>
+            <w:fldChar w:fldCharType="begin"/>
+          </w:r>
+          <w:r>
+            <w:instrText xml:space="preserve"> PAGEREF _Toc27996 \h </w:instrText>
+          </w:r>
+          <w:r>
+            <w:fldChar w:fldCharType="separate"/>
+          </w:r>
+          <w:r>
+            <w:t>1</w:t>
+          </w:r>
+          <w:r>
+            <w:fldChar w:fldCharType="end"/>
+          </w:r>
+          <w:r>
+            <w:rPr>
+              <w:rFonts w:ascii="Times New Roman" w:hAnsi="Times New Roman" w:eastAsia="Times New Roman" w:cs="Times New Roman"/>
+              <w:szCs w:val="24"/>
+            </w:rPr>
+            <w:fldChar w:fldCharType="end"/>
+          </w:r>
         </w:p>
         <w:p>
           <w:pPr>
-            <w:pStyle w:val="10"/>
+            <w:pStyle w:val="17"/>
             <w:tabs>
               <w:tab w:val="right" w:leader="dot" w:pos="8492"/>
             </w:tabs>
           </w:pPr>
-          <w:hyperlink w:anchor="_Toc21546" w:history="1">
-            <w:r>
-              <w:t>江苏云储智能科技有限公司</w:t>
-            </w:r>
-            <w:r>
-              <w:tab/>
-            </w:r>
-            <w:r>
-              <w:fldChar w:fldCharType="begin"/>
-            </w:r>
-            <w:r>
-              <w:instrText xml:space="preserve"> PAGEREF _Toc21546 \h </w:instrText>
-            </w:r>
-            <w:r>
-              <w:fldChar w:fldCharType="separate"/>
-            </w:r>
-            <w:r>
-              <w:t>1</w:t>
-            </w:r>
-            <w:r>
-              <w:fldChar w:fldCharType="end"/>
-            </w:r>
-          </w:hyperlink>
+          <w:r>
+            <w:rPr>
+              <w:rFonts w:ascii="Times New Roman" w:hAnsi="Times New Roman" w:eastAsia="Times New Roman" w:cs="Times New Roman"/>
+              <w:szCs w:val="24"/>
+            </w:rPr>
+            <w:fldChar w:fldCharType="begin"/>
+          </w:r>
+          <w:r>
+            <w:rPr>
+              <w:rFonts w:ascii="Times New Roman" w:hAnsi="Times New Roman" w:eastAsia="Times New Roman" w:cs="Times New Roman"/>
+              <w:szCs w:val="24"/>
+            </w:rPr>
+            <w:instrText xml:space="preserve"> HYPERLINK \l _Toc16884 </w:instrText>
+          </w:r>
+          <w:r>
+            <w:rPr>
+              <w:rFonts w:ascii="Times New Roman" w:hAnsi="Times New Roman" w:eastAsia="Times New Roman" w:cs="Times New Roman"/>
+              <w:szCs w:val="24"/>
+            </w:rPr>
+            <w:fldChar w:fldCharType="separate"/>
+          </w:r>
+          <w:r>
+            <w:t>江苏云储智能科技有限公司</w:t>
+          </w:r>
+          <w:r>
+            <w:tab/>
+          </w:r>
+          <w:r>
+            <w:fldChar w:fldCharType="begin"/>
+          </w:r>
+          <w:r>
+            <w:instrText xml:space="preserve"> PAGEREF _Toc16884 \h </w:instrText>
+          </w:r>
+          <w:r>
+            <w:fldChar w:fldCharType="separate"/>
+          </w:r>
+          <w:r>
+            <w:t>1</w:t>
+          </w:r>
+          <w:r>
+            <w:fldChar w:fldCharType="end"/>
+          </w:r>
+          <w:r>
+            <w:rPr>
+              <w:rFonts w:ascii="Times New Roman" w:hAnsi="Times New Roman" w:eastAsia="Times New Roman" w:cs="Times New Roman"/>
+              <w:szCs w:val="24"/>
+            </w:rPr>
+            <w:fldChar w:fldCharType="end"/>
+          </w:r>
         </w:p>
         <w:p>
           <w:pPr>
-            <w:pStyle w:val="10"/>
+            <w:pStyle w:val="17"/>
             <w:tabs>
               <w:tab w:val="right" w:leader="dot" w:pos="8492"/>
             </w:tabs>
           </w:pPr>
-          <w:hyperlink w:anchor="_Toc3597" w:history="1">
-            <w:r>
-              <w:rPr>
-                <w:rFonts w:ascii="宋体" w:eastAsia="宋体" w:hAnsi="宋体" w:cs="宋体"/>
-                <w:spacing w:val="-3"/>
-                <w:szCs w:val="28"/>
-              </w:rPr>
-              <w:t>文档信息</w:t>
-            </w:r>
-            <w:r>
-              <w:tab/>
-            </w:r>
-            <w:r>
-              <w:fldChar w:fldCharType="begin"/>
-            </w:r>
-            <w:r>
-              <w:instrText xml:space="preserve"> PAGEREF _Toc3597 \h </w:instrText>
-            </w:r>
-            <w:r>
-              <w:fldChar w:fldCharType="separate"/>
-            </w:r>
-            <w:r>
-              <w:t>2</w:t>
-            </w:r>
-            <w:r>
-              <w:fldChar w:fldCharType="end"/>
-            </w:r>
-          </w:hyperlink>
+          <w:r>
+            <w:rPr>
+              <w:rFonts w:ascii="Times New Roman" w:hAnsi="Times New Roman" w:eastAsia="Times New Roman" w:cs="Times New Roman"/>
+              <w:szCs w:val="24"/>
+            </w:rPr>
+            <w:fldChar w:fldCharType="begin"/>
+          </w:r>
+          <w:r>
+            <w:rPr>
+              <w:rFonts w:ascii="Times New Roman" w:hAnsi="Times New Roman" w:eastAsia="Times New Roman" w:cs="Times New Roman"/>
+              <w:szCs w:val="24"/>
+            </w:rPr>
+            <w:instrText xml:space="preserve"> HYPERLINK \l _Toc7144 </w:instrText>
+          </w:r>
+          <w:r>
+            <w:rPr>
+              <w:rFonts w:ascii="Times New Roman" w:hAnsi="Times New Roman" w:eastAsia="Times New Roman" w:cs="Times New Roman"/>
+              <w:szCs w:val="24"/>
+            </w:rPr>
+            <w:fldChar w:fldCharType="separate"/>
+          </w:r>
+          <w:r>
+            <w:rPr>
+              <w:rFonts w:ascii="宋体" w:hAnsi="宋体" w:cs="宋体"/>
+              <w:spacing w:val="-3"/>
+              <w:szCs w:val="28"/>
+            </w:rPr>
+            <w:t>文档信息</w:t>
+          </w:r>
+          <w:r>
+            <w:tab/>
+          </w:r>
+          <w:r>
+            <w:fldChar w:fldCharType="begin"/>
+          </w:r>
+          <w:r>
+            <w:instrText xml:space="preserve"> PAGEREF _Toc7144 \h </w:instrText>
+          </w:r>
+          <w:r>
+            <w:fldChar w:fldCharType="separate"/>
+          </w:r>
+          <w:r>
+            <w:t>2</w:t>
+          </w:r>
+          <w:r>
+            <w:fldChar w:fldCharType="end"/>
+          </w:r>
+          <w:r>
+            <w:rPr>
+              <w:rFonts w:ascii="Times New Roman" w:hAnsi="Times New Roman" w:eastAsia="Times New Roman" w:cs="Times New Roman"/>
+              <w:szCs w:val="24"/>
+            </w:rPr>
+            <w:fldChar w:fldCharType="end"/>
+          </w:r>
         </w:p>
         <w:p>
           <w:pPr>
-            <w:pStyle w:val="10"/>
+            <w:pStyle w:val="17"/>
             <w:tabs>
               <w:tab w:val="right" w:leader="dot" w:pos="8492"/>
             </w:tabs>
           </w:pPr>
-          <w:hyperlink w:anchor="_Toc4587" w:history="1">
-            <w:r>
-              <w:t xml:space="preserve">1. </w:t>
-            </w:r>
-            <w:r>
-              <w:t>目的</w:t>
-            </w:r>
-            <w:r>
-              <w:tab/>
-            </w:r>
-            <w:r>
-              <w:fldChar w:fldCharType="begin"/>
-            </w:r>
-            <w:r>
-              <w:instrText xml:space="preserve"> PAGEREF _Toc4587 \h </w:instrText>
-            </w:r>
-            <w:r>
-              <w:fldChar w:fldCharType="separate"/>
-            </w:r>
-            <w:r>
-              <w:t>4</w:t>
-            </w:r>
-            <w:r>
-              <w:fldChar w:fldCharType="end"/>
-            </w:r>
-          </w:hyperlink>
+          <w:r>
+            <w:rPr>
+              <w:rFonts w:ascii="Times New Roman" w:hAnsi="Times New Roman" w:eastAsia="Times New Roman" w:cs="Times New Roman"/>
+              <w:szCs w:val="24"/>
+            </w:rPr>
+            <w:fldChar w:fldCharType="begin"/>
+          </w:r>
+          <w:r>
+            <w:rPr>
+              <w:rFonts w:ascii="Times New Roman" w:hAnsi="Times New Roman" w:eastAsia="Times New Roman" w:cs="Times New Roman"/>
+              <w:szCs w:val="24"/>
+            </w:rPr>
+            <w:instrText xml:space="preserve"> HYPERLINK \l _Toc11718 </w:instrText>
+          </w:r>
+          <w:r>
+            <w:rPr>
+              <w:rFonts w:ascii="Times New Roman" w:hAnsi="Times New Roman" w:eastAsia="Times New Roman" w:cs="Times New Roman"/>
+              <w:szCs w:val="24"/>
+            </w:rPr>
+            <w:fldChar w:fldCharType="separate"/>
+          </w:r>
+          <w:r>
+            <w:rPr>
+              <w:rFonts w:hint="default"/>
+            </w:rPr>
+            <w:t xml:space="preserve">1. </w:t>
+          </w:r>
+          <w:r>
+            <w:t>目的</w:t>
+          </w:r>
+          <w:r>
+            <w:tab/>
+          </w:r>
+          <w:r>
+            <w:fldChar w:fldCharType="begin"/>
+          </w:r>
+          <w:r>
+            <w:instrText xml:space="preserve"> PAGEREF _Toc11718 \h </w:instrText>
+          </w:r>
+          <w:r>
+            <w:fldChar w:fldCharType="separate"/>
+          </w:r>
+          <w:r>
+            <w:t>4</w:t>
+          </w:r>
+          <w:r>
+            <w:fldChar w:fldCharType="end"/>
+          </w:r>
+          <w:r>
+            <w:rPr>
+              <w:rFonts w:ascii="Times New Roman" w:hAnsi="Times New Roman" w:eastAsia="Times New Roman" w:cs="Times New Roman"/>
+              <w:szCs w:val="24"/>
+            </w:rPr>
+            <w:fldChar w:fldCharType="end"/>
+          </w:r>
         </w:p>
         <w:p>
           <w:pPr>
-            <w:pStyle w:val="10"/>
+            <w:pStyle w:val="17"/>
             <w:tabs>
               <w:tab w:val="right" w:leader="dot" w:pos="8492"/>
             </w:tabs>
           </w:pPr>
-          <w:hyperlink w:anchor="_Toc10541" w:history="1">
-            <w:r>
-              <w:t xml:space="preserve">2. </w:t>
-            </w:r>
-            <w:r>
-              <w:t>适用范围</w:t>
-            </w:r>
-            <w:r>
-              <w:tab/>
-            </w:r>
-            <w:r>
-              <w:fldChar w:fldCharType="begin"/>
-            </w:r>
-            <w:r>
-              <w:instrText xml:space="preserve"> PAGEREF _Toc10541 \h </w:instrText>
-            </w:r>
-            <w:r>
-              <w:fldChar w:fldCharType="separate"/>
-            </w:r>
-            <w:r>
-              <w:t>4</w:t>
-            </w:r>
-            <w:r>
-              <w:fldChar w:fldCharType="end"/>
-            </w:r>
-          </w:hyperlink>
+          <w:r>
+            <w:rPr>
+              <w:rFonts w:ascii="Times New Roman" w:hAnsi="Times New Roman" w:eastAsia="Times New Roman" w:cs="Times New Roman"/>
+              <w:szCs w:val="24"/>
+            </w:rPr>
+            <w:fldChar w:fldCharType="begin"/>
+          </w:r>
+          <w:r>
+            <w:rPr>
+              <w:rFonts w:ascii="Times New Roman" w:hAnsi="Times New Roman" w:eastAsia="Times New Roman" w:cs="Times New Roman"/>
+              <w:szCs w:val="24"/>
+            </w:rPr>
+            <w:instrText xml:space="preserve"> HYPERLINK \l _Toc25648 </w:instrText>
+          </w:r>
+          <w:r>
+            <w:rPr>
+              <w:rFonts w:ascii="Times New Roman" w:hAnsi="Times New Roman" w:eastAsia="Times New Roman" w:cs="Times New Roman"/>
+              <w:szCs w:val="24"/>
+            </w:rPr>
+            <w:fldChar w:fldCharType="separate"/>
+          </w:r>
+          <w:r>
+            <w:rPr>
+              <w:rFonts w:hint="default"/>
+            </w:rPr>
+            <w:t xml:space="preserve">2. </w:t>
+          </w:r>
+          <w:r>
+            <w:t>适用范围</w:t>
+          </w:r>
+          <w:r>
+            <w:tab/>
+          </w:r>
+          <w:r>
+            <w:fldChar w:fldCharType="begin"/>
+          </w:r>
+          <w:r>
+            <w:instrText xml:space="preserve"> PAGEREF _Toc25648 \h </w:instrText>
+          </w:r>
+          <w:r>
+            <w:fldChar w:fldCharType="separate"/>
+          </w:r>
+          <w:r>
+            <w:t>4</w:t>
+          </w:r>
+          <w:r>
+            <w:fldChar w:fldCharType="end"/>
+          </w:r>
+          <w:r>
+            <w:rPr>
+              <w:rFonts w:ascii="Times New Roman" w:hAnsi="Times New Roman" w:eastAsia="Times New Roman" w:cs="Times New Roman"/>
+              <w:szCs w:val="24"/>
+            </w:rPr>
+            <w:fldChar w:fldCharType="end"/>
+          </w:r>
         </w:p>
         <w:p>
           <w:pPr>
-            <w:pStyle w:val="10"/>
+            <w:pStyle w:val="17"/>
             <w:tabs>
               <w:tab w:val="right" w:leader="dot" w:pos="8492"/>
             </w:tabs>
           </w:pPr>
-          <w:hyperlink w:anchor="_Toc5256" w:history="1">
-            <w:r>
-              <w:t xml:space="preserve">3. </w:t>
-            </w:r>
-            <w:r>
-              <w:t>引用文件</w:t>
-            </w:r>
-            <w:r>
-              <w:tab/>
-            </w:r>
-            <w:r>
-              <w:fldChar w:fldCharType="begin"/>
-            </w:r>
-            <w:r>
-              <w:instrText xml:space="preserve"> PAGEREF _Toc5256 \h </w:instrText>
-            </w:r>
-            <w:r>
-              <w:fldChar w:fldCharType="separate"/>
-            </w:r>
-            <w:r>
-              <w:t>4</w:t>
-            </w:r>
-            <w:r>
-              <w:fldChar w:fldCharType="end"/>
-            </w:r>
-          </w:hyperlink>
+          <w:r>
+            <w:rPr>
+              <w:rFonts w:ascii="Times New Roman" w:hAnsi="Times New Roman" w:eastAsia="Times New Roman" w:cs="Times New Roman"/>
+              <w:szCs w:val="24"/>
+            </w:rPr>
+            <w:fldChar w:fldCharType="begin"/>
+          </w:r>
+          <w:r>
+            <w:rPr>
+              <w:rFonts w:ascii="Times New Roman" w:hAnsi="Times New Roman" w:eastAsia="Times New Roman" w:cs="Times New Roman"/>
+              <w:szCs w:val="24"/>
+            </w:rPr>
+            <w:instrText xml:space="preserve"> HYPERLINK \l _Toc23378 </w:instrText>
+          </w:r>
+          <w:r>
+            <w:rPr>
+              <w:rFonts w:ascii="Times New Roman" w:hAnsi="Times New Roman" w:eastAsia="Times New Roman" w:cs="Times New Roman"/>
+              <w:szCs w:val="24"/>
+            </w:rPr>
+            <w:fldChar w:fldCharType="separate"/>
+          </w:r>
+          <w:r>
+            <w:rPr>
+              <w:rFonts w:hint="default"/>
+            </w:rPr>
+            <w:t xml:space="preserve">3. </w:t>
+          </w:r>
+          <w:r>
+            <w:t>引用文件</w:t>
+          </w:r>
+          <w:r>
+            <w:tab/>
+          </w:r>
+          <w:r>
+            <w:fldChar w:fldCharType="begin"/>
+          </w:r>
+          <w:r>
+            <w:instrText xml:space="preserve"> PAGEREF _Toc23378 \h </w:instrText>
+          </w:r>
+          <w:r>
+            <w:fldChar w:fldCharType="separate"/>
+          </w:r>
+          <w:r>
+            <w:t>4</w:t>
+          </w:r>
+          <w:r>
+            <w:fldChar w:fldCharType="end"/>
+          </w:r>
+          <w:r>
+            <w:rPr>
+              <w:rFonts w:ascii="Times New Roman" w:hAnsi="Times New Roman" w:eastAsia="Times New Roman" w:cs="Times New Roman"/>
+              <w:szCs w:val="24"/>
+            </w:rPr>
+            <w:fldChar w:fldCharType="end"/>
+          </w:r>
         </w:p>
         <w:p>
           <w:pPr>
-            <w:pStyle w:val="10"/>
+            <w:pStyle w:val="17"/>
             <w:tabs>
               <w:tab w:val="right" w:leader="dot" w:pos="8492"/>
             </w:tabs>
           </w:pPr>
-          <w:hyperlink w:anchor="_Toc12805" w:history="1">
-            <w:r>
-              <w:t xml:space="preserve">4. </w:t>
-            </w:r>
-            <w:r>
-              <w:t>术语与定义</w:t>
-            </w:r>
-            <w:r>
-              <w:tab/>
-            </w:r>
-            <w:r>
-              <w:fldChar w:fldCharType="begin"/>
-            </w:r>
-            <w:r>
-              <w:instrText xml:space="preserve"> PAGEREF _Toc12805 \h </w:instrText>
-            </w:r>
-            <w:r>
-              <w:fldChar w:fldCharType="separate"/>
-            </w:r>
-            <w:r>
-              <w:t>4</w:t>
-            </w:r>
-            <w:r>
-              <w:fldChar w:fldCharType="end"/>
-            </w:r>
-          </w:hyperlink>
+          <w:r>
+            <w:rPr>
+              <w:rFonts w:ascii="Times New Roman" w:hAnsi="Times New Roman" w:eastAsia="Times New Roman" w:cs="Times New Roman"/>
+              <w:szCs w:val="24"/>
+            </w:rPr>
+            <w:fldChar w:fldCharType="begin"/>
+          </w:r>
+          <w:r>
+            <w:rPr>
+              <w:rFonts w:ascii="Times New Roman" w:hAnsi="Times New Roman" w:eastAsia="Times New Roman" w:cs="Times New Roman"/>
+              <w:szCs w:val="24"/>
+            </w:rPr>
+            <w:instrText xml:space="preserve"> HYPERLINK \l _Toc19320 </w:instrText>
+          </w:r>
+          <w:r>
+            <w:rPr>
+              <w:rFonts w:ascii="Times New Roman" w:hAnsi="Times New Roman" w:eastAsia="Times New Roman" w:cs="Times New Roman"/>
+              <w:szCs w:val="24"/>
+            </w:rPr>
+            <w:fldChar w:fldCharType="separate"/>
+          </w:r>
+          <w:r>
+            <w:rPr>
+              <w:rFonts w:hint="default"/>
+            </w:rPr>
+            <w:t xml:space="preserve">4. </w:t>
+          </w:r>
+          <w:r>
+            <w:t>术语与定义</w:t>
+          </w:r>
+          <w:r>
+            <w:tab/>
+          </w:r>
+          <w:r>
+            <w:fldChar w:fldCharType="begin"/>
+          </w:r>
+          <w:r>
+            <w:instrText xml:space="preserve"> PAGEREF _Toc19320 \h </w:instrText>
+          </w:r>
+          <w:r>
+            <w:fldChar w:fldCharType="separate"/>
+          </w:r>
+          <w:r>
+            <w:t>4</w:t>
+          </w:r>
+          <w:r>
+            <w:fldChar w:fldCharType="end"/>
+          </w:r>
+          <w:r>
+            <w:rPr>
+              <w:rFonts w:ascii="Times New Roman" w:hAnsi="Times New Roman" w:eastAsia="Times New Roman" w:cs="Times New Roman"/>
+              <w:szCs w:val="24"/>
+            </w:rPr>
+            <w:fldChar w:fldCharType="end"/>
+          </w:r>
         </w:p>
         <w:p>
           <w:pPr>
-            <w:pStyle w:val="10"/>
+            <w:pStyle w:val="17"/>
             <w:tabs>
               <w:tab w:val="right" w:leader="dot" w:pos="8492"/>
             </w:tabs>
           </w:pPr>
-          <w:hyperlink w:anchor="_Toc8718" w:history="1">
-            <w:r>
-              <w:t xml:space="preserve">5. </w:t>
-            </w:r>
-            <w:r>
-              <w:t>角色与职责</w:t>
-            </w:r>
-            <w:r>
-              <w:tab/>
-            </w:r>
-            <w:r>
-              <w:fldChar w:fldCharType="begin"/>
-            </w:r>
-            <w:r>
-              <w:instrText xml:space="preserve"> PAGEREF _Toc8718 \h </w:instrText>
-            </w:r>
-            <w:r>
-              <w:fldChar w:fldCharType="separate"/>
-            </w:r>
-            <w:r>
-              <w:t>4</w:t>
-            </w:r>
-            <w:r>
-              <w:fldChar w:fldCharType="end"/>
-            </w:r>
-          </w:hyperlink>
+          <w:r>
+            <w:rPr>
+              <w:rFonts w:ascii="Times New Roman" w:hAnsi="Times New Roman" w:eastAsia="Times New Roman" w:cs="Times New Roman"/>
+              <w:szCs w:val="24"/>
+            </w:rPr>
+            <w:fldChar w:fldCharType="begin"/>
+          </w:r>
+          <w:r>
+            <w:rPr>
+              <w:rFonts w:ascii="Times New Roman" w:hAnsi="Times New Roman" w:eastAsia="Times New Roman" w:cs="Times New Roman"/>
+              <w:szCs w:val="24"/>
+            </w:rPr>
+            <w:instrText xml:space="preserve"> HYPERLINK \l _Toc19540 </w:instrText>
+          </w:r>
+          <w:r>
+            <w:rPr>
+              <w:rFonts w:ascii="Times New Roman" w:hAnsi="Times New Roman" w:eastAsia="Times New Roman" w:cs="Times New Roman"/>
+              <w:szCs w:val="24"/>
+            </w:rPr>
+            <w:fldChar w:fldCharType="separate"/>
+          </w:r>
+          <w:r>
+            <w:rPr>
+              <w:rFonts w:hint="default"/>
+            </w:rPr>
+            <w:t xml:space="preserve">5. </w:t>
+          </w:r>
+          <w:r>
+            <w:t>角色与职责</w:t>
+          </w:r>
+          <w:r>
+            <w:tab/>
+          </w:r>
+          <w:r>
+            <w:fldChar w:fldCharType="begin"/>
+          </w:r>
+          <w:r>
+            <w:instrText xml:space="preserve"> PAGEREF _Toc19540 \h </w:instrText>
+          </w:r>
+          <w:r>
+            <w:fldChar w:fldCharType="separate"/>
+          </w:r>
+          <w:r>
+            <w:t>4</w:t>
+          </w:r>
+          <w:r>
+            <w:fldChar w:fldCharType="end"/>
+          </w:r>
+          <w:r>
+            <w:rPr>
+              <w:rFonts w:ascii="Times New Roman" w:hAnsi="Times New Roman" w:eastAsia="Times New Roman" w:cs="Times New Roman"/>
+              <w:szCs w:val="24"/>
+            </w:rPr>
+            <w:fldChar w:fldCharType="end"/>
+          </w:r>
         </w:p>
         <w:p>
           <w:pPr>
-            <w:pStyle w:val="10"/>
+            <w:pStyle w:val="17"/>
             <w:tabs>
               <w:tab w:val="right" w:leader="dot" w:pos="8492"/>
             </w:tabs>
           </w:pPr>
-          <w:hyperlink w:anchor="_Toc740" w:history="1">
-            <w:r>
-              <w:t xml:space="preserve">6. </w:t>
-            </w:r>
-            <w:r>
-              <w:t>服务质量管理活动</w:t>
-            </w:r>
-            <w:r>
-              <w:tab/>
-            </w:r>
-            <w:r>
-              <w:fldChar w:fldCharType="begin"/>
-            </w:r>
-            <w:r>
-              <w:instrText xml:space="preserve"> PAGEREF _Toc740 \h </w:instrText>
-            </w:r>
-            <w:r>
-              <w:fldChar w:fldCharType="separate"/>
-            </w:r>
-            <w:r>
-              <w:t>5</w:t>
-            </w:r>
-            <w:r>
-              <w:fldChar w:fldCharType="end"/>
-            </w:r>
-          </w:hyperlink>
+          <w:r>
+            <w:rPr>
+              <w:rFonts w:ascii="Times New Roman" w:hAnsi="Times New Roman" w:eastAsia="Times New Roman" w:cs="Times New Roman"/>
+              <w:szCs w:val="24"/>
+            </w:rPr>
+            <w:fldChar w:fldCharType="begin"/>
+          </w:r>
+          <w:r>
+            <w:rPr>
+              <w:rFonts w:ascii="Times New Roman" w:hAnsi="Times New Roman" w:eastAsia="Times New Roman" w:cs="Times New Roman"/>
+              <w:szCs w:val="24"/>
+            </w:rPr>
+            <w:instrText xml:space="preserve"> HYPERLINK \l _Toc8200 </w:instrText>
+          </w:r>
+          <w:r>
+            <w:rPr>
+              <w:rFonts w:ascii="Times New Roman" w:hAnsi="Times New Roman" w:eastAsia="Times New Roman" w:cs="Times New Roman"/>
+              <w:szCs w:val="24"/>
+            </w:rPr>
+            <w:fldChar w:fldCharType="separate"/>
+          </w:r>
+          <w:r>
+            <w:rPr>
+              <w:rFonts w:hint="default"/>
+            </w:rPr>
+            <w:t xml:space="preserve">6. </w:t>
+          </w:r>
+          <w:r>
+            <w:t>服务质量管理活动</w:t>
+          </w:r>
+          <w:r>
+            <w:tab/>
+          </w:r>
+          <w:r>
+            <w:fldChar w:fldCharType="begin"/>
+          </w:r>
+          <w:r>
+            <w:instrText xml:space="preserve"> PAGEREF _Toc8200 \h </w:instrText>
+          </w:r>
+          <w:r>
+            <w:fldChar w:fldCharType="separate"/>
+          </w:r>
+          <w:r>
+            <w:t>5</w:t>
+          </w:r>
+          <w:r>
+            <w:fldChar w:fldCharType="end"/>
+          </w:r>
+          <w:r>
+            <w:rPr>
+              <w:rFonts w:ascii="Times New Roman" w:hAnsi="Times New Roman" w:eastAsia="Times New Roman" w:cs="Times New Roman"/>
+              <w:szCs w:val="24"/>
+            </w:rPr>
+            <w:fldChar w:fldCharType="end"/>
+          </w:r>
         </w:p>
         <w:p>
           <w:pPr>
-            <w:pStyle w:val="20"/>
+            <w:pStyle w:val="18"/>
             <w:tabs>
               <w:tab w:val="right" w:leader="dot" w:pos="8492"/>
             </w:tabs>
           </w:pPr>
-          <w:hyperlink w:anchor="_Toc28225" w:history="1">
-            <w:r>
-              <w:t>运维服务能力</w:t>
-            </w:r>
-            <w:r>
-              <w:rPr>
-                <w:rFonts w:hint="eastAsia"/>
-                <w:lang w:eastAsia="zh-CN"/>
-              </w:rPr>
-              <w:t>内部评审</w:t>
-            </w:r>
-            <w:r>
-              <w:tab/>
-            </w:r>
-            <w:r>
-              <w:fldChar w:fldCharType="begin"/>
-            </w:r>
-            <w:r>
-              <w:instrText xml:space="preserve"> PAGEREF _Toc28225 \h </w:instrText>
-            </w:r>
-            <w:r>
-              <w:fldChar w:fldCharType="separate"/>
-            </w:r>
-            <w:r>
-              <w:t>5</w:t>
-            </w:r>
-            <w:r>
-              <w:fldChar w:fldCharType="end"/>
-            </w:r>
-          </w:hyperlink>
+          <w:r>
+            <w:rPr>
+              <w:rFonts w:ascii="Times New Roman" w:hAnsi="Times New Roman" w:eastAsia="Times New Roman" w:cs="Times New Roman"/>
+              <w:szCs w:val="24"/>
+            </w:rPr>
+            <w:fldChar w:fldCharType="begin"/>
+          </w:r>
+          <w:r>
+            <w:rPr>
+              <w:rFonts w:ascii="Times New Roman" w:hAnsi="Times New Roman" w:eastAsia="Times New Roman" w:cs="Times New Roman"/>
+              <w:szCs w:val="24"/>
+            </w:rPr>
+            <w:instrText xml:space="preserve"> HYPERLINK \l _Toc895 </w:instrText>
+          </w:r>
+          <w:r>
+            <w:rPr>
+              <w:rFonts w:ascii="Times New Roman" w:hAnsi="Times New Roman" w:eastAsia="Times New Roman" w:cs="Times New Roman"/>
+              <w:szCs w:val="24"/>
+            </w:rPr>
+            <w:fldChar w:fldCharType="separate"/>
+          </w:r>
+          <w:r>
+            <w:rPr>
+              <w:rFonts w:hint="default"/>
+            </w:rPr>
+            <w:t xml:space="preserve">6.1. </w:t>
+          </w:r>
+          <w:r>
+            <w:t>运维服务能力</w:t>
+          </w:r>
+          <w:r>
+            <w:rPr>
+              <w:rFonts w:hint="eastAsia"/>
+              <w:lang w:eastAsia="zh-CN"/>
+            </w:rPr>
+            <w:t>内部评审</w:t>
+          </w:r>
+          <w:r>
+            <w:tab/>
+          </w:r>
+          <w:r>
+            <w:fldChar w:fldCharType="begin"/>
+          </w:r>
+          <w:r>
+            <w:instrText xml:space="preserve"> PAGEREF _Toc895 \h </w:instrText>
+          </w:r>
+          <w:r>
+            <w:fldChar w:fldCharType="separate"/>
+          </w:r>
+          <w:r>
+            <w:t>5</w:t>
+          </w:r>
+          <w:r>
+            <w:fldChar w:fldCharType="end"/>
+          </w:r>
+          <w:r>
+            <w:rPr>
+              <w:rFonts w:ascii="Times New Roman" w:hAnsi="Times New Roman" w:eastAsia="Times New Roman" w:cs="Times New Roman"/>
+              <w:szCs w:val="24"/>
+            </w:rPr>
+            <w:fldChar w:fldCharType="end"/>
+          </w:r>
         </w:p>
         <w:p>
           <w:pPr>
-            <w:pStyle w:val="20"/>
+            <w:pStyle w:val="18"/>
             <w:tabs>
               <w:tab w:val="right" w:leader="dot" w:pos="8492"/>
             </w:tabs>
           </w:pPr>
-          <w:hyperlink w:anchor="_Toc24703" w:history="1">
-            <w:r>
-              <w:t xml:space="preserve">6.1. </w:t>
-            </w:r>
-            <w:r>
-              <w:t>运维服务能力管理评审</w:t>
-            </w:r>
-            <w:r>
-              <w:tab/>
-            </w:r>
-            <w:r>
-              <w:fldChar w:fldCharType="begin"/>
-            </w:r>
-            <w:r>
-              <w:instrText xml:space="preserve"> PAGEREF _Toc24703 \h </w:instrText>
-            </w:r>
-            <w:r>
-              <w:fldChar w:fldCharType="separate"/>
-            </w:r>
-            <w:r>
-              <w:t>6</w:t>
-            </w:r>
-            <w:r>
-              <w:fldChar w:fldCharType="end"/>
-            </w:r>
-          </w:hyperlink>
+          <w:r>
+            <w:rPr>
+              <w:rFonts w:ascii="Times New Roman" w:hAnsi="Times New Roman" w:eastAsia="Times New Roman" w:cs="Times New Roman"/>
+              <w:szCs w:val="24"/>
+            </w:rPr>
+            <w:fldChar w:fldCharType="begin"/>
+          </w:r>
+          <w:r>
+            <w:rPr>
+              <w:rFonts w:ascii="Times New Roman" w:hAnsi="Times New Roman" w:eastAsia="Times New Roman" w:cs="Times New Roman"/>
+              <w:szCs w:val="24"/>
+            </w:rPr>
+            <w:instrText xml:space="preserve"> HYPERLINK \l _Toc22803 </w:instrText>
+          </w:r>
+          <w:r>
+            <w:rPr>
+              <w:rFonts w:ascii="Times New Roman" w:hAnsi="Times New Roman" w:eastAsia="Times New Roman" w:cs="Times New Roman"/>
+              <w:szCs w:val="24"/>
+            </w:rPr>
+            <w:fldChar w:fldCharType="separate"/>
+          </w:r>
+          <w:r>
+            <w:rPr>
+              <w:rFonts w:hint="default"/>
+            </w:rPr>
+            <w:t xml:space="preserve">6.2. </w:t>
+          </w:r>
+          <w:r>
+            <w:t>运维服务能力管理评审</w:t>
+          </w:r>
+          <w:r>
+            <w:tab/>
+          </w:r>
+          <w:r>
+            <w:fldChar w:fldCharType="begin"/>
+          </w:r>
+          <w:r>
+            <w:instrText xml:space="preserve"> PAGEREF _Toc22803 \h </w:instrText>
+          </w:r>
+          <w:r>
+            <w:fldChar w:fldCharType="separate"/>
+          </w:r>
+          <w:r>
+            <w:t>6</w:t>
+          </w:r>
+          <w:r>
+            <w:fldChar w:fldCharType="end"/>
+          </w:r>
+          <w:r>
+            <w:rPr>
+              <w:rFonts w:ascii="Times New Roman" w:hAnsi="Times New Roman" w:eastAsia="Times New Roman" w:cs="Times New Roman"/>
+              <w:szCs w:val="24"/>
+            </w:rPr>
+            <w:fldChar w:fldCharType="end"/>
+          </w:r>
         </w:p>
         <w:p>
           <w:pPr>
-            <w:pStyle w:val="20"/>
+            <w:pStyle w:val="18"/>
             <w:tabs>
               <w:tab w:val="right" w:leader="dot" w:pos="8492"/>
             </w:tabs>
           </w:pPr>
-          <w:hyperlink w:anchor="_Toc4857" w:history="1">
-            <w:r>
-              <w:t xml:space="preserve">6.2. </w:t>
-            </w:r>
-            <w:r>
-              <w:t>客户满意度调查</w:t>
-            </w:r>
-            <w:r>
-              <w:rPr>
-                <w:rFonts w:hint="eastAsia"/>
-                <w:lang w:eastAsia="zh-CN"/>
-              </w:rPr>
-              <w:t>与分析</w:t>
-            </w:r>
-            <w:r>
-              <w:tab/>
-            </w:r>
-            <w:r>
-              <w:fldChar w:fldCharType="begin"/>
-            </w:r>
-            <w:r>
-              <w:instrText xml:space="preserve"> PAGEREF _Toc4857 \h </w:instrText>
-            </w:r>
-            <w:r>
-              <w:fldChar w:fldCharType="separate"/>
-            </w:r>
-            <w:r>
-              <w:t>6</w:t>
-            </w:r>
-            <w:r>
-              <w:fldChar w:fldCharType="end"/>
-            </w:r>
-          </w:hyperlink>
+          <w:r>
+            <w:rPr>
+              <w:rFonts w:ascii="Times New Roman" w:hAnsi="Times New Roman" w:eastAsia="Times New Roman" w:cs="Times New Roman"/>
+              <w:szCs w:val="24"/>
+            </w:rPr>
+            <w:fldChar w:fldCharType="begin"/>
+          </w:r>
+          <w:r>
+            <w:rPr>
+              <w:rFonts w:ascii="Times New Roman" w:hAnsi="Times New Roman" w:eastAsia="Times New Roman" w:cs="Times New Roman"/>
+              <w:szCs w:val="24"/>
+            </w:rPr>
+            <w:instrText xml:space="preserve"> HYPERLINK \l _Toc17763 </w:instrText>
+          </w:r>
+          <w:r>
+            <w:rPr>
+              <w:rFonts w:ascii="Times New Roman" w:hAnsi="Times New Roman" w:eastAsia="Times New Roman" w:cs="Times New Roman"/>
+              <w:szCs w:val="24"/>
+            </w:rPr>
+            <w:fldChar w:fldCharType="separate"/>
+          </w:r>
+          <w:r>
+            <w:rPr>
+              <w:rFonts w:hint="default"/>
+            </w:rPr>
+            <w:t xml:space="preserve">6.3. </w:t>
+          </w:r>
+          <w:r>
+            <w:t>客户满意度调查</w:t>
+          </w:r>
+          <w:r>
+            <w:rPr>
+              <w:rFonts w:hint="eastAsia"/>
+              <w:lang w:eastAsia="zh-CN"/>
+            </w:rPr>
+            <w:t>与分析</w:t>
+          </w:r>
+          <w:r>
+            <w:tab/>
+          </w:r>
+          <w:r>
+            <w:fldChar w:fldCharType="begin"/>
+          </w:r>
+          <w:r>
+            <w:instrText xml:space="preserve"> PAGEREF _Toc17763 \h </w:instrText>
+          </w:r>
+          <w:r>
+            <w:fldChar w:fldCharType="separate"/>
+          </w:r>
+          <w:r>
+            <w:t>6</w:t>
+          </w:r>
+          <w:r>
+            <w:fldChar w:fldCharType="end"/>
+          </w:r>
+          <w:r>
+            <w:rPr>
+              <w:rFonts w:ascii="Times New Roman" w:hAnsi="Times New Roman" w:eastAsia="Times New Roman" w:cs="Times New Roman"/>
+              <w:szCs w:val="24"/>
+            </w:rPr>
+            <w:fldChar w:fldCharType="end"/>
+          </w:r>
         </w:p>
         <w:p>
           <w:pPr>
-            <w:pStyle w:val="20"/>
+            <w:pStyle w:val="18"/>
             <w:tabs>
               <w:tab w:val="right" w:leader="dot" w:pos="8492"/>
             </w:tabs>
           </w:pPr>
-          <w:hyperlink w:anchor="_Toc11613" w:history="1">
-            <w:r>
-              <w:rPr>
-                <w:lang w:eastAsia="zh-CN"/>
-              </w:rPr>
-              <w:t xml:space="preserve">6.3. </w:t>
-            </w:r>
-            <w:r>
-              <w:rPr>
-                <w:rFonts w:hint="eastAsia"/>
-                <w:lang w:eastAsia="zh-CN"/>
-              </w:rPr>
-              <w:t>运维服务质量总结、改进</w:t>
-            </w:r>
-            <w:r>
-              <w:tab/>
-            </w:r>
-            <w:r>
-              <w:fldChar w:fldCharType="begin"/>
-            </w:r>
-            <w:r>
-              <w:instrText xml:space="preserve"> PAGEREF _Toc11613 \h </w:instrText>
-            </w:r>
-            <w:r>
-              <w:fldChar w:fldCharType="separate"/>
-            </w:r>
-            <w:r>
-              <w:t>6</w:t>
-            </w:r>
-            <w:r>
-              <w:fldChar w:fldCharType="end"/>
-            </w:r>
-          </w:hyperlink>
+          <w:r>
+            <w:rPr>
+              <w:rFonts w:ascii="Times New Roman" w:hAnsi="Times New Roman" w:eastAsia="Times New Roman" w:cs="Times New Roman"/>
+              <w:szCs w:val="24"/>
+            </w:rPr>
+            <w:fldChar w:fldCharType="begin"/>
+          </w:r>
+          <w:r>
+            <w:rPr>
+              <w:rFonts w:ascii="Times New Roman" w:hAnsi="Times New Roman" w:eastAsia="Times New Roman" w:cs="Times New Roman"/>
+              <w:szCs w:val="24"/>
+            </w:rPr>
+            <w:instrText xml:space="preserve"> HYPERLINK \l _Toc12923 </w:instrText>
+          </w:r>
+          <w:r>
+            <w:rPr>
+              <w:rFonts w:ascii="Times New Roman" w:hAnsi="Times New Roman" w:eastAsia="Times New Roman" w:cs="Times New Roman"/>
+              <w:szCs w:val="24"/>
+            </w:rPr>
+            <w:fldChar w:fldCharType="separate"/>
+          </w:r>
+          <w:r>
+            <w:rPr>
+              <w:rFonts w:hint="default"/>
+              <w:lang w:eastAsia="zh-CN"/>
+            </w:rPr>
+            <w:t xml:space="preserve">6.4. </w:t>
+          </w:r>
+          <w:r>
+            <w:rPr>
+              <w:rFonts w:hint="eastAsia"/>
+              <w:lang w:eastAsia="zh-CN"/>
+            </w:rPr>
+            <w:t>运维服务质量总结、改进</w:t>
+          </w:r>
+          <w:r>
+            <w:tab/>
+          </w:r>
+          <w:r>
+            <w:fldChar w:fldCharType="begin"/>
+          </w:r>
+          <w:r>
+            <w:instrText xml:space="preserve"> PAGEREF _Toc12923 \h </w:instrText>
+          </w:r>
+          <w:r>
+            <w:fldChar w:fldCharType="separate"/>
+          </w:r>
+          <w:r>
+            <w:t>6</w:t>
+          </w:r>
+          <w:r>
+            <w:fldChar w:fldCharType="end"/>
+          </w:r>
+          <w:r>
+            <w:rPr>
+              <w:rFonts w:ascii="Times New Roman" w:hAnsi="Times New Roman" w:eastAsia="Times New Roman" w:cs="Times New Roman"/>
+              <w:szCs w:val="24"/>
+            </w:rPr>
+            <w:fldChar w:fldCharType="end"/>
+          </w:r>
         </w:p>
         <w:p>
           <w:pPr>
             <w:widowControl w:val="0"/>
             <w:spacing w:line="221" w:lineRule="auto"/>
             <w:rPr>
-              <w:rFonts w:ascii="Times New Roman" w:eastAsia="Times New Roman" w:hAnsi="Times New Roman" w:cs="Times New Roman"/>
+              <w:rFonts w:ascii="Times New Roman" w:hAnsi="Times New Roman" w:eastAsia="Times New Roman" w:cs="Times New Roman"/>
               <w:szCs w:val="24"/>
             </w:rPr>
           </w:pPr>
           <w:r>
             <w:rPr>
-              <w:rFonts w:ascii="Times New Roman" w:eastAsia="Times New Roman" w:hAnsi="Times New Roman" w:cs="Times New Roman"/>
+              <w:rFonts w:ascii="Times New Roman" w:hAnsi="Times New Roman" w:eastAsia="Times New Roman" w:cs="Times New Roman"/>
               <w:szCs w:val="24"/>
             </w:rPr>
             <w:fldChar w:fldCharType="end"/>
@@ -1204,43 +1609,39 @@
         <w:widowControl w:val="0"/>
         <w:spacing w:line="221" w:lineRule="auto"/>
         <w:rPr>
-          <w:rFonts w:ascii="Times New Roman" w:eastAsia="Times New Roman" w:hAnsi="Times New Roman" w:cs="Times New Roman"/>
+          <w:rFonts w:ascii="Times New Roman" w:hAnsi="Times New Roman" w:eastAsia="Times New Roman" w:cs="Times New Roman"/>
           <w:szCs w:val="24"/>
         </w:rPr>
         <w:sectPr>
           <w:pgSz w:w="11906" w:h="16839"/>
           <w:pgMar w:top="1431" w:right="1710" w:bottom="0" w:left="1704" w:header="0" w:footer="0" w:gutter="0"/>
-          <w:cols w:space="720"/>
+          <w:cols w:space="720" w:num="1"/>
         </w:sectPr>
       </w:pPr>
     </w:p>
     <w:p>
       <w:pPr>
-        <w:pStyle w:val="11"/>
+        <w:pStyle w:val="27"/>
         <w:keepNext w:val="0"/>
         <w:keepLines w:val="0"/>
         <w:widowControl w:val="0"/>
       </w:pPr>
-      <w:bookmarkStart w:id="4" w:name="_Toc4587"/>
-      <w:proofErr w:type="spellStart"/>
-      <w:r>
-        <w:lastRenderedPageBreak/>
+      <w:bookmarkStart w:id="3" w:name="_Toc11718"/>
+      <w:r>
         <w:t>目的</w:t>
       </w:r>
-      <w:bookmarkEnd w:id="4"/>
-      <w:proofErr w:type="spellEnd"/>
+      <w:bookmarkEnd w:id="3"/>
     </w:p>
     <w:p>
       <w:pPr>
         <w:widowControl w:val="0"/>
-        <w:ind w:firstLineChars="200" w:firstLine="478"/>
+        <w:ind w:firstLine="476" w:firstLineChars="200"/>
         <w:rPr>
           <w:rFonts w:ascii="宋体" w:hAnsi="宋体" w:cs="宋体"/>
           <w:sz w:val="24"/>
           <w:szCs w:val="24"/>
         </w:rPr>
       </w:pPr>
-      <w:proofErr w:type="spellStart"/>
       <w:r>
         <w:rPr>
           <w:rFonts w:ascii="宋体" w:hAnsi="宋体" w:cs="宋体"/>
@@ -1257,9 +1658,18 @@
           <w:sz w:val="24"/>
           <w:szCs w:val="24"/>
         </w:rPr>
-        <w:t>内容和要求，提高服务质量特制定此服务目录</w:t>
-      </w:r>
-      <w:proofErr w:type="spellEnd"/>
+        <w:t>内容和要求，提高服务质量特制定</w:t>
+      </w:r>
+      <w:r>
+        <w:rPr>
+          <w:rFonts w:hint="eastAsia" w:ascii="宋体" w:hAnsi="宋体" w:cs="宋体"/>
+          <w:spacing w:val="-4"/>
+          <w:sz w:val="24"/>
+          <w:szCs w:val="24"/>
+          <w:lang w:val="en-US" w:eastAsia="zh-CN"/>
+        </w:rPr>
+        <w:t>此计划</w:t>
+      </w:r>
       <w:r>
         <w:rPr>
           <w:rFonts w:ascii="宋体" w:hAnsi="宋体" w:cs="宋体"/>
@@ -1272,23 +1682,21 @@
     </w:p>
     <w:p>
       <w:pPr>
-        <w:pStyle w:val="11"/>
+        <w:pStyle w:val="27"/>
         <w:keepNext w:val="0"/>
         <w:keepLines w:val="0"/>
         <w:widowControl w:val="0"/>
       </w:pPr>
-      <w:bookmarkStart w:id="5" w:name="_Toc10541"/>
-      <w:proofErr w:type="spellStart"/>
+      <w:bookmarkStart w:id="4" w:name="_Toc25648"/>
       <w:r>
         <w:t>适用范围</w:t>
       </w:r>
-      <w:bookmarkEnd w:id="5"/>
-      <w:proofErr w:type="spellEnd"/>
+      <w:bookmarkEnd w:id="4"/>
     </w:p>
     <w:p>
       <w:pPr>
         <w:widowControl w:val="0"/>
-        <w:ind w:firstLineChars="200" w:firstLine="472"/>
+        <w:ind w:firstLine="464" w:firstLineChars="200"/>
         <w:rPr>
           <w:rFonts w:ascii="宋体" w:hAnsi="宋体" w:cs="宋体"/>
           <w:spacing w:val="-4"/>
@@ -1296,7 +1704,6 @@
           <w:szCs w:val="24"/>
         </w:rPr>
       </w:pPr>
-      <w:proofErr w:type="spellStart"/>
       <w:r>
         <w:rPr>
           <w:rFonts w:ascii="宋体" w:hAnsi="宋体" w:cs="宋体"/>
@@ -1306,33 +1713,30 @@
         </w:rPr>
         <w:t>本手册适用于本公司参与运维服务业务的部门和人员</w:t>
       </w:r>
-      <w:proofErr w:type="spellEnd"/>
     </w:p>
     <w:p>
       <w:pPr>
-        <w:pStyle w:val="11"/>
+        <w:pStyle w:val="27"/>
         <w:keepNext w:val="0"/>
         <w:keepLines w:val="0"/>
         <w:widowControl w:val="0"/>
       </w:pPr>
-      <w:bookmarkStart w:id="6" w:name="_Toc5256"/>
-      <w:proofErr w:type="spellStart"/>
+      <w:bookmarkStart w:id="5" w:name="_Toc23378"/>
       <w:r>
         <w:t>引用文件</w:t>
       </w:r>
-      <w:bookmarkEnd w:id="6"/>
-      <w:proofErr w:type="spellEnd"/>
+      <w:bookmarkEnd w:id="5"/>
     </w:p>
     <w:p>
       <w:pPr>
-        <w:pStyle w:val="a4"/>
+        <w:pStyle w:val="12"/>
         <w:widowControl w:val="0"/>
         <w:numPr>
           <w:ilvl w:val="0"/>
           <w:numId w:val="2"/>
         </w:numPr>
         <w:rPr>
-          <w:rFonts w:ascii="宋体" w:eastAsia="宋体" w:hAnsi="宋体" w:cs="宋体"/>
+          <w:rFonts w:ascii="宋体" w:hAnsi="宋体" w:eastAsia="宋体" w:cs="宋体"/>
           <w:sz w:val="24"/>
           <w:szCs w:val="24"/>
         </w:rPr>
@@ -1344,86 +1748,38 @@
           <w:sz w:val="24"/>
           <w:szCs w:val="24"/>
         </w:rPr>
-        <w:t>T/CESA 1299</w:t>
-      </w:r>
-      <w:r>
-        <w:rPr>
-          <w:rFonts w:hint="eastAsia"/>
+        <w:t>T/CESA 1299—2023</w:t>
+      </w:r>
+      <w:r>
+        <w:rPr>
+          <w:rFonts w:ascii="宋体" w:hAnsi="宋体" w:eastAsia="宋体" w:cs="宋体"/>
           <w:position w:val="1"/>
           <w:sz w:val="24"/>
           <w:szCs w:val="24"/>
         </w:rPr>
-        <w:t>—</w:t>
-      </w:r>
-      <w:r>
-        <w:rPr>
-          <w:rFonts w:hint="eastAsia"/>
-          <w:position w:val="1"/>
-          <w:sz w:val="24"/>
-          <w:szCs w:val="24"/>
-        </w:rPr>
-        <w:t>2023</w:t>
-      </w:r>
-      <w:r>
-        <w:rPr>
-          <w:rFonts w:ascii="宋体" w:eastAsia="宋体" w:hAnsi="宋体" w:cs="宋体"/>
-          <w:position w:val="1"/>
-          <w:sz w:val="24"/>
-          <w:szCs w:val="24"/>
-        </w:rPr>
-        <w:t>《信息技术服务</w:t>
-      </w:r>
-      <w:r>
-        <w:rPr>
-          <w:rFonts w:ascii="宋体" w:eastAsia="宋体" w:hAnsi="宋体" w:cs="宋体"/>
-          <w:position w:val="1"/>
-          <w:sz w:val="24"/>
-          <w:szCs w:val="24"/>
-        </w:rPr>
-        <w:t xml:space="preserve"> </w:t>
-      </w:r>
-      <w:proofErr w:type="spellStart"/>
-      <w:r>
-        <w:rPr>
-          <w:rFonts w:ascii="宋体" w:eastAsia="宋体" w:hAnsi="宋体" w:cs="宋体"/>
-          <w:position w:val="1"/>
-          <w:sz w:val="24"/>
-          <w:szCs w:val="24"/>
-        </w:rPr>
-        <w:t>运行维护服务</w:t>
-      </w:r>
-      <w:r>
-        <w:rPr>
-          <w:rFonts w:ascii="宋体" w:eastAsia="宋体" w:hAnsi="宋体" w:cs="宋体"/>
+        <w:t>《信息技术服务 运行维护服务</w:t>
+      </w:r>
+      <w:r>
+        <w:rPr>
+          <w:rFonts w:ascii="宋体" w:hAnsi="宋体" w:eastAsia="宋体" w:cs="宋体"/>
           <w:spacing w:val="-1"/>
           <w:position w:val="1"/>
           <w:sz w:val="24"/>
           <w:szCs w:val="24"/>
         </w:rPr>
-        <w:t>能力成熟度模型</w:t>
-      </w:r>
-      <w:proofErr w:type="spellEnd"/>
-      <w:r>
-        <w:rPr>
-          <w:rFonts w:ascii="宋体" w:eastAsia="宋体" w:hAnsi="宋体" w:cs="宋体"/>
-          <w:spacing w:val="-1"/>
-          <w:position w:val="1"/>
-          <w:sz w:val="24"/>
-          <w:szCs w:val="24"/>
-        </w:rPr>
-        <w:t>》</w:t>
+        <w:t>能力成熟度模型》</w:t>
       </w:r>
     </w:p>
     <w:p>
       <w:pPr>
-        <w:pStyle w:val="a4"/>
+        <w:pStyle w:val="12"/>
         <w:widowControl w:val="0"/>
         <w:numPr>
           <w:ilvl w:val="0"/>
           <w:numId w:val="2"/>
         </w:numPr>
         <w:rPr>
-          <w:rFonts w:ascii="宋体" w:eastAsia="宋体" w:hAnsi="宋体" w:cs="宋体"/>
+          <w:rFonts w:ascii="宋体" w:hAnsi="宋体" w:eastAsia="宋体" w:cs="宋体"/>
           <w:sz w:val="24"/>
           <w:szCs w:val="24"/>
         </w:rPr>
@@ -1447,7 +1803,7 @@
       </w:r>
       <w:r>
         <w:rPr>
-          <w:rFonts w:eastAsia="宋体" w:hint="eastAsia"/>
+          <w:rFonts w:hint="eastAsia" w:eastAsia="宋体"/>
           <w:spacing w:val="-1"/>
           <w:position w:val="1"/>
           <w:sz w:val="24"/>
@@ -1467,129 +1823,63 @@
       </w:r>
       <w:r>
         <w:rPr>
-          <w:rFonts w:ascii="宋体" w:eastAsia="宋体" w:hAnsi="宋体" w:cs="宋体"/>
+          <w:rFonts w:ascii="宋体" w:hAnsi="宋体" w:eastAsia="宋体" w:cs="宋体"/>
           <w:spacing w:val="-1"/>
           <w:position w:val="1"/>
           <w:sz w:val="24"/>
           <w:szCs w:val="24"/>
         </w:rPr>
-        <w:t>《</w:t>
-      </w:r>
-      <w:proofErr w:type="spellStart"/>
-      <w:r>
-        <w:rPr>
-          <w:rFonts w:ascii="宋体" w:eastAsia="宋体" w:hAnsi="宋体" w:cs="宋体"/>
+        <w:t>《信息技术服务 运行维护 第</w:t>
+      </w:r>
+      <w:r>
+        <w:rPr>
+          <w:rFonts w:ascii="宋体" w:hAnsi="宋体" w:eastAsia="宋体" w:cs="宋体"/>
+          <w:spacing w:val="-34"/>
+          <w:position w:val="1"/>
+          <w:sz w:val="24"/>
+          <w:szCs w:val="24"/>
+        </w:rPr>
+        <w:t xml:space="preserve"> </w:t>
+      </w:r>
+      <w:r>
+        <w:rPr>
           <w:spacing w:val="-1"/>
           <w:position w:val="1"/>
           <w:sz w:val="24"/>
           <w:szCs w:val="24"/>
         </w:rPr>
-        <w:t>信息技术服务</w:t>
-      </w:r>
-      <w:proofErr w:type="spellEnd"/>
-      <w:r>
-        <w:rPr>
-          <w:rFonts w:ascii="宋体" w:eastAsia="宋体" w:hAnsi="宋体" w:cs="宋体"/>
+        <w:t>1</w:t>
+      </w:r>
+      <w:r>
+        <w:rPr>
+          <w:spacing w:val="6"/>
+          <w:position w:val="1"/>
+          <w:sz w:val="24"/>
+          <w:szCs w:val="24"/>
+        </w:rPr>
+        <w:t xml:space="preserve"> </w:t>
+      </w:r>
+      <w:r>
+        <w:rPr>
+          <w:rFonts w:ascii="宋体" w:hAnsi="宋体" w:eastAsia="宋体" w:cs="宋体"/>
           <w:spacing w:val="-1"/>
           <w:position w:val="1"/>
           <w:sz w:val="24"/>
           <w:szCs w:val="24"/>
         </w:rPr>
-        <w:t xml:space="preserve"> </w:t>
-      </w:r>
-      <w:proofErr w:type="spellStart"/>
-      <w:r>
-        <w:rPr>
-          <w:rFonts w:ascii="宋体" w:eastAsia="宋体" w:hAnsi="宋体" w:cs="宋体"/>
-          <w:spacing w:val="-1"/>
-          <w:position w:val="1"/>
-          <w:sz w:val="24"/>
-          <w:szCs w:val="24"/>
-        </w:rPr>
-        <w:t>运行维护</w:t>
-      </w:r>
-      <w:proofErr w:type="spellEnd"/>
-      <w:r>
-        <w:rPr>
-          <w:rFonts w:ascii="宋体" w:eastAsia="宋体" w:hAnsi="宋体" w:cs="宋体"/>
-          <w:spacing w:val="-1"/>
-          <w:position w:val="1"/>
-          <w:sz w:val="24"/>
-          <w:szCs w:val="24"/>
-        </w:rPr>
-        <w:t xml:space="preserve"> </w:t>
-      </w:r>
-      <w:r>
-        <w:rPr>
-          <w:rFonts w:ascii="宋体" w:eastAsia="宋体" w:hAnsi="宋体" w:cs="宋体"/>
-          <w:spacing w:val="-1"/>
-          <w:position w:val="1"/>
-          <w:sz w:val="24"/>
-          <w:szCs w:val="24"/>
-        </w:rPr>
-        <w:t>第</w:t>
-      </w:r>
-      <w:r>
-        <w:rPr>
-          <w:rFonts w:ascii="宋体" w:eastAsia="宋体" w:hAnsi="宋体" w:cs="宋体"/>
-          <w:spacing w:val="-34"/>
-          <w:position w:val="1"/>
-          <w:sz w:val="24"/>
-          <w:szCs w:val="24"/>
-        </w:rPr>
-        <w:t xml:space="preserve"> </w:t>
-      </w:r>
-      <w:r>
-        <w:rPr>
-          <w:spacing w:val="-1"/>
-          <w:position w:val="1"/>
-          <w:sz w:val="24"/>
-          <w:szCs w:val="24"/>
-        </w:rPr>
-        <w:t>1</w:t>
-      </w:r>
-      <w:r>
-        <w:rPr>
-          <w:spacing w:val="6"/>
-          <w:position w:val="1"/>
-          <w:sz w:val="24"/>
-          <w:szCs w:val="24"/>
-        </w:rPr>
-        <w:t xml:space="preserve"> </w:t>
-      </w:r>
-      <w:proofErr w:type="spellStart"/>
-      <w:r>
-        <w:rPr>
-          <w:rFonts w:ascii="宋体" w:eastAsia="宋体" w:hAnsi="宋体" w:cs="宋体"/>
-          <w:spacing w:val="-1"/>
-          <w:position w:val="1"/>
-          <w:sz w:val="24"/>
-          <w:szCs w:val="24"/>
-        </w:rPr>
-        <w:t>部分：通用要求</w:t>
-      </w:r>
-      <w:proofErr w:type="spellEnd"/>
-      <w:r>
-        <w:rPr>
-          <w:rFonts w:ascii="宋体" w:eastAsia="宋体" w:hAnsi="宋体" w:cs="宋体"/>
-          <w:spacing w:val="-1"/>
-          <w:position w:val="1"/>
-          <w:sz w:val="24"/>
-          <w:szCs w:val="24"/>
-        </w:rPr>
-        <w:t>》</w:t>
+        <w:t>部分：通用要求》</w:t>
       </w:r>
     </w:p>
     <w:p>
       <w:pPr>
-        <w:pStyle w:val="a4"/>
+        <w:pStyle w:val="12"/>
         <w:widowControl w:val="0"/>
         <w:numPr>
           <w:ilvl w:val="0"/>
           <w:numId w:val="2"/>
         </w:numPr>
         <w:rPr>
-          <w:rFonts w:ascii="宋体" w:eastAsia="宋体" w:hAnsi="宋体" w:cs="宋体"/>
+          <w:rFonts w:ascii="宋体" w:hAnsi="宋体" w:eastAsia="宋体" w:cs="宋体"/>
           <w:sz w:val="24"/>
           <w:szCs w:val="24"/>
         </w:rPr>
@@ -1604,27 +1894,16 @@
       </w:r>
       <w:r>
         <w:rPr>
-          <w:rFonts w:ascii="宋体" w:eastAsia="宋体" w:hAnsi="宋体" w:cs="宋体"/>
+          <w:rFonts w:ascii="宋体" w:hAnsi="宋体" w:eastAsia="宋体" w:cs="宋体"/>
           <w:position w:val="1"/>
           <w:sz w:val="24"/>
           <w:szCs w:val="24"/>
         </w:rPr>
-        <w:t>《</w:t>
-      </w:r>
-      <w:proofErr w:type="spellStart"/>
-      <w:r>
-        <w:rPr>
-          <w:rFonts w:ascii="宋体" w:eastAsia="宋体" w:hAnsi="宋体" w:cs="宋体"/>
-          <w:position w:val="1"/>
-          <w:sz w:val="24"/>
-          <w:szCs w:val="24"/>
-        </w:rPr>
-        <w:t>信息技术服务</w:t>
-      </w:r>
-      <w:proofErr w:type="spellEnd"/>
-      <w:r>
-        <w:rPr>
-          <w:rFonts w:ascii="宋体" w:eastAsia="宋体" w:hAnsi="宋体" w:cs="宋体"/>
+        <w:t>《信息技术服务</w:t>
+      </w:r>
+      <w:r>
+        <w:rPr>
+          <w:rFonts w:ascii="宋体" w:hAnsi="宋体" w:eastAsia="宋体" w:cs="宋体"/>
           <w:spacing w:val="12"/>
           <w:position w:val="1"/>
           <w:sz w:val="24"/>
@@ -1632,10 +1911,9 @@
         </w:rPr>
         <w:t xml:space="preserve"> </w:t>
       </w:r>
-      <w:proofErr w:type="spellStart"/>
-      <w:r>
-        <w:rPr>
-          <w:rFonts w:ascii="宋体" w:eastAsia="宋体" w:hAnsi="宋体" w:cs="宋体"/>
+      <w:r>
+        <w:rPr>
+          <w:rFonts w:ascii="宋体" w:hAnsi="宋体" w:eastAsia="宋体" w:cs="宋体"/>
           <w:position w:val="1"/>
           <w:sz w:val="24"/>
           <w:szCs w:val="24"/>
@@ -1644,36 +1922,25 @@
       </w:r>
       <w:r>
         <w:rPr>
-          <w:rFonts w:ascii="宋体" w:eastAsia="宋体" w:hAnsi="宋体" w:cs="宋体"/>
+          <w:rFonts w:ascii="宋体" w:hAnsi="宋体" w:eastAsia="宋体" w:cs="宋体"/>
           <w:spacing w:val="-1"/>
           <w:position w:val="1"/>
           <w:sz w:val="24"/>
           <w:szCs w:val="24"/>
         </w:rPr>
-        <w:t>与代码</w:t>
-      </w:r>
-      <w:proofErr w:type="spellEnd"/>
-      <w:r>
-        <w:rPr>
-          <w:rFonts w:ascii="宋体" w:eastAsia="宋体" w:hAnsi="宋体" w:cs="宋体"/>
-          <w:spacing w:val="-1"/>
-          <w:position w:val="1"/>
-          <w:sz w:val="24"/>
-          <w:szCs w:val="24"/>
-        </w:rPr>
-        <w:t>》</w:t>
+        <w:t>与代码》</w:t>
       </w:r>
     </w:p>
     <w:p>
       <w:pPr>
-        <w:pStyle w:val="a4"/>
+        <w:pStyle w:val="12"/>
         <w:widowControl w:val="0"/>
         <w:numPr>
           <w:ilvl w:val="0"/>
           <w:numId w:val="2"/>
         </w:numPr>
         <w:rPr>
-          <w:rFonts w:ascii="宋体" w:eastAsia="宋体" w:hAnsi="宋体" w:cs="宋体"/>
+          <w:rFonts w:ascii="宋体" w:hAnsi="宋体" w:eastAsia="宋体" w:cs="宋体"/>
           <w:sz w:val="24"/>
           <w:szCs w:val="24"/>
         </w:rPr>
@@ -1688,65 +1955,16 @@
       </w:r>
       <w:r>
         <w:rPr>
-          <w:rFonts w:ascii="宋体" w:eastAsia="宋体" w:hAnsi="宋体" w:cs="宋体"/>
+          <w:rFonts w:ascii="宋体" w:hAnsi="宋体" w:eastAsia="宋体" w:cs="宋体"/>
           <w:position w:val="1"/>
           <w:sz w:val="24"/>
           <w:szCs w:val="24"/>
         </w:rPr>
-        <w:t>《</w:t>
-      </w:r>
-      <w:proofErr w:type="spellStart"/>
-      <w:r>
-        <w:rPr>
-          <w:rFonts w:ascii="宋体" w:eastAsia="宋体" w:hAnsi="宋体" w:cs="宋体"/>
-          <w:position w:val="1"/>
-          <w:sz w:val="24"/>
-          <w:szCs w:val="24"/>
-        </w:rPr>
-        <w:t>信息技术服务</w:t>
-      </w:r>
-      <w:proofErr w:type="spellEnd"/>
-      <w:r>
-        <w:rPr>
-          <w:rFonts w:ascii="宋体" w:eastAsia="宋体" w:hAnsi="宋体" w:cs="宋体"/>
-          <w:position w:val="1"/>
-          <w:sz w:val="24"/>
-          <w:szCs w:val="24"/>
-        </w:rPr>
-        <w:t xml:space="preserve"> </w:t>
-      </w:r>
-      <w:proofErr w:type="spellStart"/>
-      <w:r>
-        <w:rPr>
-          <w:rFonts w:ascii="宋体" w:eastAsia="宋体" w:hAnsi="宋体" w:cs="宋体"/>
-          <w:position w:val="1"/>
-          <w:sz w:val="24"/>
-          <w:szCs w:val="24"/>
-        </w:rPr>
-        <w:t>运行维护</w:t>
-      </w:r>
-      <w:proofErr w:type="spellEnd"/>
-      <w:r>
-        <w:rPr>
-          <w:rFonts w:ascii="宋体" w:eastAsia="宋体" w:hAnsi="宋体" w:cs="宋体"/>
-          <w:position w:val="1"/>
-          <w:sz w:val="24"/>
-          <w:szCs w:val="24"/>
-        </w:rPr>
-        <w:t xml:space="preserve"> </w:t>
-      </w:r>
-      <w:r>
-        <w:rPr>
-          <w:rFonts w:ascii="宋体" w:eastAsia="宋体" w:hAnsi="宋体" w:cs="宋体"/>
-          <w:position w:val="1"/>
-          <w:sz w:val="24"/>
-          <w:szCs w:val="24"/>
-        </w:rPr>
-        <w:t>第</w:t>
-      </w:r>
-      <w:r>
-        <w:rPr>
-          <w:rFonts w:ascii="宋体" w:eastAsia="宋体" w:hAnsi="宋体" w:cs="宋体"/>
+        <w:t>《信息技术服务 运行维护 第</w:t>
+      </w:r>
+      <w:r>
+        <w:rPr>
+          <w:rFonts w:ascii="宋体" w:hAnsi="宋体" w:eastAsia="宋体" w:cs="宋体"/>
           <w:spacing w:val="-53"/>
           <w:position w:val="1"/>
           <w:sz w:val="24"/>
@@ -1771,10 +1989,9 @@
         </w:rPr>
         <w:t xml:space="preserve"> </w:t>
       </w:r>
-      <w:proofErr w:type="spellStart"/>
-      <w:r>
-        <w:rPr>
-          <w:rFonts w:ascii="宋体" w:eastAsia="宋体" w:hAnsi="宋体" w:cs="宋体"/>
+      <w:r>
+        <w:rPr>
+          <w:rFonts w:ascii="宋体" w:hAnsi="宋体" w:eastAsia="宋体" w:cs="宋体"/>
           <w:position w:val="1"/>
           <w:sz w:val="24"/>
           <w:szCs w:val="24"/>
@@ -1791,7 +2008,7 @@
       </w:r>
       <w:r>
         <w:rPr>
-          <w:rFonts w:ascii="宋体" w:eastAsia="宋体" w:hAnsi="宋体" w:cs="宋体"/>
+          <w:rFonts w:ascii="宋体" w:hAnsi="宋体" w:eastAsia="宋体" w:cs="宋体"/>
           <w:position w:val="1"/>
           <w:sz w:val="24"/>
           <w:szCs w:val="24"/>
@@ -1800,36 +2017,25 @@
       </w:r>
       <w:r>
         <w:rPr>
-          <w:rFonts w:ascii="宋体" w:eastAsia="宋体" w:hAnsi="宋体" w:cs="宋体"/>
+          <w:rFonts w:ascii="宋体" w:hAnsi="宋体" w:eastAsia="宋体" w:cs="宋体"/>
           <w:spacing w:val="-1"/>
           <w:position w:val="1"/>
           <w:sz w:val="24"/>
           <w:szCs w:val="24"/>
         </w:rPr>
-        <w:t>付规范</w:t>
-      </w:r>
-      <w:proofErr w:type="spellEnd"/>
-      <w:r>
-        <w:rPr>
-          <w:rFonts w:ascii="宋体" w:eastAsia="宋体" w:hAnsi="宋体" w:cs="宋体"/>
-          <w:spacing w:val="-1"/>
-          <w:position w:val="1"/>
-          <w:sz w:val="24"/>
-          <w:szCs w:val="24"/>
-        </w:rPr>
-        <w:t>》</w:t>
+        <w:t>付规范》</w:t>
       </w:r>
     </w:p>
     <w:p>
       <w:pPr>
-        <w:pStyle w:val="a4"/>
+        <w:pStyle w:val="12"/>
         <w:widowControl w:val="0"/>
         <w:numPr>
           <w:ilvl w:val="0"/>
           <w:numId w:val="2"/>
         </w:numPr>
         <w:rPr>
-          <w:rFonts w:ascii="宋体" w:eastAsia="宋体" w:hAnsi="宋体" w:cs="宋体"/>
+          <w:rFonts w:ascii="宋体" w:hAnsi="宋体" w:eastAsia="宋体" w:cs="宋体"/>
           <w:sz w:val="24"/>
           <w:szCs w:val="24"/>
         </w:rPr>
@@ -1868,48 +2074,53 @@
       </w:r>
       <w:r>
         <w:rPr>
-          <w:rFonts w:ascii="宋体" w:eastAsia="宋体" w:hAnsi="宋体" w:cs="宋体"/>
+          <w:rFonts w:ascii="宋体" w:hAnsi="宋体" w:eastAsia="宋体" w:cs="宋体"/>
           <w:spacing w:val="-1"/>
           <w:sz w:val="24"/>
           <w:szCs w:val="24"/>
         </w:rPr>
-        <w:t>《</w:t>
-      </w:r>
-      <w:proofErr w:type="spellStart"/>
-      <w:r>
-        <w:rPr>
-          <w:rFonts w:ascii="宋体" w:eastAsia="宋体" w:hAnsi="宋体" w:cs="宋体"/>
+        <w:t>《信息技术服务</w:t>
+      </w:r>
+      <w:r>
+        <w:rPr>
+          <w:rFonts w:ascii="宋体" w:hAnsi="宋体" w:eastAsia="宋体" w:cs="宋体"/>
+          <w:spacing w:val="37"/>
+          <w:sz w:val="24"/>
+          <w:szCs w:val="24"/>
+        </w:rPr>
+        <w:t xml:space="preserve"> </w:t>
+      </w:r>
+      <w:r>
+        <w:rPr>
+          <w:rFonts w:ascii="宋体" w:hAnsi="宋体" w:eastAsia="宋体" w:cs="宋体"/>
           <w:spacing w:val="-1"/>
           <w:sz w:val="24"/>
           <w:szCs w:val="24"/>
         </w:rPr>
-        <w:t>信息技术服务</w:t>
-      </w:r>
-      <w:proofErr w:type="spellEnd"/>
-      <w:r>
-        <w:rPr>
-          <w:rFonts w:ascii="宋体" w:eastAsia="宋体" w:hAnsi="宋体" w:cs="宋体"/>
+        <w:t>运行维护</w:t>
+      </w:r>
+      <w:r>
+        <w:rPr>
+          <w:rFonts w:ascii="宋体" w:hAnsi="宋体" w:eastAsia="宋体" w:cs="宋体"/>
           <w:spacing w:val="37"/>
           <w:sz w:val="24"/>
           <w:szCs w:val="24"/>
         </w:rPr>
         <w:t xml:space="preserve"> </w:t>
       </w:r>
-      <w:proofErr w:type="spellStart"/>
-      <w:r>
-        <w:rPr>
-          <w:rFonts w:ascii="宋体" w:eastAsia="宋体" w:hAnsi="宋体" w:cs="宋体"/>
+      <w:r>
+        <w:rPr>
+          <w:rFonts w:ascii="宋体" w:hAnsi="宋体" w:eastAsia="宋体" w:cs="宋体"/>
           <w:spacing w:val="-1"/>
           <w:sz w:val="24"/>
           <w:szCs w:val="24"/>
         </w:rPr>
-        <w:t>运行维护</w:t>
-      </w:r>
-      <w:proofErr w:type="spellEnd"/>
-      <w:r>
-        <w:rPr>
-          <w:rFonts w:ascii="宋体" w:eastAsia="宋体" w:hAnsi="宋体" w:cs="宋体"/>
-          <w:spacing w:val="37"/>
+        <w:t>第</w:t>
+      </w:r>
+      <w:r>
+        <w:rPr>
+          <w:rFonts w:ascii="宋体" w:hAnsi="宋体" w:eastAsia="宋体" w:cs="宋体"/>
+          <w:spacing w:val="-50"/>
           <w:sz w:val="24"/>
           <w:szCs w:val="24"/>
         </w:rPr>
@@ -1917,95 +2128,65 @@
       </w:r>
       <w:r>
         <w:rPr>
-          <w:rFonts w:ascii="宋体" w:eastAsia="宋体" w:hAnsi="宋体" w:cs="宋体"/>
           <w:spacing w:val="-1"/>
           <w:sz w:val="24"/>
           <w:szCs w:val="24"/>
         </w:rPr>
-        <w:t>第</w:t>
-      </w:r>
-      <w:r>
-        <w:rPr>
-          <w:rFonts w:ascii="宋体" w:eastAsia="宋体" w:hAnsi="宋体" w:cs="宋体"/>
-          <w:spacing w:val="-50"/>
-          <w:sz w:val="24"/>
-          <w:szCs w:val="24"/>
-        </w:rPr>
-        <w:t xml:space="preserve"> </w:t>
-      </w:r>
-      <w:r>
-        <w:rPr>
+        <w:t xml:space="preserve">3 </w:t>
+      </w:r>
+      <w:r>
+        <w:rPr>
+          <w:rFonts w:ascii="宋体" w:hAnsi="宋体" w:eastAsia="宋体" w:cs="宋体"/>
           <w:spacing w:val="-1"/>
           <w:sz w:val="24"/>
           <w:szCs w:val="24"/>
         </w:rPr>
-        <w:t xml:space="preserve">3 </w:t>
-      </w:r>
-      <w:proofErr w:type="spellStart"/>
-      <w:r>
-        <w:rPr>
-          <w:rFonts w:ascii="宋体" w:eastAsia="宋体" w:hAnsi="宋体" w:cs="宋体"/>
+        <w:t>部分</w:t>
+      </w:r>
+      <w:r>
+        <w:rPr>
           <w:spacing w:val="-1"/>
           <w:sz w:val="24"/>
           <w:szCs w:val="24"/>
         </w:rPr>
-        <w:t>部分</w:t>
-      </w:r>
-      <w:r>
-        <w:rPr>
+        <w:t>:</w:t>
+      </w:r>
+      <w:r>
+        <w:rPr>
+          <w:rFonts w:ascii="宋体" w:hAnsi="宋体" w:eastAsia="宋体" w:cs="宋体"/>
           <w:spacing w:val="-1"/>
           <w:sz w:val="24"/>
           <w:szCs w:val="24"/>
         </w:rPr>
-        <w:t>:</w:t>
-      </w:r>
-      <w:r>
-        <w:rPr>
-          <w:rFonts w:ascii="宋体" w:eastAsia="宋体" w:hAnsi="宋体" w:cs="宋体"/>
-          <w:spacing w:val="-1"/>
-          <w:sz w:val="24"/>
-          <w:szCs w:val="24"/>
-        </w:rPr>
         <w:t>应急响应规</w:t>
       </w:r>
       <w:r>
         <w:rPr>
-          <w:rFonts w:ascii="宋体" w:eastAsia="宋体" w:hAnsi="宋体" w:cs="宋体"/>
+          <w:rFonts w:ascii="宋体" w:hAnsi="宋体" w:eastAsia="宋体" w:cs="宋体"/>
           <w:spacing w:val="-8"/>
           <w:sz w:val="24"/>
           <w:szCs w:val="24"/>
         </w:rPr>
-        <w:t>范</w:t>
-      </w:r>
-      <w:proofErr w:type="spellEnd"/>
-      <w:r>
-        <w:rPr>
-          <w:rFonts w:ascii="宋体" w:eastAsia="宋体" w:hAnsi="宋体" w:cs="宋体"/>
-          <w:spacing w:val="-8"/>
-          <w:sz w:val="24"/>
-          <w:szCs w:val="24"/>
-        </w:rPr>
-        <w:t>》</w:t>
+        <w:t>范》</w:t>
       </w:r>
     </w:p>
     <w:p>
       <w:pPr>
-        <w:pStyle w:val="a4"/>
+        <w:pStyle w:val="12"/>
         <w:widowControl w:val="0"/>
         <w:numPr>
           <w:ilvl w:val="0"/>
           <w:numId w:val="2"/>
         </w:numPr>
         <w:rPr>
-          <w:rFonts w:ascii="宋体" w:eastAsia="宋体" w:hAnsi="宋体" w:cs="宋体"/>
+          <w:rFonts w:ascii="宋体" w:hAnsi="宋体" w:eastAsia="宋体" w:cs="宋体"/>
           <w:sz w:val="24"/>
           <w:szCs w:val="24"/>
         </w:rPr>
       </w:pPr>
-      <w:proofErr w:type="spellStart"/>
-      <w:r>
-        <w:rPr>
-          <w:rFonts w:ascii="宋体" w:eastAsia="宋体" w:hAnsi="宋体" w:cs="宋体"/>
+      <w:r>
+        <w:rPr>
+          <w:rFonts w:ascii="宋体" w:hAnsi="宋体" w:eastAsia="宋体" w:cs="宋体"/>
           <w:spacing w:val="-3"/>
           <w:position w:val="1"/>
           <w:sz w:val="24"/>
@@ -2013,22 +2194,19 @@
         </w:rPr>
         <w:t>国家有关法律、法规及行业标准</w:t>
       </w:r>
-      <w:proofErr w:type="spellEnd"/>
     </w:p>
     <w:p>
       <w:pPr>
-        <w:pStyle w:val="11"/>
+        <w:pStyle w:val="27"/>
         <w:keepNext w:val="0"/>
         <w:keepLines w:val="0"/>
         <w:widowControl w:val="0"/>
       </w:pPr>
-      <w:bookmarkStart w:id="7" w:name="_Toc12805"/>
-      <w:proofErr w:type="spellStart"/>
+      <w:bookmarkStart w:id="6" w:name="_Toc19320"/>
       <w:r>
         <w:t>术语与定义</w:t>
       </w:r>
-      <w:bookmarkEnd w:id="7"/>
-      <w:proofErr w:type="spellEnd"/>
+      <w:bookmarkEnd w:id="6"/>
     </w:p>
     <w:p>
       <w:pPr>
@@ -2052,18 +2230,16 @@
     </w:p>
     <w:p>
       <w:pPr>
-        <w:pStyle w:val="11"/>
+        <w:pStyle w:val="27"/>
         <w:keepNext w:val="0"/>
         <w:keepLines w:val="0"/>
         <w:widowControl w:val="0"/>
       </w:pPr>
-      <w:bookmarkStart w:id="8" w:name="_Toc8718"/>
-      <w:proofErr w:type="spellStart"/>
+      <w:bookmarkStart w:id="7" w:name="_Toc19540"/>
       <w:r>
         <w:t>角色与职责</w:t>
       </w:r>
-      <w:bookmarkEnd w:id="8"/>
-      <w:proofErr w:type="spellEnd"/>
+      <w:bookmarkEnd w:id="7"/>
     </w:p>
     <w:p>
       <w:pPr>
@@ -2073,27 +2249,48 @@
     </w:p>
     <w:tbl>
       <w:tblPr>
-        <w:tblStyle w:val="TableNormal0"/>
+        <w:tblStyle w:val="25"/>
         <w:tblW w:w="8364" w:type="dxa"/>
         <w:tblInd w:w="440" w:type="dxa"/>
         <w:tblBorders>
-          <w:top w:val="single" w:sz="4" w:space="0" w:color="000000"/>
-          <w:left w:val="single" w:sz="4" w:space="0" w:color="000000"/>
-          <w:bottom w:val="single" w:sz="4" w:space="0" w:color="000000"/>
-          <w:right w:val="single" w:sz="4" w:space="0" w:color="000000"/>
-          <w:insideH w:val="single" w:sz="4" w:space="0" w:color="000000"/>
-          <w:insideV w:val="single" w:sz="4" w:space="0" w:color="000000"/>
+          <w:top w:val="single" w:color="000000" w:sz="4" w:space="0"/>
+          <w:left w:val="single" w:color="000000" w:sz="4" w:space="0"/>
+          <w:bottom w:val="single" w:color="000000" w:sz="4" w:space="0"/>
+          <w:right w:val="single" w:color="000000" w:sz="4" w:space="0"/>
+          <w:insideH w:val="single" w:color="000000" w:sz="4" w:space="0"/>
+          <w:insideV w:val="single" w:color="000000" w:sz="4" w:space="0"/>
         </w:tblBorders>
         <w:tblLayout w:type="fixed"/>
-        <w:tblLook w:val="04A0"/>
+        <w:tblCellMar>
+          <w:top w:w="0" w:type="dxa"/>
+          <w:left w:w="0" w:type="dxa"/>
+          <w:bottom w:w="0" w:type="dxa"/>
+          <w:right w:w="0" w:type="dxa"/>
+        </w:tblCellMar>
       </w:tblPr>
       <w:tblGrid>
         <w:gridCol w:w="1515"/>
         <w:gridCol w:w="6849"/>
       </w:tblGrid>
       <w:tr>
+        <w:tblPrEx>
+          <w:tblBorders>
+            <w:top w:val="single" w:color="000000" w:sz="4" w:space="0"/>
+            <w:left w:val="single" w:color="000000" w:sz="4" w:space="0"/>
+            <w:bottom w:val="single" w:color="000000" w:sz="4" w:space="0"/>
+            <w:right w:val="single" w:color="000000" w:sz="4" w:space="0"/>
+            <w:insideH w:val="single" w:color="000000" w:sz="4" w:space="0"/>
+            <w:insideV w:val="single" w:color="000000" w:sz="4" w:space="0"/>
+          </w:tblBorders>
+          <w:tblCellMar>
+            <w:top w:w="0" w:type="dxa"/>
+            <w:left w:w="0" w:type="dxa"/>
+            <w:bottom w:w="0" w:type="dxa"/>
+            <w:right w:w="0" w:type="dxa"/>
+          </w:tblCellMar>
+        </w:tblPrEx>
         <w:trPr>
-          <w:trHeight w:val="491"/>
+          <w:trHeight w:val="491" w:hRule="atLeast"/>
         </w:trPr>
         <w:tc>
           <w:tcPr>
@@ -2102,12 +2299,11 @@
           </w:tcPr>
           <w:p>
             <w:pPr>
-              <w:pStyle w:val="TableText"/>
+              <w:pStyle w:val="26"/>
               <w:widowControl w:val="0"/>
               <w:spacing w:before="125" w:line="219" w:lineRule="auto"/>
               <w:ind w:left="524"/>
             </w:pPr>
-            <w:proofErr w:type="spellStart"/>
             <w:r>
               <w:rPr>
                 <w:b/>
@@ -2116,7 +2312,6 @@
               </w:rPr>
               <w:t>角色</w:t>
             </w:r>
-            <w:proofErr w:type="spellEnd"/>
           </w:p>
         </w:tc>
         <w:tc>
@@ -2126,12 +2321,11 @@
           </w:tcPr>
           <w:p>
             <w:pPr>
-              <w:pStyle w:val="TableText"/>
+              <w:pStyle w:val="26"/>
               <w:widowControl w:val="0"/>
               <w:spacing w:before="126" w:line="221" w:lineRule="auto"/>
               <w:ind w:left="3188"/>
             </w:pPr>
-            <w:proofErr w:type="spellStart"/>
             <w:r>
               <w:rPr>
                 <w:b/>
@@ -2140,13 +2334,28 @@
               </w:rPr>
               <w:t>职责</w:t>
             </w:r>
-            <w:proofErr w:type="spellEnd"/>
           </w:p>
         </w:tc>
       </w:tr>
       <w:tr>
+        <w:tblPrEx>
+          <w:tblBorders>
+            <w:top w:val="single" w:color="000000" w:sz="4" w:space="0"/>
+            <w:left w:val="single" w:color="000000" w:sz="4" w:space="0"/>
+            <w:bottom w:val="single" w:color="000000" w:sz="4" w:space="0"/>
+            <w:right w:val="single" w:color="000000" w:sz="4" w:space="0"/>
+            <w:insideH w:val="single" w:color="000000" w:sz="4" w:space="0"/>
+            <w:insideV w:val="single" w:color="000000" w:sz="4" w:space="0"/>
+          </w:tblBorders>
+          <w:tblCellMar>
+            <w:top w:w="0" w:type="dxa"/>
+            <w:left w:w="0" w:type="dxa"/>
+            <w:bottom w:w="0" w:type="dxa"/>
+            <w:right w:w="0" w:type="dxa"/>
+          </w:tblCellMar>
+        </w:tblPrEx>
         <w:trPr>
-          <w:trHeight w:val="2119"/>
+          <w:trHeight w:val="2119" w:hRule="atLeast"/>
         </w:trPr>
         <w:tc>
           <w:tcPr>
@@ -2166,19 +2375,17 @@
           </w:p>
           <w:p>
             <w:pPr>
-              <w:pStyle w:val="TableText"/>
+              <w:pStyle w:val="26"/>
               <w:widowControl w:val="0"/>
               <w:spacing w:before="78" w:line="220" w:lineRule="auto"/>
               <w:ind w:left="118"/>
             </w:pPr>
-            <w:proofErr w:type="spellStart"/>
             <w:r>
               <w:rPr>
                 <w:spacing w:val="-4"/>
               </w:rPr>
               <w:t>管理层</w:t>
             </w:r>
-            <w:proofErr w:type="spellEnd"/>
           </w:p>
         </w:tc>
         <w:tc>
@@ -2187,7 +2394,7 @@
           </w:tcPr>
           <w:p>
             <w:pPr>
-              <w:pStyle w:val="TableText"/>
+              <w:pStyle w:val="26"/>
               <w:widowControl w:val="0"/>
               <w:spacing w:before="202" w:line="220" w:lineRule="auto"/>
               <w:ind w:left="155"/>
@@ -2197,7 +2404,6 @@
             </w:pPr>
             <w:r>
               <w:rPr>
-                <w:noProof/>
                 <w:spacing w:val="-2"/>
                 <w:lang w:eastAsia="zh-CN"/>
               </w:rPr>
@@ -2239,26 +2445,12 @@
               <w:rPr>
                 <w:spacing w:val="-2"/>
               </w:rPr>
-              <w:t xml:space="preserve">  </w:t>
-            </w:r>
-            <w:proofErr w:type="spellStart"/>
-            <w:r>
-              <w:rPr>
-                <w:spacing w:val="-2"/>
-              </w:rPr>
-              <w:t>负责审批年度服务能力管理计划</w:t>
-            </w:r>
-            <w:proofErr w:type="spellEnd"/>
-            <w:r>
-              <w:rPr>
-                <w:spacing w:val="-2"/>
-              </w:rPr>
-              <w:t>。</w:t>
-            </w:r>
-          </w:p>
-          <w:p>
-            <w:pPr>
-              <w:pStyle w:val="TableText"/>
+              <w:t xml:space="preserve">  负责审批年度服务能力管理计划。</w:t>
+            </w:r>
+          </w:p>
+          <w:p>
+            <w:pPr>
+              <w:pStyle w:val="26"/>
               <w:widowControl w:val="0"/>
               <w:spacing w:before="202" w:line="220" w:lineRule="auto"/>
               <w:ind w:left="155"/>
@@ -2268,7 +2460,6 @@
             </w:pPr>
             <w:r>
               <w:rPr>
-                <w:noProof/>
                 <w:spacing w:val="-2"/>
                 <w:lang w:eastAsia="zh-CN"/>
               </w:rPr>
@@ -2310,26 +2501,12 @@
               <w:rPr>
                 <w:spacing w:val="-2"/>
               </w:rPr>
-              <w:t xml:space="preserve">  </w:t>
-            </w:r>
-            <w:proofErr w:type="spellStart"/>
-            <w:r>
-              <w:rPr>
-                <w:spacing w:val="-2"/>
-              </w:rPr>
-              <w:t>定期对服务实施过程和服务实施过程的改进进行监控管理</w:t>
-            </w:r>
-            <w:proofErr w:type="spellEnd"/>
-            <w:r>
-              <w:rPr>
-                <w:spacing w:val="-2"/>
-              </w:rPr>
-              <w:t>。</w:t>
-            </w:r>
-          </w:p>
-          <w:p>
-            <w:pPr>
-              <w:pStyle w:val="TableText"/>
+              <w:t xml:space="preserve">  定期对服务实施过程和服务实施过程的改进进行监控管理。</w:t>
+            </w:r>
+          </w:p>
+          <w:p>
+            <w:pPr>
+              <w:pStyle w:val="26"/>
               <w:widowControl w:val="0"/>
               <w:spacing w:before="202" w:line="220" w:lineRule="auto"/>
               <w:ind w:left="155"/>
@@ -2339,7 +2516,6 @@
             </w:pPr>
             <w:r>
               <w:rPr>
-                <w:noProof/>
                 <w:spacing w:val="-2"/>
                 <w:lang w:eastAsia="zh-CN"/>
               </w:rPr>
@@ -2381,20 +2557,12 @@
               <w:rPr>
                 <w:spacing w:val="-2"/>
               </w:rPr>
-              <w:t xml:space="preserve">  </w:t>
-            </w:r>
-            <w:proofErr w:type="spellStart"/>
-            <w:r>
-              <w:rPr>
-                <w:spacing w:val="-2"/>
-              </w:rPr>
-              <w:t>负责公司运维服务体系的管理评审，以确保运维服务能力适</w:t>
-            </w:r>
-            <w:proofErr w:type="spellEnd"/>
-          </w:p>
-          <w:p>
-            <w:pPr>
-              <w:pStyle w:val="TableText"/>
+              <w:t xml:space="preserve">  负责公司运维服务体系的管理评审，以确保运维服务能力适</w:t>
+            </w:r>
+          </w:p>
+          <w:p>
+            <w:pPr>
+              <w:pStyle w:val="26"/>
               <w:widowControl w:val="0"/>
               <w:spacing w:before="202" w:line="220" w:lineRule="auto"/>
               <w:ind w:left="155"/>
@@ -2402,26 +2570,34 @@
                 <w:spacing w:val="-2"/>
               </w:rPr>
             </w:pPr>
-            <w:proofErr w:type="spellStart"/>
             <w:r>
               <w:rPr>
                 <w:spacing w:val="-2"/>
               </w:rPr>
-              <w:t>应性和有效性</w:t>
-            </w:r>
-            <w:proofErr w:type="spellEnd"/>
-            <w:r>
-              <w:rPr>
-                <w:spacing w:val="-2"/>
-              </w:rPr>
-              <w:t>。</w:t>
+              <w:t>应性和有效性。</w:t>
             </w:r>
           </w:p>
         </w:tc>
       </w:tr>
       <w:tr>
+        <w:tblPrEx>
+          <w:tblBorders>
+            <w:top w:val="single" w:color="000000" w:sz="4" w:space="0"/>
+            <w:left w:val="single" w:color="000000" w:sz="4" w:space="0"/>
+            <w:bottom w:val="single" w:color="000000" w:sz="4" w:space="0"/>
+            <w:right w:val="single" w:color="000000" w:sz="4" w:space="0"/>
+            <w:insideH w:val="single" w:color="000000" w:sz="4" w:space="0"/>
+            <w:insideV w:val="single" w:color="000000" w:sz="4" w:space="0"/>
+          </w:tblBorders>
+          <w:tblCellMar>
+            <w:top w:w="0" w:type="dxa"/>
+            <w:left w:w="0" w:type="dxa"/>
+            <w:bottom w:w="0" w:type="dxa"/>
+            <w:right w:w="0" w:type="dxa"/>
+          </w:tblCellMar>
+        </w:tblPrEx>
         <w:trPr>
-          <w:trHeight w:val="2119"/>
+          <w:trHeight w:val="2119" w:hRule="atLeast"/>
         </w:trPr>
         <w:tc>
           <w:tcPr>
@@ -2490,19 +2666,17 @@
           </w:p>
           <w:p>
             <w:pPr>
-              <w:pStyle w:val="TableText"/>
+              <w:pStyle w:val="26"/>
               <w:widowControl w:val="0"/>
               <w:spacing w:before="78" w:line="220" w:lineRule="auto"/>
               <w:ind w:left="113"/>
             </w:pPr>
-            <w:proofErr w:type="spellStart"/>
             <w:r>
               <w:rPr>
                 <w:spacing w:val="-2"/>
               </w:rPr>
               <w:t>质量部</w:t>
             </w:r>
-            <w:proofErr w:type="spellEnd"/>
           </w:p>
         </w:tc>
         <w:tc>
@@ -2512,18 +2686,16 @@
           </w:tcPr>
           <w:p>
             <w:pPr>
-              <w:pStyle w:val="TableText"/>
+              <w:pStyle w:val="26"/>
               <w:widowControl w:val="0"/>
               <w:spacing w:before="113" w:line="302" w:lineRule="auto"/>
               <w:ind w:left="572" w:right="279" w:hanging="417"/>
             </w:pPr>
             <w:r>
               <w:rPr>
-                <w:noProof/>
                 <w:position w:val="-5"/>
                 <w:lang w:eastAsia="zh-CN"/>
               </w:rPr>
-              <w:lastRenderedPageBreak/>
               <w:drawing>
                 <wp:inline distT="0" distB="0" distL="0" distR="0">
                   <wp:extent cx="107950" cy="168910"/>
@@ -2564,7 +2736,6 @@
               </w:rPr>
               <w:t xml:space="preserve">  </w:t>
             </w:r>
-            <w:proofErr w:type="spellStart"/>
             <w:r>
               <w:rPr>
                 <w:spacing w:val="-1"/>
@@ -2575,26 +2746,18 @@
               <w:rPr>
                 <w:spacing w:val="-9"/>
               </w:rPr>
-              <w:t>理计划</w:t>
-            </w:r>
-            <w:proofErr w:type="spellEnd"/>
-            <w:r>
-              <w:rPr>
-                <w:spacing w:val="-9"/>
-              </w:rPr>
-              <w:t>。</w:t>
-            </w:r>
-          </w:p>
-          <w:p>
-            <w:pPr>
-              <w:pStyle w:val="TableText"/>
+              <w:t>理计划。</w:t>
+            </w:r>
+          </w:p>
+          <w:p>
+            <w:pPr>
+              <w:pStyle w:val="26"/>
               <w:widowControl w:val="0"/>
               <w:spacing w:before="191" w:line="301" w:lineRule="auto"/>
               <w:ind w:left="570" w:right="103" w:hanging="415"/>
             </w:pPr>
             <w:r>
               <w:rPr>
-                <w:noProof/>
                 <w:position w:val="-5"/>
                 <w:lang w:eastAsia="zh-CN"/>
               </w:rPr>
@@ -2638,31 +2801,22 @@
               </w:rPr>
               <w:t xml:space="preserve">  </w:t>
             </w:r>
-            <w:proofErr w:type="spellStart"/>
             <w:r>
               <w:rPr>
                 <w:spacing w:val="-1"/>
               </w:rPr>
-              <w:t>监控运维服务质量</w:t>
-            </w:r>
-            <w:proofErr w:type="spellEnd"/>
+              <w:t>监控运维服务质量,</w:t>
+            </w:r>
+            <w:r>
+              <w:rPr>
+                <w:spacing w:val="36"/>
+              </w:rPr>
+              <w:t xml:space="preserve">  </w:t>
+            </w:r>
             <w:r>
               <w:rPr>
                 <w:spacing w:val="-1"/>
               </w:rPr>
-              <w:t>,</w:t>
-            </w:r>
-            <w:r>
-              <w:rPr>
-                <w:spacing w:val="36"/>
-              </w:rPr>
-              <w:t xml:space="preserve">  </w:t>
-            </w:r>
-            <w:proofErr w:type="spellStart"/>
-            <w:r>
-              <w:rPr>
-                <w:spacing w:val="-1"/>
-              </w:rPr>
               <w:t>定期组织质量分析会议，对运维</w:t>
             </w:r>
             <w:r>
@@ -2675,26 +2829,18 @@
               <w:rPr>
                 <w:spacing w:val="-5"/>
               </w:rPr>
-              <w:t>开展情况进行评估</w:t>
-            </w:r>
-            <w:proofErr w:type="spellEnd"/>
-            <w:r>
-              <w:rPr>
-                <w:spacing w:val="-5"/>
-              </w:rPr>
-              <w:t>。</w:t>
-            </w:r>
-          </w:p>
-          <w:p>
-            <w:pPr>
-              <w:pStyle w:val="TableText"/>
+              <w:t>开展情况进行评估。</w:t>
+            </w:r>
+          </w:p>
+          <w:p>
+            <w:pPr>
+              <w:pStyle w:val="26"/>
               <w:widowControl w:val="0"/>
               <w:spacing w:before="196" w:line="220" w:lineRule="auto"/>
               <w:ind w:left="155"/>
             </w:pPr>
             <w:r>
               <w:rPr>
-                <w:noProof/>
                 <w:position w:val="-5"/>
                 <w:lang w:eastAsia="zh-CN"/>
               </w:rPr>
@@ -2738,35 +2884,25 @@
               </w:rPr>
               <w:t xml:space="preserve">  </w:t>
             </w:r>
-            <w:proofErr w:type="spellStart"/>
             <w:r>
               <w:rPr>
                 <w:spacing w:val="-3"/>
               </w:rPr>
-              <w:t>对公司运维服务业务的质量进行监控</w:t>
-            </w:r>
-            <w:proofErr w:type="spellEnd"/>
-            <w:r>
-              <w:rPr>
-                <w:spacing w:val="-3"/>
-              </w:rPr>
-              <w:t>。</w:t>
-            </w:r>
-          </w:p>
-          <w:p>
-            <w:pPr>
-              <w:pStyle w:val="TableText"/>
+              <w:t>对公司运维服务业务的质量进行监控。</w:t>
+            </w:r>
+          </w:p>
+          <w:p>
+            <w:pPr>
+              <w:pStyle w:val="26"/>
               <w:widowControl w:val="0"/>
               <w:spacing w:before="202" w:line="302" w:lineRule="auto"/>
               <w:ind w:left="573" w:right="279" w:hanging="418"/>
             </w:pPr>
             <w:r>
               <w:rPr>
-                <w:noProof/>
                 <w:position w:val="-5"/>
                 <w:lang w:eastAsia="zh-CN"/>
               </w:rPr>
-              <w:lastRenderedPageBreak/>
               <w:drawing>
                 <wp:inline distT="0" distB="0" distL="0" distR="0">
                   <wp:extent cx="107950" cy="168910"/>
@@ -2807,7 +2943,6 @@
               </w:rPr>
               <w:t xml:space="preserve">  </w:t>
             </w:r>
-            <w:proofErr w:type="spellStart"/>
             <w:r>
               <w:rPr>
                 <w:spacing w:val="-1"/>
@@ -2818,26 +2953,18 @@
               <w:rPr>
                 <w:spacing w:val="-4"/>
               </w:rPr>
-              <w:t>项的处理进行跟踪记录</w:t>
-            </w:r>
-            <w:proofErr w:type="spellEnd"/>
-            <w:r>
-              <w:rPr>
-                <w:spacing w:val="-4"/>
-              </w:rPr>
-              <w:t>。</w:t>
-            </w:r>
-          </w:p>
-          <w:p>
-            <w:pPr>
-              <w:pStyle w:val="TableText"/>
+              <w:t>项的处理进行跟踪记录。</w:t>
+            </w:r>
+          </w:p>
+          <w:p>
+            <w:pPr>
+              <w:pStyle w:val="26"/>
               <w:widowControl w:val="0"/>
               <w:spacing w:before="193" w:line="220" w:lineRule="auto"/>
               <w:ind w:left="155"/>
             </w:pPr>
             <w:r>
               <w:rPr>
-                <w:noProof/>
                 <w:position w:val="-5"/>
                 <w:lang w:eastAsia="zh-CN"/>
               </w:rPr>
@@ -2881,31 +3008,22 @@
               </w:rPr>
               <w:t xml:space="preserve">  </w:t>
             </w:r>
-            <w:proofErr w:type="spellStart"/>
             <w:r>
               <w:rPr>
                 <w:spacing w:val="-4"/>
               </w:rPr>
-              <w:t>负责改进措施的监督及检查</w:t>
-            </w:r>
-            <w:proofErr w:type="spellEnd"/>
-            <w:r>
-              <w:rPr>
-                <w:spacing w:val="-4"/>
-              </w:rPr>
-              <w:t>。</w:t>
-            </w:r>
-          </w:p>
-          <w:p>
-            <w:pPr>
-              <w:pStyle w:val="TableText"/>
+              <w:t>负责改进措施的监督及检查。</w:t>
+            </w:r>
+          </w:p>
+          <w:p>
+            <w:pPr>
+              <w:pStyle w:val="26"/>
               <w:widowControl w:val="0"/>
               <w:spacing w:before="202" w:line="220" w:lineRule="auto"/>
               <w:ind w:left="155"/>
             </w:pPr>
             <w:r>
               <w:rPr>
-                <w:noProof/>
                 <w:position w:val="-5"/>
                 <w:lang w:eastAsia="zh-CN"/>
               </w:rPr>
@@ -2949,31 +3067,22 @@
               </w:rPr>
               <w:t xml:space="preserve">  </w:t>
             </w:r>
-            <w:proofErr w:type="spellStart"/>
             <w:r>
               <w:rPr>
                 <w:spacing w:val="-3"/>
               </w:rPr>
-              <w:t>对重大投诉进行原因分析、处理和回访</w:t>
-            </w:r>
-            <w:proofErr w:type="spellEnd"/>
-            <w:r>
-              <w:rPr>
-                <w:spacing w:val="-3"/>
-              </w:rPr>
-              <w:t>。</w:t>
-            </w:r>
-          </w:p>
-          <w:p>
-            <w:pPr>
-              <w:pStyle w:val="TableText"/>
+              <w:t>对重大投诉进行原因分析、处理和回访。</w:t>
+            </w:r>
+          </w:p>
+          <w:p>
+            <w:pPr>
+              <w:pStyle w:val="26"/>
               <w:widowControl w:val="0"/>
               <w:spacing w:before="203" w:line="220" w:lineRule="auto"/>
               <w:ind w:left="155"/>
             </w:pPr>
             <w:r>
               <w:rPr>
-                <w:noProof/>
                 <w:position w:val="-5"/>
                 <w:lang w:eastAsia="zh-CN"/>
               </w:rPr>
@@ -3017,31 +3126,22 @@
               </w:rPr>
               <w:t xml:space="preserve">  </w:t>
             </w:r>
-            <w:proofErr w:type="spellStart"/>
             <w:r>
               <w:rPr>
                 <w:spacing w:val="-3"/>
               </w:rPr>
-              <w:t>对每年运维服务报告进行审查</w:t>
-            </w:r>
-            <w:proofErr w:type="spellEnd"/>
-            <w:r>
-              <w:rPr>
-                <w:spacing w:val="-3"/>
-              </w:rPr>
-              <w:t>。</w:t>
-            </w:r>
-          </w:p>
-          <w:p>
-            <w:pPr>
-              <w:pStyle w:val="TableText"/>
+              <w:t>对每年运维服务报告进行审查。</w:t>
+            </w:r>
+          </w:p>
+          <w:p>
+            <w:pPr>
+              <w:pStyle w:val="26"/>
               <w:widowControl w:val="0"/>
               <w:spacing w:before="203" w:line="220" w:lineRule="auto"/>
               <w:ind w:left="155"/>
             </w:pPr>
             <w:r>
               <w:rPr>
-                <w:noProof/>
                 <w:position w:val="-5"/>
                 <w:lang w:eastAsia="zh-CN"/>
               </w:rPr>
@@ -3085,26 +3185,34 @@
               </w:rPr>
               <w:t xml:space="preserve">  </w:t>
             </w:r>
-            <w:proofErr w:type="spellStart"/>
             <w:r>
               <w:rPr>
                 <w:spacing w:val="-5"/>
               </w:rPr>
-              <w:t>负责客户满意度调查</w:t>
-            </w:r>
-            <w:proofErr w:type="spellEnd"/>
-            <w:r>
-              <w:rPr>
-                <w:spacing w:val="-5"/>
-              </w:rPr>
-              <w:t>。</w:t>
+              <w:t>负责客户满意度调查。</w:t>
             </w:r>
           </w:p>
         </w:tc>
       </w:tr>
       <w:tr>
+        <w:tblPrEx>
+          <w:tblBorders>
+            <w:top w:val="single" w:color="000000" w:sz="4" w:space="0"/>
+            <w:left w:val="single" w:color="000000" w:sz="4" w:space="0"/>
+            <w:bottom w:val="single" w:color="000000" w:sz="4" w:space="0"/>
+            <w:right w:val="single" w:color="000000" w:sz="4" w:space="0"/>
+            <w:insideH w:val="single" w:color="000000" w:sz="4" w:space="0"/>
+            <w:insideV w:val="single" w:color="000000" w:sz="4" w:space="0"/>
+          </w:tblBorders>
+          <w:tblCellMar>
+            <w:top w:w="0" w:type="dxa"/>
+            <w:left w:w="0" w:type="dxa"/>
+            <w:bottom w:w="0" w:type="dxa"/>
+            <w:right w:w="0" w:type="dxa"/>
+          </w:tblCellMar>
+        </w:tblPrEx>
         <w:trPr>
-          <w:trHeight w:val="2119"/>
+          <w:trHeight w:val="2119" w:hRule="atLeast"/>
         </w:trPr>
         <w:tc>
           <w:tcPr>
@@ -3179,19 +3287,17 @@
           </w:p>
           <w:p>
             <w:pPr>
-              <w:pStyle w:val="TableText"/>
+              <w:pStyle w:val="26"/>
               <w:widowControl w:val="0"/>
               <w:spacing w:before="78" w:line="220" w:lineRule="auto"/>
               <w:ind w:left="112"/>
             </w:pPr>
-            <w:proofErr w:type="spellStart"/>
             <w:r>
               <w:rPr>
                 <w:spacing w:val="-2"/>
               </w:rPr>
               <w:t>运维部</w:t>
             </w:r>
-            <w:proofErr w:type="spellEnd"/>
           </w:p>
         </w:tc>
         <w:tc>
@@ -3201,14 +3307,13 @@
           </w:tcPr>
           <w:p>
             <w:pPr>
-              <w:pStyle w:val="TableText"/>
+              <w:pStyle w:val="26"/>
               <w:widowControl w:val="0"/>
               <w:spacing w:before="117" w:line="301" w:lineRule="auto"/>
               <w:ind w:left="571" w:right="159" w:hanging="416"/>
             </w:pPr>
             <w:r>
               <w:rPr>
-                <w:noProof/>
                 <w:position w:val="-5"/>
                 <w:lang w:eastAsia="zh-CN"/>
               </w:rPr>
@@ -3252,49 +3357,28 @@
               </w:rPr>
               <w:t xml:space="preserve">  </w:t>
             </w:r>
-            <w:proofErr w:type="spellStart"/>
             <w:r>
               <w:rPr>
                 <w:spacing w:val="-1"/>
               </w:rPr>
-              <w:t>负责对所运维业务进行质量控制</w:t>
-            </w:r>
-            <w:r>
-              <w:rPr>
-                <w:spacing w:val="-1"/>
-              </w:rPr>
-              <w:t>,</w:t>
-            </w:r>
-            <w:r>
-              <w:rPr>
-                <w:spacing w:val="-1"/>
-              </w:rPr>
-              <w:t>对质量部和服务台提供的</w:t>
+              <w:t>负责对所运维业务进行质量控制,对质量部和服务台提供的</w:t>
             </w:r>
             <w:r>
               <w:rPr>
                 <w:spacing w:val="-3"/>
               </w:rPr>
-              <w:t>客户服务质量调查结果进行分析和处理</w:t>
-            </w:r>
-            <w:proofErr w:type="spellEnd"/>
-            <w:r>
-              <w:rPr>
-                <w:spacing w:val="-3"/>
-              </w:rPr>
-              <w:t>。</w:t>
-            </w:r>
-          </w:p>
-          <w:p>
-            <w:pPr>
-              <w:pStyle w:val="TableText"/>
+              <w:t>客户服务质量调查结果进行分析和处理。</w:t>
+            </w:r>
+          </w:p>
+          <w:p>
+            <w:pPr>
+              <w:pStyle w:val="26"/>
               <w:widowControl w:val="0"/>
               <w:spacing w:before="194" w:line="220" w:lineRule="auto"/>
               <w:ind w:left="155"/>
             </w:pPr>
             <w:r>
               <w:rPr>
-                <w:noProof/>
                 <w:position w:val="-5"/>
                 <w:lang w:eastAsia="zh-CN"/>
               </w:rPr>
@@ -3338,31 +3422,22 @@
               </w:rPr>
               <w:t xml:space="preserve">  </w:t>
             </w:r>
-            <w:proofErr w:type="spellStart"/>
             <w:r>
               <w:rPr>
                 <w:spacing w:val="-4"/>
               </w:rPr>
-              <w:t>定期组织召开质量分析会</w:t>
-            </w:r>
-            <w:proofErr w:type="spellEnd"/>
-            <w:r>
-              <w:rPr>
-                <w:spacing w:val="-4"/>
-              </w:rPr>
-              <w:t>。</w:t>
-            </w:r>
-          </w:p>
-          <w:p>
-            <w:pPr>
-              <w:pStyle w:val="TableText"/>
+              <w:t>定期组织召开质量分析会。</w:t>
+            </w:r>
+          </w:p>
+          <w:p>
+            <w:pPr>
+              <w:pStyle w:val="26"/>
               <w:widowControl w:val="0"/>
               <w:spacing w:before="203" w:line="220" w:lineRule="auto"/>
               <w:ind w:left="155"/>
             </w:pPr>
             <w:r>
               <w:rPr>
-                <w:noProof/>
                 <w:position w:val="-5"/>
                 <w:lang w:eastAsia="zh-CN"/>
               </w:rPr>
@@ -3406,31 +3481,22 @@
               </w:rPr>
               <w:t xml:space="preserve">  </w:t>
             </w:r>
-            <w:proofErr w:type="spellStart"/>
             <w:r>
               <w:rPr>
                 <w:spacing w:val="-4"/>
               </w:rPr>
-              <w:t>跟踪客户投诉的处理过程</w:t>
-            </w:r>
-            <w:proofErr w:type="spellEnd"/>
-            <w:r>
-              <w:rPr>
-                <w:spacing w:val="-4"/>
-              </w:rPr>
-              <w:t>。</w:t>
-            </w:r>
-          </w:p>
-          <w:p>
-            <w:pPr>
-              <w:pStyle w:val="TableText"/>
+              <w:t>跟踪客户投诉的处理过程。</w:t>
+            </w:r>
+          </w:p>
+          <w:p>
+            <w:pPr>
+              <w:pStyle w:val="26"/>
               <w:widowControl w:val="0"/>
               <w:spacing w:before="202" w:line="220" w:lineRule="auto"/>
               <w:ind w:left="155"/>
             </w:pPr>
             <w:r>
               <w:rPr>
-                <w:noProof/>
                 <w:position w:val="-5"/>
                 <w:lang w:eastAsia="zh-CN"/>
               </w:rPr>
@@ -3474,31 +3540,22 @@
               </w:rPr>
               <w:t xml:space="preserve">  </w:t>
             </w:r>
-            <w:proofErr w:type="spellStart"/>
             <w:r>
               <w:rPr>
                 <w:spacing w:val="-2"/>
               </w:rPr>
-              <w:t>定期编写总结报告，持续改进完善维护服务能力和质量</w:t>
-            </w:r>
-            <w:proofErr w:type="spellEnd"/>
-            <w:r>
-              <w:rPr>
-                <w:spacing w:val="-2"/>
-              </w:rPr>
-              <w:t>。</w:t>
-            </w:r>
-          </w:p>
-          <w:p>
-            <w:pPr>
-              <w:pStyle w:val="TableText"/>
+              <w:t>定期编写总结报告，持续改进完善维护服务能力和质量。</w:t>
+            </w:r>
+          </w:p>
+          <w:p>
+            <w:pPr>
+              <w:pStyle w:val="26"/>
               <w:widowControl w:val="0"/>
               <w:spacing w:before="203" w:line="220" w:lineRule="auto"/>
               <w:ind w:left="155"/>
             </w:pPr>
             <w:r>
               <w:rPr>
-                <w:noProof/>
                 <w:position w:val="-5"/>
                 <w:lang w:eastAsia="zh-CN"/>
               </w:rPr>
@@ -3542,31 +3599,22 @@
               </w:rPr>
               <w:t xml:space="preserve">  </w:t>
             </w:r>
-            <w:proofErr w:type="spellStart"/>
             <w:r>
               <w:rPr>
                 <w:spacing w:val="-5"/>
               </w:rPr>
-              <w:t>负责监控服务的处理过程</w:t>
-            </w:r>
-            <w:proofErr w:type="spellEnd"/>
-            <w:r>
-              <w:rPr>
-                <w:spacing w:val="-5"/>
-              </w:rPr>
-              <w:t>。</w:t>
-            </w:r>
-          </w:p>
-          <w:p>
-            <w:pPr>
-              <w:pStyle w:val="TableText"/>
+              <w:t>负责监控服务的处理过程。</w:t>
+            </w:r>
+          </w:p>
+          <w:p>
+            <w:pPr>
+              <w:pStyle w:val="26"/>
               <w:widowControl w:val="0"/>
               <w:spacing w:before="203" w:line="220" w:lineRule="auto"/>
               <w:ind w:left="155"/>
             </w:pPr>
             <w:r>
               <w:rPr>
-                <w:noProof/>
                 <w:position w:val="-5"/>
                 <w:lang w:eastAsia="zh-CN"/>
               </w:rPr>
@@ -3610,31 +3658,22 @@
               </w:rPr>
               <w:t xml:space="preserve">  </w:t>
             </w:r>
-            <w:proofErr w:type="spellStart"/>
             <w:r>
               <w:rPr>
                 <w:spacing w:val="-3"/>
               </w:rPr>
-              <w:t>对每个处理事件进行客户回访</w:t>
-            </w:r>
-            <w:proofErr w:type="spellEnd"/>
-            <w:r>
-              <w:rPr>
-                <w:spacing w:val="-3"/>
-              </w:rPr>
-              <w:t>。</w:t>
-            </w:r>
-          </w:p>
-          <w:p>
-            <w:pPr>
-              <w:pStyle w:val="TableText"/>
+              <w:t>对每个处理事件进行客户回访。</w:t>
+            </w:r>
+          </w:p>
+          <w:p>
+            <w:pPr>
+              <w:pStyle w:val="26"/>
               <w:widowControl w:val="0"/>
               <w:spacing w:before="204" w:line="301" w:lineRule="auto"/>
               <w:ind w:left="573" w:right="279" w:hanging="418"/>
             </w:pPr>
             <w:r>
               <w:rPr>
-                <w:noProof/>
                 <w:position w:val="-5"/>
                 <w:lang w:eastAsia="zh-CN"/>
               </w:rPr>
@@ -3678,7 +3717,6 @@
               </w:rPr>
               <w:t xml:space="preserve">  </w:t>
             </w:r>
-            <w:proofErr w:type="spellStart"/>
             <w:r>
               <w:rPr>
                 <w:spacing w:val="-1"/>
@@ -3689,26 +3727,18 @@
               <w:rPr>
                 <w:spacing w:val="-7"/>
               </w:rPr>
-              <w:t>关部门处理</w:t>
-            </w:r>
-            <w:proofErr w:type="spellEnd"/>
-            <w:r>
-              <w:rPr>
-                <w:spacing w:val="-7"/>
-              </w:rPr>
-              <w:t>。</w:t>
-            </w:r>
-          </w:p>
-          <w:p>
-            <w:pPr>
-              <w:pStyle w:val="TableText"/>
+              <w:t>关部门处理。</w:t>
+            </w:r>
+          </w:p>
+          <w:p>
+            <w:pPr>
+              <w:pStyle w:val="26"/>
               <w:widowControl w:val="0"/>
               <w:spacing w:before="195" w:line="326" w:lineRule="auto"/>
               <w:ind w:left="571" w:right="279" w:hanging="416"/>
             </w:pPr>
             <w:r>
               <w:rPr>
-                <w:noProof/>
                 <w:position w:val="-5"/>
                 <w:lang w:eastAsia="zh-CN"/>
               </w:rPr>
@@ -3768,8 +3798,24 @@
         </w:tc>
       </w:tr>
       <w:tr>
+        <w:tblPrEx>
+          <w:tblBorders>
+            <w:top w:val="single" w:color="000000" w:sz="4" w:space="0"/>
+            <w:left w:val="single" w:color="000000" w:sz="4" w:space="0"/>
+            <w:bottom w:val="single" w:color="000000" w:sz="4" w:space="0"/>
+            <w:right w:val="single" w:color="000000" w:sz="4" w:space="0"/>
+            <w:insideH w:val="single" w:color="000000" w:sz="4" w:space="0"/>
+            <w:insideV w:val="single" w:color="000000" w:sz="4" w:space="0"/>
+          </w:tblBorders>
+          <w:tblCellMar>
+            <w:top w:w="0" w:type="dxa"/>
+            <w:left w:w="0" w:type="dxa"/>
+            <w:bottom w:w="0" w:type="dxa"/>
+            <w:right w:w="0" w:type="dxa"/>
+          </w:tblCellMar>
+        </w:tblPrEx>
         <w:trPr>
-          <w:trHeight w:val="2119"/>
+          <w:trHeight w:val="2119" w:hRule="atLeast"/>
         </w:trPr>
         <w:tc>
           <w:tcPr>
@@ -3790,19 +3836,17 @@
           </w:p>
           <w:p>
             <w:pPr>
-              <w:pStyle w:val="TableText"/>
+              <w:pStyle w:val="26"/>
               <w:widowControl w:val="0"/>
               <w:spacing w:before="78" w:line="220" w:lineRule="auto"/>
               <w:ind w:left="113"/>
             </w:pPr>
-            <w:proofErr w:type="spellStart"/>
             <w:r>
               <w:rPr>
                 <w:spacing w:val="-2"/>
               </w:rPr>
               <w:t>其他部门</w:t>
             </w:r>
-            <w:proofErr w:type="spellEnd"/>
           </w:p>
         </w:tc>
         <w:tc>
@@ -3812,14 +3856,13 @@
           </w:tcPr>
           <w:p>
             <w:pPr>
-              <w:pStyle w:val="TableText"/>
+              <w:pStyle w:val="26"/>
               <w:widowControl w:val="0"/>
               <w:spacing w:before="121" w:line="220" w:lineRule="auto"/>
               <w:ind w:left="155"/>
             </w:pPr>
             <w:r>
               <w:rPr>
-                <w:noProof/>
                 <w:position w:val="-5"/>
                 <w:lang w:eastAsia="zh-CN"/>
               </w:rPr>
@@ -3863,31 +3906,22 @@
               </w:rPr>
               <w:t xml:space="preserve">  </w:t>
             </w:r>
-            <w:proofErr w:type="spellStart"/>
             <w:r>
               <w:rPr>
                 <w:spacing w:val="-6"/>
               </w:rPr>
-              <w:t>参与能力管理计划的制定</w:t>
-            </w:r>
-            <w:proofErr w:type="spellEnd"/>
-            <w:r>
-              <w:rPr>
-                <w:spacing w:val="-6"/>
-              </w:rPr>
-              <w:t>；</w:t>
-            </w:r>
-          </w:p>
-          <w:p>
-            <w:pPr>
-              <w:pStyle w:val="TableText"/>
+              <w:t>参与能力管理计划的制定；</w:t>
+            </w:r>
+          </w:p>
+          <w:p>
+            <w:pPr>
+              <w:pStyle w:val="26"/>
               <w:widowControl w:val="0"/>
               <w:spacing w:before="202" w:line="220" w:lineRule="auto"/>
               <w:ind w:left="155"/>
             </w:pPr>
             <w:r>
               <w:rPr>
-                <w:noProof/>
                 <w:position w:val="-5"/>
                 <w:lang w:eastAsia="zh-CN"/>
               </w:rPr>
@@ -3931,24 +3965,16 @@
               </w:rPr>
               <w:t xml:space="preserve">  </w:t>
             </w:r>
-            <w:proofErr w:type="spellStart"/>
             <w:r>
               <w:rPr>
                 <w:spacing w:val="-6"/>
               </w:rPr>
-              <w:t>按照能力管理计划实施</w:t>
-            </w:r>
-            <w:proofErr w:type="spellEnd"/>
-            <w:r>
-              <w:rPr>
-                <w:spacing w:val="-6"/>
-              </w:rPr>
-              <w:t>；</w:t>
-            </w:r>
-          </w:p>
-          <w:p>
-            <w:pPr>
-              <w:pStyle w:val="TableText"/>
+              <w:t>按照能力管理计划实施；</w:t>
+            </w:r>
+          </w:p>
+          <w:p>
+            <w:pPr>
+              <w:pStyle w:val="26"/>
               <w:widowControl w:val="0"/>
               <w:spacing w:before="202" w:line="220" w:lineRule="auto"/>
               <w:ind w:left="155"/>
@@ -3958,7 +3984,6 @@
             </w:pPr>
             <w:r>
               <w:rPr>
-                <w:noProof/>
                 <w:position w:val="-5"/>
                 <w:lang w:eastAsia="zh-CN"/>
               </w:rPr>
@@ -4002,24 +4027,16 @@
               </w:rPr>
               <w:t xml:space="preserve">  </w:t>
             </w:r>
-            <w:proofErr w:type="spellStart"/>
             <w:r>
               <w:rPr>
                 <w:spacing w:val="-3"/>
               </w:rPr>
-              <w:t>接受质量部的监督和检查，并定期汇报计划的实施情况</w:t>
-            </w:r>
-            <w:proofErr w:type="spellEnd"/>
-            <w:r>
-              <w:rPr>
-                <w:spacing w:val="-3"/>
-              </w:rPr>
-              <w:t>；</w:t>
-            </w:r>
-          </w:p>
-          <w:p>
-            <w:pPr>
-              <w:pStyle w:val="TableText"/>
+              <w:t>接受质量部的监督和检查，并定期汇报计划的实施情况；</w:t>
+            </w:r>
+          </w:p>
+          <w:p>
+            <w:pPr>
+              <w:pStyle w:val="26"/>
               <w:widowControl w:val="0"/>
               <w:spacing w:before="202" w:line="220" w:lineRule="auto"/>
               <w:ind w:left="155"/>
@@ -4029,7 +4046,6 @@
             </w:pPr>
             <w:r>
               <w:rPr>
-                <w:noProof/>
                 <w:position w:val="-5"/>
                 <w:lang w:eastAsia="zh-CN"/>
               </w:rPr>
@@ -4073,19 +4089,11 @@
               </w:rPr>
               <w:t xml:space="preserve">  </w:t>
             </w:r>
-            <w:proofErr w:type="spellStart"/>
             <w:r>
               <w:rPr>
                 <w:spacing w:val="-2"/>
               </w:rPr>
-              <w:t>针对实施过程中发现的问题采取有效的改进措施</w:t>
-            </w:r>
-            <w:proofErr w:type="spellEnd"/>
-            <w:r>
-              <w:rPr>
-                <w:spacing w:val="-2"/>
-              </w:rPr>
-              <w:t>。</w:t>
+              <w:t>针对实施过程中发现的问题采取有效的改进措施。</w:t>
             </w:r>
           </w:p>
         </w:tc>
@@ -4111,25 +4119,23 @@
     </w:p>
     <w:p>
       <w:pPr>
-        <w:pStyle w:val="11"/>
+        <w:pStyle w:val="27"/>
         <w:keepNext w:val="0"/>
         <w:keepLines w:val="0"/>
         <w:widowControl w:val="0"/>
       </w:pPr>
-      <w:bookmarkStart w:id="9" w:name="bookmark1"/>
-      <w:bookmarkStart w:id="10" w:name="_Toc740"/>
+      <w:bookmarkStart w:id="8" w:name="bookmark1"/>
+      <w:bookmarkEnd w:id="8"/>
+      <w:bookmarkStart w:id="9" w:name="_Toc8200"/>
+      <w:r>
+        <w:t>服务质量管理活动</w:t>
+      </w:r>
       <w:bookmarkEnd w:id="9"/>
-      <w:proofErr w:type="spellStart"/>
-      <w:r>
-        <w:t>服务质量管理活动</w:t>
-      </w:r>
-      <w:bookmarkEnd w:id="10"/>
-      <w:proofErr w:type="spellEnd"/>
     </w:p>
     <w:p>
       <w:pPr>
         <w:widowControl w:val="0"/>
-        <w:ind w:firstLineChars="200" w:firstLine="472"/>
+        <w:ind w:firstLine="464" w:firstLineChars="200"/>
         <w:rPr>
           <w:rFonts w:ascii="宋体" w:hAnsi="宋体" w:cs="宋体"/>
           <w:spacing w:val="-4"/>
@@ -4144,57 +4150,178 @@
           <w:sz w:val="24"/>
           <w:szCs w:val="24"/>
         </w:rPr>
-        <w:t>为达成服务质量目标，检查运维体系的实施情况，</w:t>
-      </w:r>
-      <w:r>
-        <w:rPr>
-          <w:rFonts w:ascii="宋体" w:hAnsi="宋体" w:cs="宋体"/>
-          <w:spacing w:val="-4"/>
-          <w:sz w:val="24"/>
-          <w:szCs w:val="24"/>
-        </w:rPr>
-        <w:t>2025</w:t>
-      </w:r>
-      <w:r>
-        <w:rPr>
-          <w:rFonts w:ascii="宋体" w:hAnsi="宋体" w:cs="宋体"/>
-          <w:spacing w:val="-4"/>
-          <w:sz w:val="24"/>
-          <w:szCs w:val="24"/>
-        </w:rPr>
-        <w:t>年度计划执行的服务质量管理活动，具体目标如下：</w:t>
+        <w:t>为达成服务质量目标，检查运维体系的实施情况，2025年度计划执行的服务质量管理活动，具体目标如下：</w:t>
       </w:r>
     </w:p>
     <w:p>
       <w:pPr>
-        <w:pStyle w:val="21"/>
+        <w:pStyle w:val="29"/>
+        <w:bidi w:val="0"/>
+      </w:pPr>
+      <w:bookmarkStart w:id="10" w:name="_Toc895"/>
+      <w:r>
+        <w:t>运维服务能力</w:t>
+      </w:r>
+      <w:r>
+        <w:rPr>
+          <w:rFonts w:hint="eastAsia"/>
+          <w:lang w:eastAsia="zh-CN"/>
+        </w:rPr>
+        <w:t>内部评审</w:t>
+      </w:r>
+      <w:bookmarkEnd w:id="10"/>
+    </w:p>
+    <w:p>
+      <w:pPr>
+        <w:widowControl w:val="0"/>
+        <w:ind w:firstLine="476" w:firstLineChars="200"/>
+        <w:rPr>
+          <w:rFonts w:ascii="宋体" w:hAnsi="宋体" w:cs="宋体"/>
+          <w:spacing w:val="-1"/>
+          <w:sz w:val="24"/>
+          <w:szCs w:val="24"/>
+        </w:rPr>
+      </w:pPr>
+      <w:r>
+        <w:rPr>
+          <w:rFonts w:hint="eastAsia" w:ascii="宋体" w:hAnsi="宋体" w:cs="宋体"/>
+          <w:spacing w:val="-1"/>
+          <w:sz w:val="24"/>
+          <w:szCs w:val="24"/>
+        </w:rPr>
+        <w:t>计划在2025年</w:t>
+      </w:r>
+      <w:r>
+        <w:rPr>
+          <w:rFonts w:hint="eastAsia" w:ascii="宋体" w:hAnsi="宋体" w:cs="宋体"/>
+          <w:spacing w:val="-1"/>
+          <w:sz w:val="24"/>
+          <w:szCs w:val="24"/>
+          <w:lang w:eastAsia="zh-CN"/>
+        </w:rPr>
+        <w:t>12</w:t>
+      </w:r>
+      <w:r>
+        <w:rPr>
+          <w:rFonts w:hint="eastAsia" w:ascii="宋体" w:hAnsi="宋体" w:cs="宋体"/>
+          <w:spacing w:val="-1"/>
+          <w:sz w:val="24"/>
+          <w:szCs w:val="24"/>
+        </w:rPr>
+        <w:t>月进行</w:t>
+      </w:r>
+      <w:r>
+        <w:rPr>
+          <w:rFonts w:hint="eastAsia" w:ascii="宋体" w:hAnsi="宋体" w:cs="宋体"/>
+          <w:sz w:val="24"/>
+          <w:szCs w:val="24"/>
+          <w:lang w:eastAsia="zh-CN"/>
+        </w:rPr>
+        <w:t>运维服务能力体系内部评审</w:t>
+      </w:r>
+      <w:r>
+        <w:rPr>
+          <w:rFonts w:hint="eastAsia" w:ascii="宋体" w:hAnsi="宋体" w:cs="宋体"/>
+          <w:spacing w:val="-1"/>
+          <w:sz w:val="24"/>
+          <w:szCs w:val="24"/>
+        </w:rPr>
+        <w:t>，由</w:t>
+      </w:r>
+      <w:r>
+        <w:rPr>
+          <w:rFonts w:hint="eastAsia" w:ascii="宋体" w:hAnsi="宋体" w:cs="宋体"/>
+          <w:spacing w:val="-1"/>
+          <w:sz w:val="24"/>
+          <w:szCs w:val="24"/>
+          <w:lang w:eastAsia="zh-CN"/>
+        </w:rPr>
+        <w:t>质量部</w:t>
+      </w:r>
+      <w:r>
+        <w:rPr>
+          <w:rFonts w:hint="eastAsia" w:ascii="宋体" w:hAnsi="宋体" w:cs="宋体"/>
+          <w:spacing w:val="-1"/>
+          <w:sz w:val="24"/>
+          <w:szCs w:val="24"/>
+        </w:rPr>
+        <w:t>牵头组织，主要参与部门包括运维部、</w:t>
+      </w:r>
+      <w:r>
+        <w:rPr>
+          <w:rFonts w:hint="eastAsia" w:ascii="宋体" w:hAnsi="宋体" w:cs="宋体"/>
+          <w:spacing w:val="-1"/>
+          <w:sz w:val="24"/>
+          <w:szCs w:val="24"/>
+          <w:lang w:eastAsia="zh-CN"/>
+        </w:rPr>
+        <w:t>综合部</w:t>
+      </w:r>
+      <w:r>
+        <w:rPr>
+          <w:rFonts w:hint="eastAsia" w:ascii="宋体" w:hAnsi="宋体" w:cs="宋体"/>
+          <w:spacing w:val="-1"/>
+          <w:sz w:val="24"/>
+          <w:szCs w:val="24"/>
+        </w:rPr>
+        <w:t>、</w:t>
+      </w:r>
+      <w:r>
+        <w:rPr>
+          <w:rFonts w:hint="eastAsia" w:ascii="宋体" w:hAnsi="宋体" w:cs="宋体"/>
+          <w:spacing w:val="-1"/>
+          <w:sz w:val="24"/>
+          <w:szCs w:val="24"/>
+          <w:lang w:eastAsia="zh-CN"/>
+        </w:rPr>
+        <w:t>研发部、采购部，</w:t>
+      </w:r>
+      <w:r>
+        <w:rPr>
+          <w:rFonts w:hint="eastAsia" w:ascii="宋体" w:hAnsi="宋体" w:cs="宋体"/>
+          <w:spacing w:val="-1"/>
+          <w:sz w:val="24"/>
+          <w:szCs w:val="24"/>
+        </w:rPr>
+        <w:t>对引进ITSS运维服务能力管理体系的运行情况进行评审。通过对具体工作的过程记录的检查、具体人员的访谈，确定运维服务活动是否符合调整后的运维体系要求，</w:t>
+      </w:r>
+      <w:r>
+        <w:rPr>
+          <w:rFonts w:hint="eastAsia" w:ascii="宋体" w:hAnsi="宋体" w:cs="宋体"/>
+          <w:spacing w:val="-1"/>
+          <w:sz w:val="24"/>
+          <w:szCs w:val="24"/>
+          <w:lang w:eastAsia="zh-CN"/>
+        </w:rPr>
+        <w:t>从而</w:t>
+      </w:r>
+      <w:r>
+        <w:rPr>
+          <w:rFonts w:hint="eastAsia" w:ascii="宋体" w:hAnsi="宋体" w:cs="宋体"/>
+          <w:spacing w:val="-1"/>
+          <w:sz w:val="24"/>
+          <w:szCs w:val="24"/>
+        </w:rPr>
+        <w:t>确定新的运维管理体系是否适合公司的实际工作情况。</w:t>
+      </w:r>
+    </w:p>
+    <w:p>
+      <w:pPr>
+        <w:pStyle w:val="29"/>
         <w:keepNext w:val="0"/>
         <w:keepLines w:val="0"/>
         <w:widowControl w:val="0"/>
-        <w:numPr>
-          <w:ilvl w:val="1"/>
-          <w:numId w:val="0"/>
-        </w:numPr>
       </w:pPr>
-      <w:bookmarkStart w:id="11" w:name="_Toc28225"/>
-      <w:proofErr w:type="spellStart"/>
-      <w:r>
-        <w:t>运维服务能力</w:t>
-      </w:r>
-      <w:proofErr w:type="spellEnd"/>
-      <w:r>
-        <w:rPr>
-          <w:rFonts w:hint="eastAsia"/>
-          <w:lang w:eastAsia="zh-CN"/>
-        </w:rPr>
-        <w:t>内部评审</w:t>
+      <w:bookmarkStart w:id="11" w:name="_Toc22803"/>
+      <w:r>
+        <w:t>运维服务能力管理评审</w:t>
       </w:r>
       <w:bookmarkEnd w:id="11"/>
     </w:p>
     <w:p>
       <w:pPr>
         <w:widowControl w:val="0"/>
-        <w:ind w:firstLineChars="200" w:firstLine="478"/>
+        <w:ind w:firstLine="476" w:firstLineChars="200"/>
         <w:rPr>
           <w:rFonts w:ascii="宋体" w:hAnsi="宋体" w:cs="宋体"/>
           <w:spacing w:val="-1"/>
@@ -4204,214 +4331,67 @@
       </w:pPr>
       <w:r>
         <w:rPr>
-          <w:rFonts w:ascii="宋体" w:hAnsi="宋体" w:cs="宋体" w:hint="eastAsia"/>
+          <w:rFonts w:ascii="宋体" w:hAnsi="宋体" w:cs="宋体"/>
           <w:spacing w:val="-1"/>
           <w:sz w:val="24"/>
           <w:szCs w:val="24"/>
         </w:rPr>
-        <w:t>计划在</w:t>
-      </w:r>
-      <w:r>
-        <w:rPr>
-          <w:rFonts w:ascii="宋体" w:hAnsi="宋体" w:cs="宋体" w:hint="eastAsia"/>
+        <w:t>管理评审目的是对公司运维服务管理体系进行系统评审，识别并确定各种改进的机会和需要，确保运维服务管理体系持续的适宜性、充分性和有效性。运维服务能力管理评审由</w:t>
+      </w:r>
+      <w:r>
+        <w:rPr>
+          <w:rFonts w:hint="eastAsia" w:ascii="宋体" w:hAnsi="宋体" w:cs="宋体"/>
           <w:spacing w:val="-1"/>
           <w:sz w:val="24"/>
           <w:szCs w:val="24"/>
-        </w:rPr>
-        <w:t>2025</w:t>
-      </w:r>
-      <w:r>
-        <w:rPr>
-          <w:rFonts w:ascii="宋体" w:hAnsi="宋体" w:cs="宋体" w:hint="eastAsia"/>
+          <w:lang w:eastAsia="zh-CN"/>
+        </w:rPr>
+        <w:t>质量部</w:t>
+      </w:r>
+      <w:r>
+        <w:rPr>
+          <w:rFonts w:ascii="宋体" w:hAnsi="宋体" w:cs="宋体"/>
           <w:spacing w:val="-1"/>
           <w:sz w:val="24"/>
           <w:szCs w:val="24"/>
         </w:rPr>
-        <w:t>年</w:t>
-      </w:r>
-      <w:r>
-        <w:rPr>
-          <w:rFonts w:ascii="宋体" w:hAnsi="宋体" w:cs="宋体" w:hint="eastAsia"/>
+        <w:t>负责组织实施</w:t>
+      </w:r>
+      <w:r>
+        <w:rPr>
+          <w:rFonts w:hint="eastAsia" w:ascii="宋体" w:hAnsi="宋体" w:cs="宋体"/>
           <w:spacing w:val="-1"/>
           <w:sz w:val="24"/>
           <w:szCs w:val="24"/>
           <w:lang w:eastAsia="zh-CN"/>
-        </w:rPr>
-        <w:t>12</w:t>
-      </w:r>
-      <w:r>
-        <w:rPr>
-          <w:rFonts w:ascii="宋体" w:hAnsi="宋体" w:cs="宋体" w:hint="eastAsia"/>
-          <w:spacing w:val="-1"/>
-          <w:sz w:val="24"/>
-          <w:szCs w:val="24"/>
-        </w:rPr>
-        <w:t>月进行</w:t>
-      </w:r>
-      <w:r>
-        <w:rPr>
-          <w:rFonts w:ascii="宋体" w:hAnsi="宋体" w:cs="宋体" w:hint="eastAsia"/>
-          <w:sz w:val="24"/>
-          <w:szCs w:val="24"/>
-          <w:lang w:eastAsia="zh-CN"/>
-        </w:rPr>
-        <w:t>运维服务能力体系内部评审</w:t>
-      </w:r>
-      <w:r>
-        <w:rPr>
-          <w:rFonts w:ascii="宋体" w:hAnsi="宋体" w:cs="宋体" w:hint="eastAsia"/>
-          <w:spacing w:val="-1"/>
-          <w:sz w:val="24"/>
-          <w:szCs w:val="24"/>
-        </w:rPr>
-        <w:t>，由</w:t>
-      </w:r>
-      <w:r>
-        <w:rPr>
-          <w:rFonts w:ascii="宋体" w:hAnsi="宋体" w:cs="宋体" w:hint="eastAsia"/>
-          <w:spacing w:val="-1"/>
-          <w:sz w:val="24"/>
-          <w:szCs w:val="24"/>
-          <w:lang w:eastAsia="zh-CN"/>
-        </w:rPr>
-        <w:t>质量部</w:t>
-      </w:r>
-      <w:proofErr w:type="spellStart"/>
-      <w:r>
-        <w:rPr>
-          <w:rFonts w:ascii="宋体" w:hAnsi="宋体" w:cs="宋体" w:hint="eastAsia"/>
-          <w:spacing w:val="-1"/>
-          <w:sz w:val="24"/>
-          <w:szCs w:val="24"/>
-        </w:rPr>
-        <w:t>牵头组织，主要参与部门包括运维部</w:t>
-      </w:r>
-      <w:proofErr w:type="spellEnd"/>
-      <w:r>
-        <w:rPr>
-          <w:rFonts w:ascii="宋体" w:hAnsi="宋体" w:cs="宋体" w:hint="eastAsia"/>
-          <w:spacing w:val="-1"/>
-          <w:sz w:val="24"/>
-          <w:szCs w:val="24"/>
-        </w:rPr>
-        <w:t>、</w:t>
-      </w:r>
-      <w:r>
-        <w:rPr>
-          <w:rFonts w:ascii="宋体" w:hAnsi="宋体" w:cs="宋体" w:hint="eastAsia"/>
-          <w:spacing w:val="-1"/>
-          <w:sz w:val="24"/>
-          <w:szCs w:val="24"/>
-          <w:lang w:eastAsia="zh-CN"/>
-        </w:rPr>
-        <w:t>综合部</w:t>
-      </w:r>
-      <w:r>
-        <w:rPr>
-          <w:rFonts w:ascii="宋体" w:hAnsi="宋体" w:cs="宋体" w:hint="eastAsia"/>
-          <w:spacing w:val="-1"/>
-          <w:sz w:val="24"/>
-          <w:szCs w:val="24"/>
-        </w:rPr>
-        <w:t>、</w:t>
-      </w:r>
-      <w:r>
-        <w:rPr>
-          <w:rFonts w:ascii="宋体" w:hAnsi="宋体" w:cs="宋体" w:hint="eastAsia"/>
-          <w:spacing w:val="-1"/>
-          <w:sz w:val="24"/>
-          <w:szCs w:val="24"/>
-          <w:lang w:eastAsia="zh-CN"/>
-        </w:rPr>
-        <w:t>研发部、采购部，</w:t>
-      </w:r>
-      <w:r>
-        <w:rPr>
-          <w:rFonts w:ascii="宋体" w:hAnsi="宋体" w:cs="宋体" w:hint="eastAsia"/>
-          <w:spacing w:val="-1"/>
-          <w:sz w:val="24"/>
-          <w:szCs w:val="24"/>
-        </w:rPr>
-        <w:t>对引进</w:t>
-      </w:r>
-      <w:r>
-        <w:rPr>
-          <w:rFonts w:ascii="宋体" w:hAnsi="宋体" w:cs="宋体" w:hint="eastAsia"/>
-          <w:spacing w:val="-1"/>
-          <w:sz w:val="24"/>
-          <w:szCs w:val="24"/>
-        </w:rPr>
-        <w:t>ITSS</w:t>
-      </w:r>
-      <w:r>
-        <w:rPr>
-          <w:rFonts w:ascii="宋体" w:hAnsi="宋体" w:cs="宋体" w:hint="eastAsia"/>
-          <w:spacing w:val="-1"/>
-          <w:sz w:val="24"/>
-          <w:szCs w:val="24"/>
-        </w:rPr>
-        <w:t>运维服务能力管理体系的运行情况进行评审。通过对具体工作的过程记录的检查、具体人员的访谈，确定运维服务活动是否符合调整后的运</w:t>
-      </w:r>
-      <w:r>
-        <w:rPr>
-          <w:rFonts w:ascii="宋体" w:hAnsi="宋体" w:cs="宋体" w:hint="eastAsia"/>
-          <w:spacing w:val="-1"/>
-          <w:sz w:val="24"/>
-          <w:szCs w:val="24"/>
-        </w:rPr>
-        <w:lastRenderedPageBreak/>
-        <w:t>维体系要求，</w:t>
-      </w:r>
-      <w:r>
-        <w:rPr>
-          <w:rFonts w:ascii="宋体" w:hAnsi="宋体" w:cs="宋体" w:hint="eastAsia"/>
-          <w:spacing w:val="-1"/>
-          <w:sz w:val="24"/>
-          <w:szCs w:val="24"/>
-          <w:lang w:eastAsia="zh-CN"/>
-        </w:rPr>
-        <w:t>从而</w:t>
-      </w:r>
-      <w:proofErr w:type="spellStart"/>
-      <w:r>
-        <w:rPr>
-          <w:rFonts w:ascii="宋体" w:hAnsi="宋体" w:cs="宋体" w:hint="eastAsia"/>
-          <w:spacing w:val="-1"/>
-          <w:sz w:val="24"/>
-          <w:szCs w:val="24"/>
-        </w:rPr>
-        <w:t>确定新的运维管理体系是否适合公司的实际工作情况</w:t>
-      </w:r>
-      <w:proofErr w:type="spellEnd"/>
-      <w:r>
-        <w:rPr>
-          <w:rFonts w:ascii="宋体" w:hAnsi="宋体" w:cs="宋体" w:hint="eastAsia"/>
-          <w:spacing w:val="-1"/>
-          <w:sz w:val="24"/>
-          <w:szCs w:val="24"/>
         </w:rPr>
         <w:t>。</w:t>
       </w:r>
     </w:p>
     <w:p>
       <w:pPr>
-        <w:pStyle w:val="21"/>
+        <w:pStyle w:val="29"/>
         <w:keepNext w:val="0"/>
         <w:keepLines w:val="0"/>
         <w:widowControl w:val="0"/>
       </w:pPr>
-      <w:bookmarkStart w:id="12" w:name="_Toc24703"/>
-      <w:proofErr w:type="spellStart"/>
-      <w:r>
-        <w:t>运维服务能力管理评审</w:t>
+      <w:bookmarkStart w:id="12" w:name="_Toc17763"/>
+      <w:r>
+        <w:t>客户满意度调查</w:t>
+      </w:r>
+      <w:r>
+        <w:rPr>
+          <w:rFonts w:hint="eastAsia"/>
+          <w:lang w:eastAsia="zh-CN"/>
+        </w:rPr>
+        <w:t>与分析</w:t>
       </w:r>
       <w:bookmarkEnd w:id="12"/>
-      <w:proofErr w:type="spellEnd"/>
     </w:p>
     <w:p>
       <w:pPr>
         <w:widowControl w:val="0"/>
-        <w:ind w:firstLineChars="200" w:firstLine="478"/>
+        <w:ind w:firstLine="476" w:firstLineChars="200"/>
         <w:rPr>
           <w:rFonts w:ascii="宋体" w:hAnsi="宋体" w:cs="宋体"/>
           <w:spacing w:val="-1"/>
@@ -4426,71 +4406,60 @@
           <w:sz w:val="24"/>
           <w:szCs w:val="24"/>
         </w:rPr>
-        <w:t>管理评审目的是对公司运维服务管理体系进行系统评审，识别并确定各种改进的机会和需要，确保运维服务管理体系持续的适宜性、充分性和有效性。运维服务能力管理评审由</w:t>
-      </w:r>
-      <w:r>
-        <w:rPr>
-          <w:rFonts w:ascii="宋体" w:hAnsi="宋体" w:cs="宋体" w:hint="eastAsia"/>
-          <w:spacing w:val="-1"/>
-          <w:sz w:val="24"/>
-          <w:szCs w:val="24"/>
-          <w:lang w:eastAsia="zh-CN"/>
-        </w:rPr>
-        <w:t>质量部</w:t>
-      </w:r>
-      <w:proofErr w:type="spellStart"/>
-      <w:r>
-        <w:rPr>
-          <w:rFonts w:ascii="宋体" w:hAnsi="宋体" w:cs="宋体"/>
-          <w:spacing w:val="-1"/>
-          <w:sz w:val="24"/>
-          <w:szCs w:val="24"/>
-        </w:rPr>
-        <w:t>负责组织实施</w:t>
-      </w:r>
-      <w:proofErr w:type="spellEnd"/>
-      <w:r>
-        <w:rPr>
-          <w:rFonts w:ascii="宋体" w:hAnsi="宋体" w:cs="宋体" w:hint="eastAsia"/>
-          <w:spacing w:val="-1"/>
-          <w:sz w:val="24"/>
-          <w:szCs w:val="24"/>
-          <w:lang w:eastAsia="zh-CN"/>
-        </w:rPr>
-        <w:t>。</w:t>
+        <w:t>客户满意度调查工作由服务台和质量部组织完成，其中，服务台负责项目级客户满意度调查，质量部负责公司级客户满意度调查。客户满意度调查可采取邮件、问卷、电话、面谈等多种方式。2025年至少进行一次公司级客户满意度调查，并进行汇总分析。</w:t>
       </w:r>
     </w:p>
     <w:p>
       <w:pPr>
-        <w:pStyle w:val="21"/>
+        <w:widowControl w:val="0"/>
+        <w:ind w:firstLine="476" w:firstLineChars="200"/>
+        <w:rPr>
+          <w:rFonts w:ascii="宋体" w:hAnsi="宋体" w:cs="宋体"/>
+          <w:spacing w:val="-1"/>
+          <w:sz w:val="24"/>
+          <w:szCs w:val="24"/>
+        </w:rPr>
+      </w:pPr>
+      <w:r>
+        <w:rPr>
+          <w:rFonts w:ascii="宋体" w:hAnsi="宋体" w:cs="宋体"/>
+          <w:spacing w:val="-1"/>
+          <w:sz w:val="24"/>
+          <w:szCs w:val="24"/>
+        </w:rPr>
+        <w:t>项目级的客户满意度调查是对每个已解决的事件或问题在24小时内进行电话回访，确认工程师是否成功解决问题，了解客户对处理结果的满意度。</w:t>
+      </w:r>
+    </w:p>
+    <w:p>
+      <w:pPr>
+        <w:pStyle w:val="29"/>
         <w:keepNext w:val="0"/>
         <w:keepLines w:val="0"/>
         <w:widowControl w:val="0"/>
+        <w:rPr>
+          <w:lang w:eastAsia="zh-CN"/>
+        </w:rPr>
       </w:pPr>
-      <w:bookmarkStart w:id="13" w:name="_Toc4857"/>
-      <w:proofErr w:type="spellStart"/>
-      <w:r>
-        <w:t>客户满意度调查</w:t>
-      </w:r>
-      <w:proofErr w:type="spellEnd"/>
+      <w:bookmarkStart w:id="13" w:name="_Toc12923"/>
       <w:r>
         <w:rPr>
           <w:rFonts w:hint="eastAsia"/>
           <w:lang w:eastAsia="zh-CN"/>
         </w:rPr>
-        <w:t>与分析</w:t>
+        <w:t>运维服务质量总结、改进</w:t>
       </w:r>
       <w:bookmarkEnd w:id="13"/>
     </w:p>
     <w:p>
       <w:pPr>
         <w:widowControl w:val="0"/>
-        <w:ind w:firstLineChars="200" w:firstLine="478"/>
+        <w:ind w:firstLine="476" w:firstLineChars="200"/>
         <w:rPr>
           <w:rFonts w:ascii="宋体" w:hAnsi="宋体" w:cs="宋体"/>
           <w:spacing w:val="-1"/>
           <w:sz w:val="24"/>
           <w:szCs w:val="24"/>
+          <w:lang w:eastAsia="zh-CN"/>
         </w:rPr>
       </w:pPr>
       <w:r>
@@ -4500,7 +4469,17 @@
           <w:sz w:val="24"/>
           <w:szCs w:val="24"/>
         </w:rPr>
-        <w:t>客户满意度调查工作由服务台和质量部组织完成，其中，服务台负责项目级客户满意度调查，质量部负</w:t>
+        <w:t>通过实施</w:t>
+      </w:r>
+      <w:r>
+        <w:rPr>
+          <w:rFonts w:hint="eastAsia" w:ascii="宋体" w:hAnsi="宋体" w:cs="宋体"/>
+          <w:spacing w:val="-1"/>
+          <w:sz w:val="24"/>
+          <w:szCs w:val="24"/>
+          <w:lang w:eastAsia="zh-CN"/>
+        </w:rPr>
+        <w:t>内部审核</w:t>
       </w:r>
       <w:r>
         <w:rPr>
@@ -4509,7 +4488,17 @@
           <w:sz w:val="24"/>
           <w:szCs w:val="24"/>
         </w:rPr>
-        <w:t>责公司级客户满意度调查。客户满意度调查可采取邮件、问卷、电话、面谈等多种方式。</w:t>
+        <w:t>、管理评审和客户满意度调查进行系统考核，综合分析发现的问题</w:t>
+      </w:r>
+      <w:r>
+        <w:rPr>
+          <w:rFonts w:hint="eastAsia" w:ascii="宋体" w:hAnsi="宋体" w:cs="宋体"/>
+          <w:spacing w:val="-1"/>
+          <w:sz w:val="24"/>
+          <w:szCs w:val="24"/>
+          <w:lang w:eastAsia="zh-CN"/>
+        </w:rPr>
+        <w:t>并</w:t>
       </w:r>
       <w:r>
         <w:rPr>
@@ -4518,7 +4507,17 @@
           <w:sz w:val="24"/>
           <w:szCs w:val="24"/>
         </w:rPr>
-        <w:t>2025</w:t>
+        <w:t>反馈，以此驱动运维服务流程的持续优化与服务质量的有效改进</w:t>
+      </w:r>
+      <w:r>
+        <w:rPr>
+          <w:rFonts w:hint="eastAsia" w:ascii="宋体" w:hAnsi="宋体" w:cs="宋体"/>
+          <w:spacing w:val="-1"/>
+          <w:sz w:val="24"/>
+          <w:szCs w:val="24"/>
+          <w:lang w:eastAsia="zh-CN"/>
+        </w:rPr>
+        <w:t>，提高客户满意度</w:t>
       </w:r>
       <w:r>
         <w:rPr>
@@ -4527,198 +4526,22 @@
           <w:sz w:val="24"/>
           <w:szCs w:val="24"/>
         </w:rPr>
-        <w:t>年至少进行一次公司级客户满意度调查，并进行汇总分析。</w:t>
-      </w:r>
-    </w:p>
-    <w:p>
-      <w:pPr>
-        <w:widowControl w:val="0"/>
-        <w:ind w:firstLineChars="200" w:firstLine="478"/>
-        <w:rPr>
-          <w:rFonts w:ascii="宋体" w:hAnsi="宋体" w:cs="宋体"/>
-          <w:spacing w:val="-1"/>
-          <w:sz w:val="24"/>
-          <w:szCs w:val="24"/>
-        </w:rPr>
-      </w:pPr>
-      <w:proofErr w:type="spellStart"/>
-      <w:r>
-        <w:rPr>
-          <w:rFonts w:ascii="宋体" w:hAnsi="宋体" w:cs="宋体"/>
-          <w:spacing w:val="-1"/>
-          <w:sz w:val="24"/>
-          <w:szCs w:val="24"/>
-        </w:rPr>
-        <w:t>项目级的客户满意度调查是对每个已解决的事件或问题在</w:t>
-      </w:r>
-      <w:proofErr w:type="spellEnd"/>
-      <w:r>
-        <w:rPr>
-          <w:rFonts w:ascii="宋体" w:hAnsi="宋体" w:cs="宋体"/>
-          <w:spacing w:val="-1"/>
-          <w:sz w:val="24"/>
-          <w:szCs w:val="24"/>
-        </w:rPr>
-        <w:t xml:space="preserve"> 24 </w:t>
-      </w:r>
-      <w:proofErr w:type="spellStart"/>
-      <w:r>
-        <w:rPr>
-          <w:rFonts w:ascii="宋体" w:hAnsi="宋体" w:cs="宋体"/>
-          <w:spacing w:val="-1"/>
-          <w:sz w:val="24"/>
-          <w:szCs w:val="24"/>
-        </w:rPr>
-        <w:t>小时内进行电话回访，确认工程师是否成功解决问题，了解客户对处理结果的满意度</w:t>
-      </w:r>
-      <w:proofErr w:type="spellEnd"/>
-      <w:r>
-        <w:rPr>
-          <w:rFonts w:ascii="宋体" w:hAnsi="宋体" w:cs="宋体"/>
-          <w:spacing w:val="-1"/>
-          <w:sz w:val="24"/>
-          <w:szCs w:val="24"/>
-        </w:rPr>
-        <w:t>。</w:t>
-      </w:r>
-    </w:p>
-    <w:p>
-      <w:pPr>
-        <w:pStyle w:val="21"/>
-        <w:keepNext w:val="0"/>
-        <w:keepLines w:val="0"/>
-        <w:widowControl w:val="0"/>
-        <w:rPr>
-          <w:lang w:eastAsia="zh-CN"/>
-        </w:rPr>
-      </w:pPr>
-      <w:bookmarkStart w:id="14" w:name="_Toc11613"/>
-      <w:r>
-        <w:rPr>
-          <w:rFonts w:hint="eastAsia"/>
-          <w:lang w:eastAsia="zh-CN"/>
-        </w:rPr>
-        <w:t>运维服务质量总结、改进</w:t>
-      </w:r>
-      <w:bookmarkEnd w:id="14"/>
-    </w:p>
-    <w:p>
-      <w:pPr>
-        <w:widowControl w:val="0"/>
-        <w:ind w:firstLineChars="200" w:firstLine="478"/>
-        <w:rPr>
-          <w:rFonts w:ascii="宋体" w:hAnsi="宋体" w:cs="宋体"/>
-          <w:spacing w:val="-1"/>
-          <w:sz w:val="24"/>
-          <w:szCs w:val="24"/>
-          <w:lang w:eastAsia="zh-CN"/>
-        </w:rPr>
-      </w:pPr>
-      <w:proofErr w:type="spellStart"/>
-      <w:r>
-        <w:rPr>
-          <w:rFonts w:ascii="宋体" w:hAnsi="宋体" w:cs="宋体"/>
-          <w:spacing w:val="-1"/>
-          <w:sz w:val="24"/>
-          <w:szCs w:val="24"/>
-        </w:rPr>
-        <w:t>通过实施</w:t>
-      </w:r>
-      <w:proofErr w:type="spellEnd"/>
-      <w:r>
-        <w:rPr>
-          <w:rFonts w:ascii="宋体" w:hAnsi="宋体" w:cs="宋体" w:hint="eastAsia"/>
-          <w:spacing w:val="-1"/>
-          <w:sz w:val="24"/>
-          <w:szCs w:val="24"/>
-          <w:lang w:eastAsia="zh-CN"/>
-        </w:rPr>
-        <w:t>内部审核</w:t>
-      </w:r>
-      <w:r>
-        <w:rPr>
-          <w:rFonts w:ascii="宋体" w:hAnsi="宋体" w:cs="宋体"/>
-          <w:spacing w:val="-1"/>
-          <w:sz w:val="24"/>
-          <w:szCs w:val="24"/>
-        </w:rPr>
-        <w:t>、</w:t>
-      </w:r>
-      <w:proofErr w:type="spellStart"/>
-      <w:r>
-        <w:rPr>
-          <w:rFonts w:ascii="宋体" w:hAnsi="宋体" w:cs="宋体"/>
-          <w:spacing w:val="-1"/>
-          <w:sz w:val="24"/>
-          <w:szCs w:val="24"/>
-        </w:rPr>
-        <w:t>管理评审和客户满意度调查进行系统考核，综合分析发现的问题</w:t>
-      </w:r>
-      <w:proofErr w:type="spellEnd"/>
-      <w:r>
-        <w:rPr>
-          <w:rFonts w:ascii="宋体" w:hAnsi="宋体" w:cs="宋体" w:hint="eastAsia"/>
-          <w:spacing w:val="-1"/>
-          <w:sz w:val="24"/>
-          <w:szCs w:val="24"/>
-          <w:lang w:eastAsia="zh-CN"/>
-        </w:rPr>
-        <w:t>并</w:t>
-      </w:r>
-      <w:proofErr w:type="spellStart"/>
-      <w:r>
-        <w:rPr>
-          <w:rFonts w:ascii="宋体" w:hAnsi="宋体" w:cs="宋体"/>
-          <w:spacing w:val="-1"/>
-          <w:sz w:val="24"/>
-          <w:szCs w:val="24"/>
-        </w:rPr>
-        <w:t>反馈，以此驱动运维服务流程的持续优化与服务质量的有效改进</w:t>
-      </w:r>
-      <w:proofErr w:type="spellEnd"/>
-      <w:r>
-        <w:rPr>
-          <w:rFonts w:ascii="宋体" w:hAnsi="宋体" w:cs="宋体" w:hint="eastAsia"/>
-          <w:spacing w:val="-1"/>
-          <w:sz w:val="24"/>
-          <w:szCs w:val="24"/>
-          <w:lang w:eastAsia="zh-CN"/>
-        </w:rPr>
-        <w:t>，</w:t>
-      </w:r>
-      <w:r>
-        <w:rPr>
-          <w:rFonts w:ascii="宋体" w:hAnsi="宋体" w:cs="宋体" w:hint="eastAsia"/>
-          <w:spacing w:val="-1"/>
-          <w:sz w:val="24"/>
-          <w:szCs w:val="24"/>
-          <w:lang w:eastAsia="zh-CN"/>
-        </w:rPr>
-        <w:t>提高客户满意度</w:t>
-      </w:r>
-      <w:r>
-        <w:rPr>
-          <w:rFonts w:ascii="宋体" w:hAnsi="宋体" w:cs="宋体"/>
-          <w:spacing w:val="-1"/>
-          <w:sz w:val="24"/>
-          <w:szCs w:val="24"/>
-        </w:rPr>
         <w:t>。</w:t>
       </w:r>
     </w:p>
     <w:sectPr>
-      <w:footerReference w:type="default" r:id="rId10"/>
+      <w:footerReference r:id="rId5" w:type="default"/>
       <w:pgSz w:w="11906" w:h="16839"/>
       <w:pgMar w:top="1431" w:right="634" w:bottom="1375" w:left="1417" w:header="0" w:footer="1211" w:gutter="0"/>
-      <w:cols w:space="720"/>
+      <w:cols w:space="720" w:num="1"/>
     </w:sectPr>
   </w:body>
 </w:document>
 </file>
 
 <file path=word/endnotes.xml><?xml version="1.0" encoding="utf-8"?>
-<w:endnotes xmlns:ve="http://schemas.openxmlformats.org/markup-compatibility/2006" xmlns:o="urn:schemas-microsoft-com:office:office" xmlns:r="http://schemas.openxmlformats.org/officeDocument/2006/relationships" xmlns:m="http://schemas.openxmlformats.org/officeDocument/2006/math" xmlns:v="urn:schemas-microsoft-com:vml" xmlns:wp="http://schemas.openxmlformats.org/drawingml/2006/wordprocessingDrawing" xmlns:w10="urn:schemas-microsoft-com:office:word" xmlns:w="http://schemas.openxmlformats.org/wordprocessingml/2006/main" xmlns:wne="http://schemas.microsoft.com/office/word/2006/wordml">
-  <w:endnote w:type="separator" w:id="-1">
+<w:endnotes xmlns:wpc="http://schemas.microsoft.com/office/word/2010/wordprocessingCanvas" xmlns:mc="http://schemas.openxmlformats.org/markup-compatibility/2006" xmlns:o="urn:schemas-microsoft-com:office:office" xmlns:r="http://schemas.openxmlformats.org/officeDocument/2006/relationships" xmlns:m="http://schemas.openxmlformats.org/officeDocument/2006/math" xmlns:v="urn:schemas-microsoft-com:vml" xmlns:wp14="http://schemas.microsoft.com/office/word/2010/wordprocessingDrawing" xmlns:wp="http://schemas.openxmlformats.org/drawingml/2006/wordprocessingDrawing" xmlns:w="http://schemas.openxmlformats.org/wordprocessingml/2006/main" xmlns:w14="http://schemas.microsoft.com/office/word/2010/wordml" xmlns:w15="http://schemas.microsoft.com/office/word/2012/wordml" xmlns:w10="urn:schemas-microsoft-com:office:word" xmlns:wpg="http://schemas.microsoft.com/office/word/2010/wordprocessingGroup" xmlns:wpi="http://schemas.microsoft.com/office/word/2010/wordprocessingInk" xmlns:wne="http://schemas.microsoft.com/office/word/2006/wordml" xmlns:wps="http://schemas.microsoft.com/office/word/2010/wordprocessingShape" xmlns:wpsCustomData="http://www.wps.cn/officeDocument/2013/wpsCustomData" mc:Ignorable="w14 w15 wp14">
+  <w:endnote w:type="separator" w:id="0">
     <w:p>
       <w:pPr>
         <w:spacing w:line="240" w:lineRule="auto"/>
@@ -4728,7 +4551,7 @@
       </w:r>
     </w:p>
   </w:endnote>
-  <w:endnote w:type="continuationSeparator" w:id="0">
+  <w:endnote w:type="continuationSeparator" w:id="1">
     <w:p>
       <w:pPr>
         <w:spacing w:line="240" w:lineRule="auto"/>
@@ -4742,20 +4565,20 @@
 </file>
 
 <file path=word/footer1.xml><?xml version="1.0" encoding="utf-8"?>
-<w:ftr xmlns:ve="http://schemas.openxmlformats.org/markup-compatibility/2006" xmlns:o="urn:schemas-microsoft-com:office:office" xmlns:r="http://schemas.openxmlformats.org/officeDocument/2006/relationships" xmlns:m="http://schemas.openxmlformats.org/officeDocument/2006/math" xmlns:v="urn:schemas-microsoft-com:vml" xmlns:wp="http://schemas.openxmlformats.org/drawingml/2006/wordprocessingDrawing" xmlns:w10="urn:schemas-microsoft-com:office:word" xmlns:w="http://schemas.openxmlformats.org/wordprocessingml/2006/main" xmlns:wne="http://schemas.microsoft.com/office/word/2006/wordml">
+<w:ftr xmlns:wpc="http://schemas.microsoft.com/office/word/2010/wordprocessingCanvas" xmlns:mc="http://schemas.openxmlformats.org/markup-compatibility/2006" xmlns:o="urn:schemas-microsoft-com:office:office" xmlns:r="http://schemas.openxmlformats.org/officeDocument/2006/relationships" xmlns:m="http://schemas.openxmlformats.org/officeDocument/2006/math" xmlns:v="urn:schemas-microsoft-com:vml" xmlns:wp14="http://schemas.microsoft.com/office/word/2010/wordprocessingDrawing" xmlns:wp="http://schemas.openxmlformats.org/drawingml/2006/wordprocessingDrawing" xmlns:w10="urn:schemas-microsoft-com:office:word" xmlns:w="http://schemas.openxmlformats.org/wordprocessingml/2006/main" xmlns:w14="http://schemas.microsoft.com/office/word/2010/wordml" xmlns:w15="http://schemas.microsoft.com/office/word/2012/wordml" xmlns:wpg="http://schemas.microsoft.com/office/word/2010/wordprocessingGroup" xmlns:wpi="http://schemas.microsoft.com/office/word/2010/wordprocessingInk" xmlns:wne="http://schemas.microsoft.com/office/word/2006/wordml" xmlns:wps="http://schemas.microsoft.com/office/word/2010/wordprocessingShape" xmlns:wpsCustomData="http://www.wps.cn/officeDocument/2013/wpsCustomData" mc:Ignorable="w14 w15 wp14">
   <w:p>
     <w:pPr>
       <w:spacing w:line="167" w:lineRule="auto"/>
       <w:ind w:left="5282"/>
       <w:rPr>
-        <w:rFonts w:ascii="Calibri" w:eastAsia="Calibri" w:hAnsi="Calibri" w:cs="Calibri"/>
+        <w:rFonts w:ascii="Calibri" w:hAnsi="Calibri" w:eastAsia="Calibri" w:cs="Calibri"/>
         <w:sz w:val="18"/>
         <w:szCs w:val="18"/>
       </w:rPr>
     </w:pPr>
     <w:r>
       <w:rPr>
-        <w:rFonts w:ascii="Calibri" w:eastAsia="Calibri" w:hAnsi="Calibri" w:cs="Calibri"/>
+        <w:rFonts w:ascii="Calibri" w:hAnsi="Calibri" w:eastAsia="Calibri" w:cs="Calibri"/>
         <w:sz w:val="18"/>
         <w:szCs w:val="18"/>
       </w:rPr>
@@ -4766,21 +4589,21 @@
 </file>
 
 <file path=word/footnotes.xml><?xml version="1.0" encoding="utf-8"?>
-<w:footnotes xmlns:ve="http://schemas.openxmlformats.org/markup-compatibility/2006" xmlns:o="urn:schemas-microsoft-com:office:office" xmlns:r="http://schemas.openxmlformats.org/officeDocument/2006/relationships" xmlns:m="http://schemas.openxmlformats.org/officeDocument/2006/math" xmlns:v="urn:schemas-microsoft-com:vml" xmlns:wp="http://schemas.openxmlformats.org/drawingml/2006/wordprocessingDrawing" xmlns:w10="urn:schemas-microsoft-com:office:word" xmlns:w="http://schemas.openxmlformats.org/wordprocessingml/2006/main" xmlns:wne="http://schemas.microsoft.com/office/word/2006/wordml">
-  <w:footnote w:type="separator" w:id="-1">
+<w:footnotes xmlns:wpc="http://schemas.microsoft.com/office/word/2010/wordprocessingCanvas" xmlns:mc="http://schemas.openxmlformats.org/markup-compatibility/2006" xmlns:o="urn:schemas-microsoft-com:office:office" xmlns:r="http://schemas.openxmlformats.org/officeDocument/2006/relationships" xmlns:m="http://schemas.openxmlformats.org/officeDocument/2006/math" xmlns:v="urn:schemas-microsoft-com:vml" xmlns:wp14="http://schemas.microsoft.com/office/word/2010/wordprocessingDrawing" xmlns:wp="http://schemas.openxmlformats.org/drawingml/2006/wordprocessingDrawing" xmlns:w="http://schemas.openxmlformats.org/wordprocessingml/2006/main" xmlns:w14="http://schemas.microsoft.com/office/word/2010/wordml" xmlns:w15="http://schemas.microsoft.com/office/word/2012/wordml" xmlns:w10="urn:schemas-microsoft-com:office:word" xmlns:wpg="http://schemas.microsoft.com/office/word/2010/wordprocessingGroup" xmlns:wpi="http://schemas.microsoft.com/office/word/2010/wordprocessingInk" xmlns:wne="http://schemas.microsoft.com/office/word/2006/wordml" xmlns:wps="http://schemas.microsoft.com/office/word/2010/wordprocessingShape" xmlns:wpsCustomData="http://www.wps.cn/officeDocument/2013/wpsCustomData" mc:Ignorable="w14 w15 wp14">
+  <w:footnote w:type="separator" w:id="0">
     <w:p>
       <w:pPr>
-        <w:spacing w:line="240" w:lineRule="auto"/>
+        <w:spacing w:line="360" w:lineRule="auto"/>
       </w:pPr>
       <w:r>
         <w:separator/>
       </w:r>
     </w:p>
   </w:footnote>
-  <w:footnote w:type="continuationSeparator" w:id="0">
+  <w:footnote w:type="continuationSeparator" w:id="1">
     <w:p>
       <w:pPr>
-        <w:spacing w:line="240" w:lineRule="auto"/>
+        <w:spacing w:line="360" w:lineRule="auto"/>
       </w:pPr>
       <w:r>
         <w:continuationSeparator/>
@@ -4791,15 +4614,15 @@
 </file>
 
 <file path=word/numbering.xml><?xml version="1.0" encoding="utf-8"?>
-<w:numbering xmlns:ve="http://schemas.openxmlformats.org/markup-compatibility/2006" xmlns:o="urn:schemas-microsoft-com:office:office" xmlns:r="http://schemas.openxmlformats.org/officeDocument/2006/relationships" xmlns:m="http://schemas.openxmlformats.org/officeDocument/2006/math" xmlns:v="urn:schemas-microsoft-com:vml" xmlns:wp="http://schemas.openxmlformats.org/drawingml/2006/wordprocessingDrawing" xmlns:w10="urn:schemas-microsoft-com:office:word" xmlns:w="http://schemas.openxmlformats.org/wordprocessingml/2006/main" xmlns:wne="http://schemas.microsoft.com/office/word/2006/wordml">
+<w:numbering xmlns:wpc="http://schemas.microsoft.com/office/word/2010/wordprocessingCanvas" xmlns:mc="http://schemas.openxmlformats.org/markup-compatibility/2006" xmlns:o="urn:schemas-microsoft-com:office:office" xmlns:r="http://schemas.openxmlformats.org/officeDocument/2006/relationships" xmlns:m="http://schemas.openxmlformats.org/officeDocument/2006/math" xmlns:v="urn:schemas-microsoft-com:vml" xmlns:wp14="http://schemas.microsoft.com/office/word/2010/wordprocessingDrawing" xmlns:wp="http://schemas.openxmlformats.org/drawingml/2006/wordprocessingDrawing" xmlns:w10="urn:schemas-microsoft-com:office:word" xmlns:w="http://schemas.openxmlformats.org/wordprocessingml/2006/main" xmlns:w14="http://schemas.microsoft.com/office/word/2010/wordml" xmlns:wpg="http://schemas.microsoft.com/office/word/2010/wordprocessingGroup" xmlns:wpi="http://schemas.microsoft.com/office/word/2010/wordprocessingInk" xmlns:wne="http://schemas.microsoft.com/office/word/2006/wordml" xmlns:wps="http://schemas.microsoft.com/office/word/2010/wordprocessingShape" xmlns:wpsCustomData="http://www.wps.cn/officeDocument/2013/wpsCustomData" mc:Ignorable="w14 wp14">
   <w:abstractNum w:abstractNumId="0">
     <w:nsid w:val="8E964DCE"/>
     <w:multiLevelType w:val="multilevel"/>
     <w:tmpl w:val="8E964DCE"/>
-    <w:lvl w:ilvl="0">
+    <w:lvl w:ilvl="0" w:tentative="0">
       <w:start w:val="1"/>
       <w:numFmt w:val="decimal"/>
-      <w:pStyle w:val="1"/>
+      <w:pStyle w:val="2"/>
       <w:lvlText w:val="%1."/>
       <w:lvlJc w:val="left"/>
       <w:pPr>
@@ -4809,10 +4632,10 @@
         <w:rFonts w:hint="default"/>
       </w:rPr>
     </w:lvl>
-    <w:lvl w:ilvl="1">
+    <w:lvl w:ilvl="1" w:tentative="0">
       <w:start w:val="1"/>
       <w:numFmt w:val="decimal"/>
-      <w:pStyle w:val="2"/>
+      <w:pStyle w:val="3"/>
       <w:lvlText w:val="%1.%2."/>
       <w:lvlJc w:val="left"/>
       <w:pPr>
@@ -4822,10 +4645,10 @@
         <w:rFonts w:hint="default"/>
       </w:rPr>
     </w:lvl>
-    <w:lvl w:ilvl="2">
+    <w:lvl w:ilvl="2" w:tentative="0">
       <w:start w:val="1"/>
       <w:numFmt w:val="decimal"/>
-      <w:pStyle w:val="3"/>
+      <w:pStyle w:val="4"/>
       <w:lvlText w:val="%1.%2.%3."/>
       <w:lvlJc w:val="left"/>
       <w:pPr>
@@ -4835,10 +4658,10 @@
         <w:rFonts w:hint="default"/>
       </w:rPr>
     </w:lvl>
-    <w:lvl w:ilvl="3">
+    <w:lvl w:ilvl="3" w:tentative="0">
       <w:start w:val="1"/>
       <w:numFmt w:val="decimal"/>
-      <w:pStyle w:val="4"/>
+      <w:pStyle w:val="5"/>
       <w:lvlText w:val="%1.%2.%3.%4."/>
       <w:lvlJc w:val="left"/>
       <w:pPr>
@@ -4848,10 +4671,10 @@
         <w:rFonts w:hint="default"/>
       </w:rPr>
     </w:lvl>
-    <w:lvl w:ilvl="4">
+    <w:lvl w:ilvl="4" w:tentative="0">
       <w:start w:val="1"/>
       <w:numFmt w:val="decimal"/>
-      <w:pStyle w:val="5"/>
+      <w:pStyle w:val="6"/>
       <w:lvlText w:val="%1.%2.%3.%4.%5."/>
       <w:lvlJc w:val="left"/>
       <w:pPr>
@@ -4861,10 +4684,10 @@
         <w:rFonts w:hint="default"/>
       </w:rPr>
     </w:lvl>
-    <w:lvl w:ilvl="5">
+    <w:lvl w:ilvl="5" w:tentative="0">
       <w:start w:val="1"/>
       <w:numFmt w:val="decimal"/>
-      <w:pStyle w:val="6"/>
+      <w:pStyle w:val="7"/>
       <w:lvlText w:val="%1.%2.%3.%4.%5.%6."/>
       <w:lvlJc w:val="left"/>
       <w:pPr>
@@ -4874,10 +4697,10 @@
         <w:rFonts w:hint="default"/>
       </w:rPr>
     </w:lvl>
-    <w:lvl w:ilvl="6">
+    <w:lvl w:ilvl="6" w:tentative="0">
       <w:start w:val="1"/>
       <w:numFmt w:val="decimal"/>
-      <w:pStyle w:val="7"/>
+      <w:pStyle w:val="8"/>
       <w:lvlText w:val="%1.%2.%3.%4.%5.%6.%7."/>
       <w:lvlJc w:val="left"/>
       <w:pPr>
@@ -4887,10 +4710,10 @@
         <w:rFonts w:hint="default"/>
       </w:rPr>
     </w:lvl>
-    <w:lvl w:ilvl="7">
+    <w:lvl w:ilvl="7" w:tentative="0">
       <w:start w:val="1"/>
       <w:numFmt w:val="decimal"/>
-      <w:pStyle w:val="8"/>
+      <w:pStyle w:val="9"/>
       <w:lvlText w:val="%1.%2.%3.%4.%5.%6.%7.%8."/>
       <w:lvlJc w:val="left"/>
       <w:pPr>
@@ -4900,10 +4723,10 @@
         <w:rFonts w:hint="default"/>
       </w:rPr>
     </w:lvl>
-    <w:lvl w:ilvl="8">
+    <w:lvl w:ilvl="8" w:tentative="0">
       <w:start w:val="1"/>
       <w:numFmt w:val="decimal"/>
-      <w:pStyle w:val="9"/>
+      <w:pStyle w:val="10"/>
       <w:lvlText w:val="%1.%2.%3.%4.%5.%6.%7.%8.%9."/>
       <w:lvlJc w:val="left"/>
       <w:pPr>
@@ -4918,7 +4741,7 @@
     <w:nsid w:val="FDFBCE76"/>
     <w:multiLevelType w:val="singleLevel"/>
     <w:tmpl w:val="FDFBCE76"/>
-    <w:lvl w:ilvl="0">
+    <w:lvl w:ilvl="0" w:tentative="0">
       <w:start w:val="1"/>
       <w:numFmt w:val="decimal"/>
       <w:lvlText w:val="(%1)"/>
@@ -4941,166 +4764,269 @@
 </file>
 
 <file path=word/styles.xml><?xml version="1.0" encoding="utf-8"?>
-<w:styles xmlns:r="http://schemas.openxmlformats.org/officeDocument/2006/relationships" xmlns:w="http://schemas.openxmlformats.org/wordprocessingml/2006/main">
+<w:styles xmlns:mc="http://schemas.openxmlformats.org/markup-compatibility/2006" xmlns:o="urn:schemas-microsoft-com:office:office" xmlns:r="http://schemas.openxmlformats.org/officeDocument/2006/relationships" xmlns:m="http://schemas.openxmlformats.org/officeDocument/2006/math" xmlns:v="urn:schemas-microsoft-com:vml" xmlns:w="http://schemas.openxmlformats.org/wordprocessingml/2006/main" xmlns:w14="http://schemas.microsoft.com/office/word/2010/wordml" xmlns:w10="urn:schemas-microsoft-com:office:word" xmlns:sl="http://schemas.openxmlformats.org/schemaLibrary/2006/main" xmlns:wpsCustomData="http://www.wps.cn/officeDocument/2013/wpsCustomData" mc:Ignorable="w14">
   <w:docDefaults>
     <w:rPrDefault>
       <w:rPr>
-        <w:rFonts w:ascii="Times New Roman" w:eastAsia="宋体" w:hAnsi="Times New Roman" w:cs="Times New Roman"/>
-        <w:lang w:val="en-US" w:eastAsia="zh-CN" w:bidi="ar-SA"/>
+        <w:rFonts w:ascii="Times New Roman" w:hAnsi="Times New Roman" w:eastAsia="宋体" w:cs="Times New Roman"/>
       </w:rPr>
     </w:rPrDefault>
     <w:pPrDefault/>
   </w:docDefaults>
-  <w:latentStyles w:defLockedState="0" w:defUIPriority="0" w:defSemiHidden="0" w:defUnhideWhenUsed="0" w:defQFormat="0" w:count="267">
-    <w:lsdException w:name="Normal" w:qFormat="1"/>
-    <w:lsdException w:name="heading 1" w:qFormat="1"/>
-    <w:lsdException w:name="heading 2" w:unhideWhenUsed="1" w:qFormat="1"/>
-    <w:lsdException w:name="heading 3" w:semiHidden="1" w:unhideWhenUsed="1" w:qFormat="1"/>
-    <w:lsdException w:name="heading 4" w:unhideWhenUsed="1" w:qFormat="1"/>
-    <w:lsdException w:name="heading 5" w:semiHidden="1" w:unhideWhenUsed="1" w:qFormat="1"/>
-    <w:lsdException w:name="heading 6" w:semiHidden="1" w:unhideWhenUsed="1" w:qFormat="1"/>
-    <w:lsdException w:name="heading 7" w:semiHidden="1" w:unhideWhenUsed="1" w:qFormat="1"/>
-    <w:lsdException w:name="heading 8" w:semiHidden="1" w:unhideWhenUsed="1" w:qFormat="1"/>
-    <w:lsdException w:name="heading 9" w:semiHidden="1" w:unhideWhenUsed="1" w:qFormat="1"/>
-    <w:lsdException w:name="toc 1" w:qFormat="1"/>
-    <w:lsdException w:name="toc 2" w:qFormat="1"/>
-    <w:lsdException w:name="toc 3" w:qFormat="1"/>
-    <w:lsdException w:name="annotation text" w:qFormat="1"/>
-    <w:lsdException w:name="header" w:qFormat="1"/>
-    <w:lsdException w:name="footer" w:qFormat="1"/>
-    <w:lsdException w:name="caption" w:semiHidden="1" w:unhideWhenUsed="1" w:qFormat="1"/>
-    <w:lsdException w:name="Title" w:qFormat="1"/>
-    <w:lsdException w:name="Default Paragraph Font" w:semiHidden="1" w:qFormat="1"/>
-    <w:lsdException w:name="Body Text" w:semiHidden="1" w:qFormat="1"/>
-    <w:lsdException w:name="Subtitle" w:qFormat="1"/>
-    <w:lsdException w:name="Note Heading" w:semiHidden="1" w:uiPriority="99" w:unhideWhenUsed="1"/>
-    <w:lsdException w:name="Strong" w:qFormat="1"/>
-    <w:lsdException w:name="Emphasis" w:qFormat="1"/>
-    <w:lsdException w:name="HTML Top of Form" w:semiHidden="1" w:uiPriority="99" w:unhideWhenUsed="1"/>
-    <w:lsdException w:name="HTML Bottom of Form" w:semiHidden="1" w:uiPriority="99" w:unhideWhenUsed="1"/>
-    <w:lsdException w:name="Normal (Web)" w:qFormat="1"/>
-    <w:lsdException w:name="Normal Table" w:semiHidden="1" w:qFormat="1"/>
-    <w:lsdException w:name="No List" w:semiHidden="1" w:uiPriority="99" w:unhideWhenUsed="1"/>
-    <w:lsdException w:name="Outline List 1" w:semiHidden="1" w:uiPriority="99" w:unhideWhenUsed="1"/>
-    <w:lsdException w:name="Outline List 2" w:semiHidden="1" w:uiPriority="99" w:unhideWhenUsed="1"/>
-    <w:lsdException w:name="Outline List 3" w:semiHidden="1" w:uiPriority="99" w:unhideWhenUsed="1"/>
-    <w:lsdException w:name="Table Grid" w:qFormat="1"/>
-    <w:lsdException w:name="Placeholder Text" w:semiHidden="1" w:uiPriority="99" w:unhideWhenUsed="1"/>
-    <w:lsdException w:name="No Spacing" w:semiHidden="1" w:uiPriority="99" w:unhideWhenUsed="1"/>
-    <w:lsdException w:name="Light Shading" w:uiPriority="60"/>
-    <w:lsdException w:name="Light List" w:uiPriority="61"/>
-    <w:lsdException w:name="Light Grid" w:uiPriority="62"/>
-    <w:lsdException w:name="Medium Shading 1" w:uiPriority="63"/>
-    <w:lsdException w:name="Medium Shading 2" w:uiPriority="64"/>
-    <w:lsdException w:name="Medium List 1" w:uiPriority="65"/>
-    <w:lsdException w:name="Medium List 2" w:uiPriority="66"/>
-    <w:lsdException w:name="Medium Grid 1" w:uiPriority="67"/>
-    <w:lsdException w:name="Medium Grid 2" w:uiPriority="68"/>
-    <w:lsdException w:name="Medium Grid 3" w:uiPriority="69"/>
-    <w:lsdException w:name="Dark List" w:uiPriority="70"/>
-    <w:lsdException w:name="Colorful Shading" w:uiPriority="71"/>
-    <w:lsdException w:name="Colorful List" w:uiPriority="72"/>
-    <w:lsdException w:name="Colorful Grid" w:uiPriority="73"/>
-    <w:lsdException w:name="Light Shading Accent 1" w:uiPriority="60"/>
-    <w:lsdException w:name="Light List Accent 1" w:uiPriority="61"/>
-    <w:lsdException w:name="Light Grid Accent 1" w:uiPriority="62"/>
-    <w:lsdException w:name="Medium Shading 1 Accent 1" w:uiPriority="63"/>
-    <w:lsdException w:name="Medium Shading 2 Accent 1" w:uiPriority="64"/>
-    <w:lsdException w:name="Medium List 1 Accent 1" w:uiPriority="65"/>
-    <w:lsdException w:name="Revision" w:semiHidden="1" w:uiPriority="99" w:unhideWhenUsed="1"/>
-    <w:lsdException w:name="List Paragraph" w:semiHidden="1" w:uiPriority="99" w:unhideWhenUsed="1"/>
-    <w:lsdException w:name="Quote" w:semiHidden="1" w:uiPriority="99" w:unhideWhenUsed="1"/>
-    <w:lsdException w:name="Intense Quote" w:semiHidden="1" w:uiPriority="99" w:unhideWhenUsed="1"/>
-    <w:lsdException w:name="Medium List 2 Accent 1" w:uiPriority="66"/>
-    <w:lsdException w:name="Medium Grid 1 Accent 1" w:uiPriority="67"/>
-    <w:lsdException w:name="Medium Grid 2 Accent 1" w:uiPriority="68"/>
-    <w:lsdException w:name="Medium Grid 3 Accent 1" w:uiPriority="69"/>
-    <w:lsdException w:name="Dark List Accent 1" w:uiPriority="70"/>
-    <w:lsdException w:name="Colorful Shading Accent 1" w:uiPriority="71"/>
-    <w:lsdException w:name="Colorful List Accent 1" w:uiPriority="72"/>
-    <w:lsdException w:name="Colorful Grid Accent 1" w:uiPriority="73"/>
-    <w:lsdException w:name="Light Shading Accent 2" w:uiPriority="60"/>
-    <w:lsdException w:name="Light List Accent 2" w:uiPriority="61"/>
-    <w:lsdException w:name="Light Grid Accent 2" w:uiPriority="62"/>
-    <w:lsdException w:name="Medium Shading 1 Accent 2" w:uiPriority="63"/>
-    <w:lsdException w:name="Medium Shading 2 Accent 2" w:uiPriority="64"/>
-    <w:lsdException w:name="Medium List 1 Accent 2" w:uiPriority="65"/>
-    <w:lsdException w:name="Medium List 2 Accent 2" w:uiPriority="66"/>
-    <w:lsdException w:name="Medium Grid 1 Accent 2" w:uiPriority="67"/>
-    <w:lsdException w:name="Medium Grid 2 Accent 2" w:uiPriority="68"/>
-    <w:lsdException w:name="Medium Grid 3 Accent 2" w:uiPriority="69"/>
-    <w:lsdException w:name="Dark List Accent 2" w:uiPriority="70"/>
-    <w:lsdException w:name="Colorful Shading Accent 2" w:uiPriority="71"/>
-    <w:lsdException w:name="Colorful List Accent 2" w:uiPriority="72"/>
-    <w:lsdException w:name="Colorful Grid Accent 2" w:uiPriority="73"/>
-    <w:lsdException w:name="Light Shading Accent 3" w:uiPriority="60"/>
-    <w:lsdException w:name="Light List Accent 3" w:uiPriority="61"/>
-    <w:lsdException w:name="Light Grid Accent 3" w:uiPriority="62"/>
-    <w:lsdException w:name="Medium Shading 1 Accent 3" w:uiPriority="63"/>
-    <w:lsdException w:name="Medium Shading 2 Accent 3" w:uiPriority="64"/>
-    <w:lsdException w:name="Medium List 1 Accent 3" w:uiPriority="65"/>
-    <w:lsdException w:name="Medium List 2 Accent 3" w:uiPriority="66"/>
-    <w:lsdException w:name="Medium Grid 1 Accent 3" w:uiPriority="67"/>
-    <w:lsdException w:name="Medium Grid 2 Accent 3" w:uiPriority="68"/>
-    <w:lsdException w:name="Medium Grid 3 Accent 3" w:uiPriority="69"/>
-    <w:lsdException w:name="Dark List Accent 3" w:uiPriority="70"/>
-    <w:lsdException w:name="Colorful Shading Accent 3" w:uiPriority="71"/>
-    <w:lsdException w:name="Colorful List Accent 3" w:uiPriority="72"/>
-    <w:lsdException w:name="Colorful Grid Accent 3" w:uiPriority="73"/>
-    <w:lsdException w:name="Light Shading Accent 4" w:uiPriority="60"/>
-    <w:lsdException w:name="Light List Accent 4" w:uiPriority="61"/>
-    <w:lsdException w:name="Light Grid Accent 4" w:uiPriority="62"/>
-    <w:lsdException w:name="Medium Shading 1 Accent 4" w:uiPriority="63"/>
-    <w:lsdException w:name="Medium Shading 2 Accent 4" w:uiPriority="64"/>
-    <w:lsdException w:name="Medium List 1 Accent 4" w:uiPriority="65"/>
-    <w:lsdException w:name="Medium List 2 Accent 4" w:uiPriority="66"/>
-    <w:lsdException w:name="Medium Grid 1 Accent 4" w:uiPriority="67"/>
-    <w:lsdException w:name="Medium Grid 2 Accent 4" w:uiPriority="68"/>
-    <w:lsdException w:name="Medium Grid 3 Accent 4" w:uiPriority="69"/>
-    <w:lsdException w:name="Dark List Accent 4" w:uiPriority="70"/>
-    <w:lsdException w:name="Colorful Shading Accent 4" w:uiPriority="71"/>
-    <w:lsdException w:name="Colorful List Accent 4" w:uiPriority="72"/>
-    <w:lsdException w:name="Colorful Grid Accent 4" w:uiPriority="73"/>
-    <w:lsdException w:name="Light Shading Accent 5" w:uiPriority="60"/>
-    <w:lsdException w:name="Light List Accent 5" w:uiPriority="61"/>
-    <w:lsdException w:name="Light Grid Accent 5" w:uiPriority="62"/>
-    <w:lsdException w:name="Medium Shading 1 Accent 5" w:uiPriority="63"/>
-    <w:lsdException w:name="Medium Shading 2 Accent 5" w:uiPriority="64"/>
-    <w:lsdException w:name="Medium List 1 Accent 5" w:uiPriority="65"/>
-    <w:lsdException w:name="Medium List 2 Accent 5" w:uiPriority="66"/>
-    <w:lsdException w:name="Medium Grid 1 Accent 5" w:uiPriority="67"/>
-    <w:lsdException w:name="Medium Grid 2 Accent 5" w:uiPriority="68"/>
-    <w:lsdException w:name="Medium Grid 3 Accent 5" w:uiPriority="69"/>
-    <w:lsdException w:name="Dark List Accent 5" w:uiPriority="70"/>
-    <w:lsdException w:name="Colorful Shading Accent 5" w:uiPriority="71"/>
-    <w:lsdException w:name="Colorful List Accent 5" w:uiPriority="72"/>
-    <w:lsdException w:name="Colorful Grid Accent 5" w:uiPriority="73"/>
-    <w:lsdException w:name="Light Shading Accent 6" w:uiPriority="60"/>
-    <w:lsdException w:name="Light List Accent 6" w:uiPriority="61"/>
-    <w:lsdException w:name="Light Grid Accent 6" w:uiPriority="62"/>
-    <w:lsdException w:name="Medium Shading 1 Accent 6" w:uiPriority="63"/>
-    <w:lsdException w:name="Medium Shading 2 Accent 6" w:uiPriority="64"/>
-    <w:lsdException w:name="Medium List 1 Accent 6" w:uiPriority="65"/>
-    <w:lsdException w:name="Medium List 2 Accent 6" w:uiPriority="66"/>
-    <w:lsdException w:name="Medium Grid 1 Accent 6" w:uiPriority="67"/>
-    <w:lsdException w:name="Medium Grid 2 Accent 6" w:uiPriority="68"/>
-    <w:lsdException w:name="Medium Grid 3 Accent 6" w:uiPriority="69"/>
-    <w:lsdException w:name="Dark List Accent 6" w:uiPriority="70"/>
-    <w:lsdException w:name="Colorful Shading Accent 6" w:uiPriority="71"/>
-    <w:lsdException w:name="Colorful List Accent 6" w:uiPriority="72"/>
-    <w:lsdException w:name="Colorful Grid Accent 6" w:uiPriority="73"/>
-    <w:lsdException w:name="Subtle Emphasis" w:uiPriority="19" w:qFormat="1"/>
-    <w:lsdException w:name="Intense Emphasis" w:uiPriority="21" w:qFormat="1"/>
-    <w:lsdException w:name="Subtle Reference" w:uiPriority="31" w:qFormat="1"/>
-    <w:lsdException w:name="Intense Reference" w:uiPriority="32" w:qFormat="1"/>
-    <w:lsdException w:name="Book Title" w:uiPriority="33" w:qFormat="1"/>
-    <w:lsdException w:name="Bibliography" w:semiHidden="1" w:uiPriority="37" w:unhideWhenUsed="1"/>
-    <w:lsdException w:name="TOC Heading" w:semiHidden="1" w:uiPriority="39" w:unhideWhenUsed="1" w:qFormat="1"/>
+  <w:latentStyles w:count="260" w:defQFormat="0" w:defUnhideWhenUsed="1" w:defSemiHidden="1" w:defUIPriority="99" w:defLockedState="0">
+    <w:lsdException w:qFormat="1" w:unhideWhenUsed="0" w:uiPriority="0" w:semiHidden="0" w:name="Normal"/>
+    <w:lsdException w:qFormat="1" w:unhideWhenUsed="0" w:uiPriority="0" w:semiHidden="0" w:name="heading 1"/>
+    <w:lsdException w:qFormat="1" w:uiPriority="0" w:semiHidden="0" w:name="heading 2"/>
+    <w:lsdException w:qFormat="1" w:uiPriority="0" w:name="heading 3"/>
+    <w:lsdException w:qFormat="1" w:uiPriority="0" w:semiHidden="0" w:name="heading 4"/>
+    <w:lsdException w:qFormat="1" w:uiPriority="0" w:name="heading 5"/>
+    <w:lsdException w:qFormat="1" w:uiPriority="0" w:name="heading 6"/>
+    <w:lsdException w:qFormat="1" w:uiPriority="0" w:name="heading 7"/>
+    <w:lsdException w:qFormat="1" w:uiPriority="0" w:name="heading 8"/>
+    <w:lsdException w:qFormat="1" w:uiPriority="0" w:name="heading 9"/>
+    <w:lsdException w:unhideWhenUsed="0" w:uiPriority="0" w:semiHidden="0" w:name="index 1"/>
+    <w:lsdException w:unhideWhenUsed="0" w:uiPriority="0" w:semiHidden="0" w:name="index 2"/>
+    <w:lsdException w:unhideWhenUsed="0" w:uiPriority="0" w:semiHidden="0" w:name="index 3"/>
+    <w:lsdException w:unhideWhenUsed="0" w:uiPriority="0" w:semiHidden="0" w:name="index 4"/>
+    <w:lsdException w:unhideWhenUsed="0" w:uiPriority="0" w:semiHidden="0" w:name="index 5"/>
+    <w:lsdException w:unhideWhenUsed="0" w:uiPriority="0" w:semiHidden="0" w:name="index 6"/>
+    <w:lsdException w:unhideWhenUsed="0" w:uiPriority="0" w:semiHidden="0" w:name="index 7"/>
+    <w:lsdException w:unhideWhenUsed="0" w:uiPriority="0" w:semiHidden="0" w:name="index 8"/>
+    <w:lsdException w:unhideWhenUsed="0" w:uiPriority="0" w:semiHidden="0" w:name="index 9"/>
+    <w:lsdException w:qFormat="1" w:unhideWhenUsed="0" w:uiPriority="0" w:semiHidden="0" w:name="toc 1"/>
+    <w:lsdException w:qFormat="1" w:unhideWhenUsed="0" w:uiPriority="0" w:semiHidden="0" w:name="toc 2"/>
+    <w:lsdException w:qFormat="1" w:unhideWhenUsed="0" w:uiPriority="0" w:semiHidden="0" w:name="toc 3"/>
+    <w:lsdException w:unhideWhenUsed="0" w:uiPriority="0" w:semiHidden="0" w:name="toc 4"/>
+    <w:lsdException w:unhideWhenUsed="0" w:uiPriority="0" w:semiHidden="0" w:name="toc 5"/>
+    <w:lsdException w:unhideWhenUsed="0" w:uiPriority="0" w:semiHidden="0" w:name="toc 6"/>
+    <w:lsdException w:unhideWhenUsed="0" w:uiPriority="0" w:semiHidden="0" w:name="toc 7"/>
+    <w:lsdException w:unhideWhenUsed="0" w:uiPriority="0" w:semiHidden="0" w:name="toc 8"/>
+    <w:lsdException w:unhideWhenUsed="0" w:uiPriority="0" w:semiHidden="0" w:name="toc 9"/>
+    <w:lsdException w:unhideWhenUsed="0" w:uiPriority="0" w:semiHidden="0" w:name="Normal Indent"/>
+    <w:lsdException w:unhideWhenUsed="0" w:uiPriority="0" w:semiHidden="0" w:name="footnote text"/>
+    <w:lsdException w:qFormat="1" w:unhideWhenUsed="0" w:uiPriority="0" w:semiHidden="0" w:name="annotation text"/>
+    <w:lsdException w:qFormat="1" w:unhideWhenUsed="0" w:uiPriority="0" w:semiHidden="0" w:name="header"/>
+    <w:lsdException w:qFormat="1" w:unhideWhenUsed="0" w:uiPriority="0" w:semiHidden="0" w:name="footer"/>
+    <w:lsdException w:unhideWhenUsed="0" w:uiPriority="0" w:semiHidden="0" w:name="index heading"/>
+    <w:lsdException w:qFormat="1" w:uiPriority="0" w:name="caption"/>
+    <w:lsdException w:unhideWhenUsed="0" w:uiPriority="0" w:semiHidden="0" w:name="table of figures"/>
+    <w:lsdException w:unhideWhenUsed="0" w:uiPriority="0" w:semiHidden="0" w:name="envelope address"/>
+    <w:lsdException w:unhideWhenUsed="0" w:uiPriority="0" w:semiHidden="0" w:name="envelope return"/>
+    <w:lsdException w:unhideWhenUsed="0" w:uiPriority="0" w:semiHidden="0" w:name="footnote reference"/>
+    <w:lsdException w:unhideWhenUsed="0" w:uiPriority="0" w:semiHidden="0" w:name="annotation reference"/>
+    <w:lsdException w:unhideWhenUsed="0" w:uiPriority="0" w:semiHidden="0" w:name="line number"/>
+    <w:lsdException w:unhideWhenUsed="0" w:uiPriority="0" w:semiHidden="0" w:name="page number"/>
+    <w:lsdException w:unhideWhenUsed="0" w:uiPriority="0" w:semiHidden="0" w:name="endnote reference"/>
+    <w:lsdException w:unhideWhenUsed="0" w:uiPriority="0" w:semiHidden="0" w:name="endnote text"/>
+    <w:lsdException w:unhideWhenUsed="0" w:uiPriority="0" w:semiHidden="0" w:name="table of authorities"/>
+    <w:lsdException w:unhideWhenUsed="0" w:uiPriority="0" w:semiHidden="0" w:name="macro"/>
+    <w:lsdException w:unhideWhenUsed="0" w:uiPriority="0" w:semiHidden="0" w:name="toa heading"/>
+    <w:lsdException w:unhideWhenUsed="0" w:uiPriority="0" w:semiHidden="0" w:name="List"/>
+    <w:lsdException w:unhideWhenUsed="0" w:uiPriority="0" w:semiHidden="0" w:name="List Bullet"/>
+    <w:lsdException w:unhideWhenUsed="0" w:uiPriority="0" w:semiHidden="0" w:name="List Number"/>
+    <w:lsdException w:unhideWhenUsed="0" w:uiPriority="0" w:semiHidden="0" w:name="List 2"/>
+    <w:lsdException w:unhideWhenUsed="0" w:uiPriority="0" w:semiHidden="0" w:name="List 3"/>
+    <w:lsdException w:unhideWhenUsed="0" w:uiPriority="0" w:semiHidden="0" w:name="List 4"/>
+    <w:lsdException w:unhideWhenUsed="0" w:uiPriority="0" w:semiHidden="0" w:name="List 5"/>
+    <w:lsdException w:unhideWhenUsed="0" w:uiPriority="0" w:semiHidden="0" w:name="List Bullet 2"/>
+    <w:lsdException w:unhideWhenUsed="0" w:uiPriority="0" w:semiHidden="0" w:name="List Bullet 3"/>
+    <w:lsdException w:unhideWhenUsed="0" w:uiPriority="0" w:semiHidden="0" w:name="List Bullet 4"/>
+    <w:lsdException w:unhideWhenUsed="0" w:uiPriority="0" w:semiHidden="0" w:name="List Bullet 5"/>
+    <w:lsdException w:unhideWhenUsed="0" w:uiPriority="0" w:semiHidden="0" w:name="List Number 2"/>
+    <w:lsdException w:unhideWhenUsed="0" w:uiPriority="0" w:semiHidden="0" w:name="List Number 3"/>
+    <w:lsdException w:unhideWhenUsed="0" w:uiPriority="0" w:semiHidden="0" w:name="List Number 4"/>
+    <w:lsdException w:unhideWhenUsed="0" w:uiPriority="0" w:semiHidden="0" w:name="List Number 5"/>
+    <w:lsdException w:qFormat="1" w:unhideWhenUsed="0" w:uiPriority="0" w:semiHidden="0" w:name="Title"/>
+    <w:lsdException w:unhideWhenUsed="0" w:uiPriority="0" w:semiHidden="0" w:name="Closing"/>
+    <w:lsdException w:unhideWhenUsed="0" w:uiPriority="0" w:semiHidden="0" w:name="Signature"/>
+    <w:lsdException w:qFormat="1" w:uiPriority="1" w:name="Default Paragraph Font"/>
+    <w:lsdException w:qFormat="1" w:unhideWhenUsed="0" w:uiPriority="0" w:name="Body Text"/>
+    <w:lsdException w:unhideWhenUsed="0" w:uiPriority="0" w:semiHidden="0" w:name="Body Text Indent"/>
+    <w:lsdException w:unhideWhenUsed="0" w:uiPriority="0" w:semiHidden="0" w:name="List Continue"/>
+    <w:lsdException w:unhideWhenUsed="0" w:uiPriority="0" w:semiHidden="0" w:name="List Continue 2"/>
+    <w:lsdException w:unhideWhenUsed="0" w:uiPriority="0" w:semiHidden="0" w:name="List Continue 3"/>
+    <w:lsdException w:unhideWhenUsed="0" w:uiPriority="0" w:semiHidden="0" w:name="List Continue 4"/>
+    <w:lsdException w:unhideWhenUsed="0" w:uiPriority="0" w:semiHidden="0" w:name="List Continue 5"/>
+    <w:lsdException w:unhideWhenUsed="0" w:uiPriority="0" w:semiHidden="0" w:name="Message Header"/>
+    <w:lsdException w:qFormat="1" w:unhideWhenUsed="0" w:uiPriority="0" w:semiHidden="0" w:name="Subtitle"/>
+    <w:lsdException w:unhideWhenUsed="0" w:uiPriority="0" w:semiHidden="0" w:name="Salutation"/>
+    <w:lsdException w:unhideWhenUsed="0" w:uiPriority="0" w:semiHidden="0" w:name="Date"/>
+    <w:lsdException w:unhideWhenUsed="0" w:uiPriority="0" w:semiHidden="0" w:name="Body Text First Indent"/>
+    <w:lsdException w:unhideWhenUsed="0" w:uiPriority="0" w:semiHidden="0" w:name="Body Text First Indent 2"/>
+    <w:lsdException w:uiPriority="99" w:name="Note Heading"/>
+    <w:lsdException w:unhideWhenUsed="0" w:uiPriority="0" w:semiHidden="0" w:name="Body Text 2"/>
+    <w:lsdException w:unhideWhenUsed="0" w:uiPriority="0" w:semiHidden="0" w:name="Body Text 3"/>
+    <w:lsdException w:unhideWhenUsed="0" w:uiPriority="0" w:semiHidden="0" w:name="Body Text Indent 2"/>
+    <w:lsdException w:unhideWhenUsed="0" w:uiPriority="0" w:semiHidden="0" w:name="Body Text Indent 3"/>
+    <w:lsdException w:unhideWhenUsed="0" w:uiPriority="0" w:semiHidden="0" w:name="Block Text"/>
+    <w:lsdException w:unhideWhenUsed="0" w:uiPriority="0" w:semiHidden="0" w:name="Hyperlink"/>
+    <w:lsdException w:unhideWhenUsed="0" w:uiPriority="0" w:semiHidden="0" w:name="FollowedHyperlink"/>
+    <w:lsdException w:qFormat="1" w:unhideWhenUsed="0" w:uiPriority="0" w:semiHidden="0" w:name="Strong"/>
+    <w:lsdException w:qFormat="1" w:unhideWhenUsed="0" w:uiPriority="0" w:semiHidden="0" w:name="Emphasis"/>
+    <w:lsdException w:unhideWhenUsed="0" w:uiPriority="0" w:semiHidden="0" w:name="Document Map"/>
+    <w:lsdException w:unhideWhenUsed="0" w:uiPriority="0" w:semiHidden="0" w:name="Plain Text"/>
+    <w:lsdException w:unhideWhenUsed="0" w:uiPriority="0" w:semiHidden="0" w:name="E-mail Signature"/>
+    <w:lsdException w:qFormat="1" w:unhideWhenUsed="0" w:uiPriority="0" w:semiHidden="0" w:name="Normal (Web)"/>
+    <w:lsdException w:unhideWhenUsed="0" w:uiPriority="0" w:semiHidden="0" w:name="HTML Acronym"/>
+    <w:lsdException w:unhideWhenUsed="0" w:uiPriority="0" w:semiHidden="0" w:name="HTML Address"/>
+    <w:lsdException w:unhideWhenUsed="0" w:uiPriority="0" w:semiHidden="0" w:name="HTML Cite"/>
+    <w:lsdException w:unhideWhenUsed="0" w:uiPriority="0" w:semiHidden="0" w:name="HTML Code"/>
+    <w:lsdException w:unhideWhenUsed="0" w:uiPriority="0" w:semiHidden="0" w:name="HTML Definition"/>
+    <w:lsdException w:unhideWhenUsed="0" w:uiPriority="0" w:semiHidden="0" w:name="HTML Keyboard"/>
+    <w:lsdException w:unhideWhenUsed="0" w:uiPriority="0" w:semiHidden="0" w:name="HTML Preformatted"/>
+    <w:lsdException w:unhideWhenUsed="0" w:uiPriority="0" w:semiHidden="0" w:name="HTML Sample"/>
+    <w:lsdException w:unhideWhenUsed="0" w:uiPriority="0" w:semiHidden="0" w:name="HTML Typewriter"/>
+    <w:lsdException w:unhideWhenUsed="0" w:uiPriority="0" w:semiHidden="0" w:name="HTML Variable"/>
+    <w:lsdException w:qFormat="1" w:uiPriority="99" w:name="Normal Table"/>
+    <w:lsdException w:unhideWhenUsed="0" w:uiPriority="0" w:semiHidden="0" w:name="annotation subject"/>
+    <w:lsdException w:unhideWhenUsed="0" w:uiPriority="0" w:semiHidden="0" w:name="Table Simple 1"/>
+    <w:lsdException w:unhideWhenUsed="0" w:uiPriority="0" w:semiHidden="0" w:name="Table Simple 2"/>
+    <w:lsdException w:unhideWhenUsed="0" w:uiPriority="0" w:semiHidden="0" w:name="Table Simple 3"/>
+    <w:lsdException w:unhideWhenUsed="0" w:uiPriority="0" w:semiHidden="0" w:name="Table Classic 1"/>
+    <w:lsdException w:unhideWhenUsed="0" w:uiPriority="0" w:semiHidden="0" w:name="Table Classic 2"/>
+    <w:lsdException w:unhideWhenUsed="0" w:uiPriority="0" w:semiHidden="0" w:name="Table Classic 3"/>
+    <w:lsdException w:unhideWhenUsed="0" w:uiPriority="0" w:semiHidden="0" w:name="Table Classic 4"/>
+    <w:lsdException w:unhideWhenUsed="0" w:uiPriority="0" w:semiHidden="0" w:name="Table Colorful 1"/>
+    <w:lsdException w:unhideWhenUsed="0" w:uiPriority="0" w:semiHidden="0" w:name="Table Colorful 2"/>
+    <w:lsdException w:unhideWhenUsed="0" w:uiPriority="0" w:semiHidden="0" w:name="Table Colorful 3"/>
+    <w:lsdException w:unhideWhenUsed="0" w:uiPriority="0" w:semiHidden="0" w:name="Table Columns 1"/>
+    <w:lsdException w:unhideWhenUsed="0" w:uiPriority="0" w:semiHidden="0" w:name="Table Columns 2"/>
+    <w:lsdException w:unhideWhenUsed="0" w:uiPriority="0" w:semiHidden="0" w:name="Table Columns 3"/>
+    <w:lsdException w:unhideWhenUsed="0" w:uiPriority="0" w:semiHidden="0" w:name="Table Columns 4"/>
+    <w:lsdException w:unhideWhenUsed="0" w:uiPriority="0" w:semiHidden="0" w:name="Table Columns 5"/>
+    <w:lsdException w:unhideWhenUsed="0" w:uiPriority="0" w:semiHidden="0" w:name="Table Grid 1"/>
+    <w:lsdException w:unhideWhenUsed="0" w:uiPriority="0" w:semiHidden="0" w:name="Table Grid 2"/>
+    <w:lsdException w:unhideWhenUsed="0" w:uiPriority="0" w:semiHidden="0" w:name="Table Grid 3"/>
+    <w:lsdException w:unhideWhenUsed="0" w:uiPriority="0" w:semiHidden="0" w:name="Table Grid 4"/>
+    <w:lsdException w:unhideWhenUsed="0" w:uiPriority="0" w:semiHidden="0" w:name="Table Grid 5"/>
+    <w:lsdException w:unhideWhenUsed="0" w:uiPriority="0" w:semiHidden="0" w:name="Table Grid 6"/>
+    <w:lsdException w:unhideWhenUsed="0" w:uiPriority="0" w:semiHidden="0" w:name="Table Grid 7"/>
+    <w:lsdException w:unhideWhenUsed="0" w:uiPriority="0" w:semiHidden="0" w:name="Table Grid 8"/>
+    <w:lsdException w:unhideWhenUsed="0" w:uiPriority="0" w:semiHidden="0" w:name="Table List 1"/>
+    <w:lsdException w:unhideWhenUsed="0" w:uiPriority="0" w:semiHidden="0" w:name="Table List 2"/>
+    <w:lsdException w:unhideWhenUsed="0" w:uiPriority="0" w:semiHidden="0" w:name="Table List 3"/>
+    <w:lsdException w:unhideWhenUsed="0" w:uiPriority="0" w:semiHidden="0" w:name="Table List 4"/>
+    <w:lsdException w:unhideWhenUsed="0" w:uiPriority="0" w:semiHidden="0" w:name="Table List 5"/>
+    <w:lsdException w:unhideWhenUsed="0" w:uiPriority="0" w:semiHidden="0" w:name="Table List 6"/>
+    <w:lsdException w:unhideWhenUsed="0" w:uiPriority="0" w:semiHidden="0" w:name="Table List 7"/>
+    <w:lsdException w:unhideWhenUsed="0" w:uiPriority="0" w:semiHidden="0" w:name="Table List 8"/>
+    <w:lsdException w:unhideWhenUsed="0" w:uiPriority="0" w:semiHidden="0" w:name="Table 3D effects 1"/>
+    <w:lsdException w:unhideWhenUsed="0" w:uiPriority="0" w:semiHidden="0" w:name="Table 3D effects 2"/>
+    <w:lsdException w:unhideWhenUsed="0" w:uiPriority="0" w:semiHidden="0" w:name="Table 3D effects 3"/>
+    <w:lsdException w:unhideWhenUsed="0" w:uiPriority="0" w:semiHidden="0" w:name="Table Contemporary"/>
+    <w:lsdException w:unhideWhenUsed="0" w:uiPriority="0" w:semiHidden="0" w:name="Table Elegant"/>
+    <w:lsdException w:unhideWhenUsed="0" w:uiPriority="0" w:semiHidden="0" w:name="Table Professional"/>
+    <w:lsdException w:unhideWhenUsed="0" w:uiPriority="0" w:semiHidden="0" w:name="Table Subtle 1"/>
+    <w:lsdException w:unhideWhenUsed="0" w:uiPriority="0" w:semiHidden="0" w:name="Table Subtle 2"/>
+    <w:lsdException w:unhideWhenUsed="0" w:uiPriority="0" w:semiHidden="0" w:name="Table Web 1"/>
+    <w:lsdException w:unhideWhenUsed="0" w:uiPriority="0" w:semiHidden="0" w:name="Table Web 2"/>
+    <w:lsdException w:unhideWhenUsed="0" w:uiPriority="0" w:semiHidden="0" w:name="Table Web 3"/>
+    <w:lsdException w:qFormat="1" w:unhideWhenUsed="0" w:uiPriority="0" w:semiHidden="0" w:name="Balloon Text"/>
+    <w:lsdException w:qFormat="1" w:unhideWhenUsed="0" w:uiPriority="0" w:semiHidden="0" w:name="Table Grid"/>
+    <w:lsdException w:unhideWhenUsed="0" w:uiPriority="0" w:semiHidden="0" w:name="Table Theme"/>
+    <w:lsdException w:unhideWhenUsed="0" w:uiPriority="60" w:semiHidden="0" w:name="Light Shading"/>
+    <w:lsdException w:unhideWhenUsed="0" w:uiPriority="61" w:semiHidden="0" w:name="Light List"/>
+    <w:lsdException w:unhideWhenUsed="0" w:uiPriority="62" w:semiHidden="0" w:name="Light Grid"/>
+    <w:lsdException w:unhideWhenUsed="0" w:uiPriority="63" w:semiHidden="0" w:name="Medium Shading 1"/>
+    <w:lsdException w:unhideWhenUsed="0" w:uiPriority="64" w:semiHidden="0" w:name="Medium Shading 2"/>
+    <w:lsdException w:unhideWhenUsed="0" w:uiPriority="65" w:semiHidden="0" w:name="Medium List 1"/>
+    <w:lsdException w:unhideWhenUsed="0" w:uiPriority="66" w:semiHidden="0" w:name="Medium List 2"/>
+    <w:lsdException w:unhideWhenUsed="0" w:uiPriority="67" w:semiHidden="0" w:name="Medium Grid 1"/>
+    <w:lsdException w:unhideWhenUsed="0" w:uiPriority="68" w:semiHidden="0" w:name="Medium Grid 2"/>
+    <w:lsdException w:unhideWhenUsed="0" w:uiPriority="69" w:semiHidden="0" w:name="Medium Grid 3"/>
+    <w:lsdException w:unhideWhenUsed="0" w:uiPriority="70" w:semiHidden="0" w:name="Dark List"/>
+    <w:lsdException w:unhideWhenUsed="0" w:uiPriority="71" w:semiHidden="0" w:name="Colorful Shading"/>
+    <w:lsdException w:unhideWhenUsed="0" w:uiPriority="72" w:semiHidden="0" w:name="Colorful List"/>
+    <w:lsdException w:unhideWhenUsed="0" w:uiPriority="73" w:semiHidden="0" w:name="Colorful Grid"/>
+    <w:lsdException w:unhideWhenUsed="0" w:uiPriority="60" w:semiHidden="0" w:name="Light Shading Accent 1"/>
+    <w:lsdException w:unhideWhenUsed="0" w:uiPriority="61" w:semiHidden="0" w:name="Light List Accent 1"/>
+    <w:lsdException w:unhideWhenUsed="0" w:uiPriority="62" w:semiHidden="0" w:name="Light Grid Accent 1"/>
+    <w:lsdException w:unhideWhenUsed="0" w:uiPriority="63" w:semiHidden="0" w:name="Medium Shading 1 Accent 1"/>
+    <w:lsdException w:unhideWhenUsed="0" w:uiPriority="64" w:semiHidden="0" w:name="Medium Shading 2 Accent 1"/>
+    <w:lsdException w:unhideWhenUsed="0" w:uiPriority="65" w:semiHidden="0" w:name="Medium List 1 Accent 1"/>
+    <w:lsdException w:unhideWhenUsed="0" w:uiPriority="66" w:semiHidden="0" w:name="Medium List 2 Accent 1"/>
+    <w:lsdException w:unhideWhenUsed="0" w:uiPriority="67" w:semiHidden="0" w:name="Medium Grid 1 Accent 1"/>
+    <w:lsdException w:unhideWhenUsed="0" w:uiPriority="68" w:semiHidden="0" w:name="Medium Grid 2 Accent 1"/>
+    <w:lsdException w:unhideWhenUsed="0" w:uiPriority="69" w:semiHidden="0" w:name="Medium Grid 3 Accent 1"/>
+    <w:lsdException w:unhideWhenUsed="0" w:uiPriority="70" w:semiHidden="0" w:name="Dark List Accent 1"/>
+    <w:lsdException w:unhideWhenUsed="0" w:uiPriority="71" w:semiHidden="0" w:name="Colorful Shading Accent 1"/>
+    <w:lsdException w:unhideWhenUsed="0" w:uiPriority="72" w:semiHidden="0" w:name="Colorful List Accent 1"/>
+    <w:lsdException w:unhideWhenUsed="0" w:uiPriority="73" w:semiHidden="0" w:name="Colorful Grid Accent 1"/>
+    <w:lsdException w:unhideWhenUsed="0" w:uiPriority="60" w:semiHidden="0" w:name="Light Shading Accent 2"/>
+    <w:lsdException w:unhideWhenUsed="0" w:uiPriority="61" w:semiHidden="0" w:name="Light List Accent 2"/>
+    <w:lsdException w:unhideWhenUsed="0" w:uiPriority="62" w:semiHidden="0" w:name="Light Grid Accent 2"/>
+    <w:lsdException w:unhideWhenUsed="0" w:uiPriority="63" w:semiHidden="0" w:name="Medium Shading 1 Accent 2"/>
+    <w:lsdException w:unhideWhenUsed="0" w:uiPriority="64" w:semiHidden="0" w:name="Medium Shading 2 Accent 2"/>
+    <w:lsdException w:unhideWhenUsed="0" w:uiPriority="65" w:semiHidden="0" w:name="Medium List 1 Accent 2"/>
+    <w:lsdException w:unhideWhenUsed="0" w:uiPriority="66" w:semiHidden="0" w:name="Medium List 2 Accent 2"/>
+    <w:lsdException w:unhideWhenUsed="0" w:uiPriority="67" w:semiHidden="0" w:name="Medium Grid 1 Accent 2"/>
+    <w:lsdException w:unhideWhenUsed="0" w:uiPriority="68" w:semiHidden="0" w:name="Medium Grid 2 Accent 2"/>
+    <w:lsdException w:unhideWhenUsed="0" w:uiPriority="69" w:semiHidden="0" w:name="Medium Grid 3 Accent 2"/>
+    <w:lsdException w:unhideWhenUsed="0" w:uiPriority="70" w:semiHidden="0" w:name="Dark List Accent 2"/>
+    <w:lsdException w:unhideWhenUsed="0" w:uiPriority="71" w:semiHidden="0" w:name="Colorful Shading Accent 2"/>
+    <w:lsdException w:unhideWhenUsed="0" w:uiPriority="72" w:semiHidden="0" w:name="Colorful List Accent 2"/>
+    <w:lsdException w:unhideWhenUsed="0" w:uiPriority="73" w:semiHidden="0" w:name="Colorful Grid Accent 2"/>
+    <w:lsdException w:unhideWhenUsed="0" w:uiPriority="60" w:semiHidden="0" w:name="Light Shading Accent 3"/>
+    <w:lsdException w:unhideWhenUsed="0" w:uiPriority="61" w:semiHidden="0" w:name="Light List Accent 3"/>
+    <w:lsdException w:unhideWhenUsed="0" w:uiPriority="62" w:semiHidden="0" w:name="Light Grid Accent 3"/>
+    <w:lsdException w:unhideWhenUsed="0" w:uiPriority="63" w:semiHidden="0" w:name="Medium Shading 1 Accent 3"/>
+    <w:lsdException w:unhideWhenUsed="0" w:uiPriority="64" w:semiHidden="0" w:name="Medium Shading 2 Accent 3"/>
+    <w:lsdException w:unhideWhenUsed="0" w:uiPriority="65" w:semiHidden="0" w:name="Medium List 1 Accent 3"/>
+    <w:lsdException w:unhideWhenUsed="0" w:uiPriority="66" w:semiHidden="0" w:name="Medium List 2 Accent 3"/>
+    <w:lsdException w:unhideWhenUsed="0" w:uiPriority="67" w:semiHidden="0" w:name="Medium Grid 1 Accent 3"/>
+    <w:lsdException w:unhideWhenUsed="0" w:uiPriority="68" w:semiHidden="0" w:name="Medium Grid 2 Accent 3"/>
+    <w:lsdException w:unhideWhenUsed="0" w:uiPriority="69" w:semiHidden="0" w:name="Medium Grid 3 Accent 3"/>
+    <w:lsdException w:unhideWhenUsed="0" w:uiPriority="70" w:semiHidden="0" w:name="Dark List Accent 3"/>
+    <w:lsdException w:unhideWhenUsed="0" w:uiPriority="71" w:semiHidden="0" w:name="Colorful Shading Accent 3"/>
+    <w:lsdException w:unhideWhenUsed="0" w:uiPriority="72" w:semiHidden="0" w:name="Colorful List Accent 3"/>
+    <w:lsdException w:unhideWhenUsed="0" w:uiPriority="73" w:semiHidden="0" w:name="Colorful Grid Accent 3"/>
+    <w:lsdException w:unhideWhenUsed="0" w:uiPriority="60" w:semiHidden="0" w:name="Light Shading Accent 4"/>
+    <w:lsdException w:unhideWhenUsed="0" w:uiPriority="61" w:semiHidden="0" w:name="Light List Accent 4"/>
+    <w:lsdException w:unhideWhenUsed="0" w:uiPriority="62" w:semiHidden="0" w:name="Light Grid Accent 4"/>
+    <w:lsdException w:unhideWhenUsed="0" w:uiPriority="63" w:semiHidden="0" w:name="Medium Shading 1 Accent 4"/>
+    <w:lsdException w:unhideWhenUsed="0" w:uiPriority="64" w:semiHidden="0" w:name="Medium Shading 2 Accent 4"/>
+    <w:lsdException w:unhideWhenUsed="0" w:uiPriority="65" w:semiHidden="0" w:name="Medium List 1 Accent 4"/>
+    <w:lsdException w:unhideWhenUsed="0" w:uiPriority="66" w:semiHidden="0" w:name="Medium List 2 Accent 4"/>
+    <w:lsdException w:unhideWhenUsed="0" w:uiPriority="67" w:semiHidden="0" w:name="Medium Grid 1 Accent 4"/>
+    <w:lsdException w:unhideWhenUsed="0" w:uiPriority="68" w:semiHidden="0" w:name="Medium Grid 2 Accent 4"/>
+    <w:lsdException w:unhideWhenUsed="0" w:uiPriority="69" w:semiHidden="0" w:name="Medium Grid 3 Accent 4"/>
+    <w:lsdException w:unhideWhenUsed="0" w:uiPriority="70" w:semiHidden="0" w:name="Dark List Accent 4"/>
+    <w:lsdException w:unhideWhenUsed="0" w:uiPriority="71" w:semiHidden="0" w:name="Colorful Shading Accent 4"/>
+    <w:lsdException w:unhideWhenUsed="0" w:uiPriority="72" w:semiHidden="0" w:name="Colorful List Accent 4"/>
+    <w:lsdException w:unhideWhenUsed="0" w:uiPriority="73" w:semiHidden="0" w:name="Colorful Grid Accent 4"/>
+    <w:lsdException w:unhideWhenUsed="0" w:uiPriority="60" w:semiHidden="0" w:name="Light Shading Accent 5"/>
+    <w:lsdException w:unhideWhenUsed="0" w:uiPriority="61" w:semiHidden="0" w:name="Light List Accent 5"/>
+    <w:lsdException w:unhideWhenUsed="0" w:uiPriority="62" w:semiHidden="0" w:name="Light Grid Accent 5"/>
+    <w:lsdException w:unhideWhenUsed="0" w:uiPriority="63" w:semiHidden="0" w:name="Medium Shading 1 Accent 5"/>
+    <w:lsdException w:unhideWhenUsed="0" w:uiPriority="64" w:semiHidden="0" w:name="Medium Shading 2 Accent 5"/>
+    <w:lsdException w:unhideWhenUsed="0" w:uiPriority="65" w:semiHidden="0" w:name="Medium List 1 Accent 5"/>
+    <w:lsdException w:unhideWhenUsed="0" w:uiPriority="66" w:semiHidden="0" w:name="Medium List 2 Accent 5"/>
+    <w:lsdException w:unhideWhenUsed="0" w:uiPriority="67" w:semiHidden="0" w:name="Medium Grid 1 Accent 5"/>
+    <w:lsdException w:unhideWhenUsed="0" w:uiPriority="68" w:semiHidden="0" w:name="Medium Grid 2 Accent 5"/>
+    <w:lsdException w:unhideWhenUsed="0" w:uiPriority="69" w:semiHidden="0" w:name="Medium Grid 3 Accent 5"/>
+    <w:lsdException w:unhideWhenUsed="0" w:uiPriority="70" w:semiHidden="0" w:name="Dark List Accent 5"/>
+    <w:lsdException w:unhideWhenUsed="0" w:uiPriority="71" w:semiHidden="0" w:name="Colorful Shading Accent 5"/>
+    <w:lsdException w:unhideWhenUsed="0" w:uiPriority="72" w:semiHidden="0" w:name="Colorful List Accent 5"/>
+    <w:lsdException w:unhideWhenUsed="0" w:uiPriority="73" w:semiHidden="0" w:name="Colorful Grid Accent 5"/>
+    <w:lsdException w:unhideWhenUsed="0" w:uiPriority="60" w:semiHidden="0" w:name="Light Shading Accent 6"/>
+    <w:lsdException w:unhideWhenUsed="0" w:uiPriority="61" w:semiHidden="0" w:name="Light List Accent 6"/>
+    <w:lsdException w:unhideWhenUsed="0" w:uiPriority="62" w:semiHidden="0" w:name="Light Grid Accent 6"/>
+    <w:lsdException w:unhideWhenUsed="0" w:uiPriority="63" w:semiHidden="0" w:name="Medium Shading 1 Accent 6"/>
+    <w:lsdException w:unhideWhenUsed="0" w:uiPriority="64" w:semiHidden="0" w:name="Medium Shading 2 Accent 6"/>
+    <w:lsdException w:unhideWhenUsed="0" w:uiPriority="65" w:semiHidden="0" w:name="Medium List 1 Accent 6"/>
+    <w:lsdException w:unhideWhenUsed="0" w:uiPriority="66" w:semiHidden="0" w:name="Medium List 2 Accent 6"/>
+    <w:lsdException w:unhideWhenUsed="0" w:uiPriority="67" w:semiHidden="0" w:name="Medium Grid 1 Accent 6"/>
+    <w:lsdException w:unhideWhenUsed="0" w:uiPriority="68" w:semiHidden="0" w:name="Medium Grid 2 Accent 6"/>
+    <w:lsdException w:unhideWhenUsed="0" w:uiPriority="69" w:semiHidden="0" w:name="Medium Grid 3 Accent 6"/>
+    <w:lsdException w:unhideWhenUsed="0" w:uiPriority="70" w:semiHidden="0" w:name="Dark List Accent 6"/>
+    <w:lsdException w:unhideWhenUsed="0" w:uiPriority="71" w:semiHidden="0" w:name="Colorful Shading Accent 6"/>
+    <w:lsdException w:unhideWhenUsed="0" w:uiPriority="72" w:semiHidden="0" w:name="Colorful List Accent 6"/>
+    <w:lsdException w:unhideWhenUsed="0" w:uiPriority="73" w:semiHidden="0" w:name="Colorful Grid Accent 6"/>
   </w:latentStyles>
-  <w:style w:type="paragraph" w:default="1" w:styleId="a">
+  <w:style w:type="paragraph" w:default="1" w:styleId="1">
     <w:name w:val="Normal"/>
     <w:qFormat/>
-    <w:rsid w:val="00DA7343"/>
+    <w:uiPriority w:val="0"/>
     <w:pPr>
       <w:kinsoku w:val="0"/>
       <w:autoSpaceDE w:val="0"/>
@@ -5111,24 +5037,25 @@
       <w:textAlignment w:val="baseline"/>
     </w:pPr>
     <w:rPr>
-      <w:rFonts w:ascii="Arial" w:hAnsi="Arial" w:cs="Arial"/>
+      <w:rFonts w:ascii="Arial" w:hAnsi="Arial" w:eastAsia="宋体" w:cs="Arial"/>
       <w:snapToGrid w:val="0"/>
       <w:color w:val="000000"/>
       <w:sz w:val="21"/>
       <w:szCs w:val="21"/>
-      <w:lang w:eastAsia="en-US"/>
+      <w:lang w:val="en-US" w:eastAsia="en-US" w:bidi="ar-SA"/>
     </w:rPr>
   </w:style>
-  <w:style w:type="paragraph" w:styleId="1">
+  <w:style w:type="paragraph" w:styleId="2">
     <w:name w:val="heading 1"/>
-    <w:basedOn w:val="a"/>
-    <w:next w:val="a"/>
+    <w:basedOn w:val="1"/>
+    <w:next w:val="1"/>
     <w:qFormat/>
-    <w:rsid w:val="00DA7343"/>
+    <w:uiPriority w:val="0"/>
     <w:pPr>
       <w:keepNext/>
       <w:keepLines/>
       <w:numPr>
+        <w:ilvl w:val="0"/>
         <w:numId w:val="1"/>
       </w:numPr>
       <w:spacing w:line="576" w:lineRule="auto"/>
@@ -5140,13 +5067,13 @@
       <w:sz w:val="44"/>
     </w:rPr>
   </w:style>
-  <w:style w:type="paragraph" w:styleId="2">
+  <w:style w:type="paragraph" w:styleId="3">
     <w:name w:val="heading 2"/>
-    <w:basedOn w:val="a"/>
-    <w:next w:val="a"/>
+    <w:basedOn w:val="1"/>
+    <w:next w:val="1"/>
     <w:unhideWhenUsed/>
     <w:qFormat/>
-    <w:rsid w:val="00DA7343"/>
+    <w:uiPriority w:val="0"/>
     <w:pPr>
       <w:keepNext/>
       <w:keepLines/>
@@ -5163,14 +5090,14 @@
       <w:sz w:val="32"/>
     </w:rPr>
   </w:style>
-  <w:style w:type="paragraph" w:styleId="3">
+  <w:style w:type="paragraph" w:styleId="4">
     <w:name w:val="heading 3"/>
-    <w:basedOn w:val="a"/>
-    <w:next w:val="a"/>
+    <w:basedOn w:val="1"/>
+    <w:next w:val="1"/>
     <w:semiHidden/>
     <w:unhideWhenUsed/>
     <w:qFormat/>
-    <w:rsid w:val="00DA7343"/>
+    <w:uiPriority w:val="0"/>
     <w:pPr>
       <w:keepNext/>
       <w:keepLines/>
@@ -5186,13 +5113,13 @@
       <w:sz w:val="32"/>
     </w:rPr>
   </w:style>
-  <w:style w:type="paragraph" w:styleId="4">
+  <w:style w:type="paragraph" w:styleId="5">
     <w:name w:val="heading 4"/>
-    <w:basedOn w:val="a"/>
-    <w:next w:val="a"/>
+    <w:basedOn w:val="1"/>
+    <w:next w:val="1"/>
     <w:unhideWhenUsed/>
     <w:qFormat/>
-    <w:rsid w:val="00DA7343"/>
+    <w:uiPriority w:val="0"/>
     <w:pPr>
       <w:keepNext/>
       <w:keepLines/>
@@ -5209,14 +5136,14 @@
       <w:sz w:val="28"/>
     </w:rPr>
   </w:style>
-  <w:style w:type="paragraph" w:styleId="5">
+  <w:style w:type="paragraph" w:styleId="6">
     <w:name w:val="heading 5"/>
-    <w:basedOn w:val="a"/>
-    <w:next w:val="a"/>
+    <w:basedOn w:val="1"/>
+    <w:next w:val="1"/>
     <w:semiHidden/>
     <w:unhideWhenUsed/>
     <w:qFormat/>
-    <w:rsid w:val="00DA7343"/>
+    <w:uiPriority w:val="0"/>
     <w:pPr>
       <w:keepNext/>
       <w:keepLines/>
@@ -5232,14 +5159,14 @@
       <w:sz w:val="28"/>
     </w:rPr>
   </w:style>
-  <w:style w:type="paragraph" w:styleId="6">
+  <w:style w:type="paragraph" w:styleId="7">
     <w:name w:val="heading 6"/>
-    <w:basedOn w:val="a"/>
-    <w:next w:val="a"/>
+    <w:basedOn w:val="1"/>
+    <w:next w:val="1"/>
     <w:semiHidden/>
     <w:unhideWhenUsed/>
     <w:qFormat/>
-    <w:rsid w:val="00DA7343"/>
+    <w:uiPriority w:val="0"/>
     <w:pPr>
       <w:keepNext/>
       <w:keepLines/>
@@ -5256,14 +5183,14 @@
       <w:sz w:val="24"/>
     </w:rPr>
   </w:style>
-  <w:style w:type="paragraph" w:styleId="7">
+  <w:style w:type="paragraph" w:styleId="8">
     <w:name w:val="heading 7"/>
-    <w:basedOn w:val="a"/>
-    <w:next w:val="a"/>
+    <w:basedOn w:val="1"/>
+    <w:next w:val="1"/>
     <w:semiHidden/>
     <w:unhideWhenUsed/>
     <w:qFormat/>
-    <w:rsid w:val="00DA7343"/>
+    <w:uiPriority w:val="0"/>
     <w:pPr>
       <w:keepNext/>
       <w:keepLines/>
@@ -5279,14 +5206,14 @@
       <w:sz w:val="24"/>
     </w:rPr>
   </w:style>
-  <w:style w:type="paragraph" w:styleId="8">
+  <w:style w:type="paragraph" w:styleId="9">
     <w:name w:val="heading 8"/>
-    <w:basedOn w:val="a"/>
-    <w:next w:val="a"/>
+    <w:basedOn w:val="1"/>
+    <w:next w:val="1"/>
     <w:semiHidden/>
     <w:unhideWhenUsed/>
     <w:qFormat/>
-    <w:rsid w:val="00DA7343"/>
+    <w:uiPriority w:val="0"/>
     <w:pPr>
       <w:keepNext/>
       <w:keepLines/>
@@ -5302,14 +5229,14 @@
       <w:sz w:val="24"/>
     </w:rPr>
   </w:style>
-  <w:style w:type="paragraph" w:styleId="9">
+  <w:style w:type="paragraph" w:styleId="10">
     <w:name w:val="heading 9"/>
-    <w:basedOn w:val="a"/>
-    <w:next w:val="a"/>
+    <w:basedOn w:val="1"/>
+    <w:next w:val="1"/>
     <w:semiHidden/>
     <w:unhideWhenUsed/>
     <w:qFormat/>
-    <w:rsid w:val="00DA7343"/>
+    <w:uiPriority w:val="0"/>
     <w:pPr>
       <w:keepNext/>
       <w:keepLines/>
@@ -5324,20 +5251,20 @@
       <w:rFonts w:eastAsia="黑体"/>
     </w:rPr>
   </w:style>
-  <w:style w:type="character" w:default="1" w:styleId="a0">
+  <w:style w:type="character" w:default="1" w:styleId="23">
     <w:name w:val="Default Paragraph Font"/>
-    <w:uiPriority w:val="1"/>
-    <w:semiHidden/>
-    <w:unhideWhenUsed/>
-  </w:style>
-  <w:style w:type="table" w:default="1" w:styleId="a1">
-    <w:name w:val="Normal Table"/>
-    <w:uiPriority w:val="99"/>
     <w:semiHidden/>
     <w:unhideWhenUsed/>
     <w:qFormat/>
+    <w:uiPriority w:val="1"/>
+  </w:style>
+  <w:style w:type="table" w:default="1" w:styleId="21">
+    <w:name w:val="Normal Table"/>
+    <w:semiHidden/>
+    <w:unhideWhenUsed/>
+    <w:qFormat/>
+    <w:uiPriority w:val="99"/>
     <w:tblPr>
-      <w:tblInd w:w="0" w:type="dxa"/>
       <w:tblCellMar>
         <w:top w:w="0" w:type="dxa"/>
         <w:left w:w="108" w:type="dxa"/>
@@ -5346,43 +5273,51 @@
       </w:tblCellMar>
     </w:tblPr>
   </w:style>
-  <w:style w:type="numbering" w:default="1" w:styleId="a2">
-    <w:name w:val="No List"/>
-    <w:uiPriority w:val="99"/>
-    <w:semiHidden/>
-    <w:unhideWhenUsed/>
+  <w:style w:type="paragraph" w:styleId="11">
+    <w:name w:val="annotation text"/>
+    <w:basedOn w:val="1"/>
+    <w:qFormat/>
+    <w:uiPriority w:val="0"/>
   </w:style>
-  <w:style w:type="paragraph" w:styleId="a3">
-    <w:name w:val="annotation text"/>
-    <w:basedOn w:val="a"/>
-    <w:qFormat/>
-    <w:rsid w:val="00DA7343"/>
-  </w:style>
-  <w:style w:type="paragraph" w:styleId="a4">
+  <w:style w:type="paragraph" w:styleId="12">
     <w:name w:val="Body Text"/>
-    <w:basedOn w:val="a"/>
+    <w:basedOn w:val="1"/>
     <w:semiHidden/>
     <w:qFormat/>
-    <w:rsid w:val="00DA7343"/>
+    <w:uiPriority w:val="0"/>
     <w:rPr>
       <w:rFonts w:eastAsia="Arial"/>
     </w:rPr>
   </w:style>
-  <w:style w:type="paragraph" w:styleId="30">
+  <w:style w:type="paragraph" w:styleId="13">
     <w:name w:val="toc 3"/>
-    <w:basedOn w:val="a"/>
-    <w:next w:val="a"/>
+    <w:basedOn w:val="1"/>
+    <w:next w:val="1"/>
     <w:qFormat/>
-    <w:rsid w:val="00DA7343"/>
+    <w:uiPriority w:val="0"/>
     <w:pPr>
-      <w:ind w:leftChars="400" w:left="840"/>
+      <w:ind w:left="840" w:leftChars="400"/>
     </w:pPr>
   </w:style>
-  <w:style w:type="paragraph" w:styleId="a5">
+  <w:style w:type="paragraph" w:styleId="14">
+    <w:name w:val="Balloon Text"/>
+    <w:basedOn w:val="1"/>
+    <w:link w:val="43"/>
+    <w:qFormat/>
+    <w:uiPriority w:val="0"/>
+    <w:pPr>
+      <w:spacing w:line="240" w:lineRule="auto"/>
+    </w:pPr>
+    <w:rPr>
+      <w:sz w:val="18"/>
+      <w:szCs w:val="18"/>
+    </w:rPr>
+  </w:style>
+  <w:style w:type="paragraph" w:styleId="15">
     <w:name w:val="footer"/>
-    <w:basedOn w:val="a"/>
+    <w:basedOn w:val="1"/>
     <w:qFormat/>
-    <w:rsid w:val="00DA7343"/>
+    <w:uiPriority w:val="0"/>
     <w:pPr>
       <w:tabs>
         <w:tab w:val="center" w:pos="4153"/>
@@ -5393,17 +5328,17 @@
       <w:sz w:val="18"/>
     </w:rPr>
   </w:style>
-  <w:style w:type="paragraph" w:styleId="a6">
+  <w:style w:type="paragraph" w:styleId="16">
     <w:name w:val="header"/>
-    <w:basedOn w:val="a"/>
+    <w:basedOn w:val="1"/>
     <w:qFormat/>
-    <w:rsid w:val="00DA7343"/>
+    <w:uiPriority w:val="0"/>
     <w:pPr>
       <w:pBdr>
-        <w:top w:val="nil"/>
-        <w:left w:val="nil"/>
-        <w:bottom w:val="nil"/>
-        <w:right w:val="nil"/>
+        <w:top w:val="none" w:color="auto" w:sz="0" w:space="0"/>
+        <w:left w:val="none" w:color="auto" w:sz="0" w:space="0"/>
+        <w:bottom w:val="none" w:color="auto" w:sz="0" w:space="0"/>
+        <w:right w:val="none" w:color="auto" w:sz="0" w:space="0"/>
       </w:pBdr>
       <w:tabs>
         <w:tab w:val="center" w:pos="4153"/>
@@ -5416,41 +5351,41 @@
       <w:sz w:val="18"/>
     </w:rPr>
   </w:style>
-  <w:style w:type="paragraph" w:styleId="10">
+  <w:style w:type="paragraph" w:styleId="17">
     <w:name w:val="toc 1"/>
-    <w:basedOn w:val="a"/>
-    <w:next w:val="a"/>
+    <w:basedOn w:val="1"/>
+    <w:next w:val="1"/>
     <w:qFormat/>
-    <w:rsid w:val="00DA7343"/>
+    <w:uiPriority w:val="0"/>
     <w:rPr>
       <w:rFonts w:eastAsia="Microsoft JhengHei"/>
       <w:sz w:val="24"/>
     </w:rPr>
   </w:style>
-  <w:style w:type="paragraph" w:styleId="20">
+  <w:style w:type="paragraph" w:styleId="18">
     <w:name w:val="toc 2"/>
-    <w:basedOn w:val="a"/>
-    <w:next w:val="a"/>
+    <w:basedOn w:val="1"/>
+    <w:next w:val="1"/>
     <w:qFormat/>
-    <w:rsid w:val="00DA7343"/>
+    <w:uiPriority w:val="0"/>
     <w:pPr>
-      <w:ind w:leftChars="200" w:left="420"/>
+      <w:ind w:left="420" w:leftChars="200"/>
     </w:pPr>
   </w:style>
-  <w:style w:type="paragraph" w:styleId="a7">
+  <w:style w:type="paragraph" w:styleId="19">
     <w:name w:val="Normal (Web)"/>
-    <w:basedOn w:val="a"/>
+    <w:basedOn w:val="1"/>
     <w:qFormat/>
-    <w:rsid w:val="00DA7343"/>
+    <w:uiPriority w:val="0"/>
     <w:rPr>
       <w:sz w:val="24"/>
     </w:rPr>
   </w:style>
-  <w:style w:type="paragraph" w:styleId="a8">
+  <w:style w:type="paragraph" w:styleId="20">
     <w:name w:val="Title"/>
-    <w:basedOn w:val="a"/>
+    <w:basedOn w:val="1"/>
     <w:qFormat/>
-    <w:rsid w:val="00DA7343"/>
+    <w:uiPriority w:val="0"/>
     <w:pPr>
       <w:jc w:val="center"/>
       <w:outlineLvl w:val="0"/>
@@ -5460,24 +5395,23 @@
       <w:sz w:val="32"/>
     </w:rPr>
   </w:style>
-  <w:style w:type="table" w:styleId="a9">
+  <w:style w:type="table" w:styleId="22">
     <w:name w:val="Table Grid"/>
-    <w:basedOn w:val="a1"/>
+    <w:basedOn w:val="21"/>
     <w:qFormat/>
-    <w:rsid w:val="00DA7343"/>
+    <w:uiPriority w:val="0"/>
     <w:pPr>
       <w:widowControl w:val="0"/>
       <w:jc w:val="both"/>
     </w:pPr>
     <w:tblPr>
-      <w:tblInd w:w="0" w:type="dxa"/>
       <w:tblBorders>
-        <w:top w:val="single" w:sz="4" w:space="0" w:color="auto"/>
-        <w:left w:val="single" w:sz="4" w:space="0" w:color="auto"/>
-        <w:bottom w:val="single" w:sz="4" w:space="0" w:color="auto"/>
-        <w:right w:val="single" w:sz="4" w:space="0" w:color="auto"/>
-        <w:insideH w:val="single" w:sz="4" w:space="0" w:color="auto"/>
-        <w:insideV w:val="single" w:sz="4" w:space="0" w:color="auto"/>
+        <w:top w:val="single" w:color="auto" w:sz="4" w:space="0"/>
+        <w:left w:val="single" w:color="auto" w:sz="4" w:space="0"/>
+        <w:bottom w:val="single" w:color="auto" w:sz="4" w:space="0"/>
+        <w:right w:val="single" w:color="auto" w:sz="4" w:space="0"/>
+        <w:insideH w:val="single" w:color="auto" w:sz="4" w:space="0"/>
+        <w:insideV w:val="single" w:color="auto" w:sz="4" w:space="0"/>
       </w:tblBorders>
       <w:tblCellMar>
         <w:top w:w="0" w:type="dxa"/>
@@ -5487,21 +5421,21 @@
       </w:tblCellMar>
     </w:tblPr>
   </w:style>
-  <w:style w:type="character" w:styleId="aa">
+  <w:style w:type="character" w:styleId="24">
     <w:name w:val="Strong"/>
-    <w:basedOn w:val="a0"/>
+    <w:basedOn w:val="23"/>
     <w:qFormat/>
-    <w:rsid w:val="00DA7343"/>
+    <w:uiPriority w:val="0"/>
     <w:rPr>
       <w:b/>
     </w:rPr>
   </w:style>
-  <w:style w:type="table" w:customStyle="1" w:styleId="TableNormal0">
+  <w:style w:type="table" w:customStyle="1" w:styleId="25">
     <w:name w:val="Table Normal_0"/>
     <w:semiHidden/>
     <w:unhideWhenUsed/>
     <w:qFormat/>
-    <w:rsid w:val="00DA7343"/>
+    <w:uiPriority w:val="0"/>
     <w:tblPr>
       <w:tblCellMar>
         <w:top w:w="0" w:type="dxa"/>
@@ -5511,23 +5445,23 @@
       </w:tblCellMar>
     </w:tblPr>
   </w:style>
-  <w:style w:type="paragraph" w:customStyle="1" w:styleId="TableText">
+  <w:style w:type="paragraph" w:customStyle="1" w:styleId="26">
     <w:name w:val="Table Text"/>
-    <w:basedOn w:val="a"/>
+    <w:basedOn w:val="1"/>
     <w:semiHidden/>
     <w:qFormat/>
-    <w:rsid w:val="00DA7343"/>
+    <w:uiPriority w:val="0"/>
     <w:rPr>
       <w:rFonts w:ascii="宋体" w:hAnsi="宋体" w:cs="宋体"/>
     </w:rPr>
   </w:style>
-  <w:style w:type="paragraph" w:customStyle="1" w:styleId="11">
+  <w:style w:type="paragraph" w:customStyle="1" w:styleId="27">
     <w:name w:val="柴_标题1"/>
-    <w:basedOn w:val="1"/>
-    <w:next w:val="ab"/>
-    <w:link w:val="1Char"/>
+    <w:basedOn w:val="2"/>
+    <w:next w:val="28"/>
+    <w:link w:val="39"/>
     <w:qFormat/>
-    <w:rsid w:val="00DA7343"/>
+    <w:uiPriority w:val="0"/>
     <w:pPr>
       <w:spacing w:before="100" w:after="90" w:line="360" w:lineRule="auto"/>
     </w:pPr>
@@ -5535,14 +5469,14 @@
       <w:sz w:val="32"/>
     </w:rPr>
   </w:style>
-  <w:style w:type="paragraph" w:customStyle="1" w:styleId="ab">
+  <w:style w:type="paragraph" w:customStyle="1" w:styleId="28">
     <w:name w:val="柴_正文"/>
-    <w:basedOn w:val="a4"/>
-    <w:link w:val="Char"/>
+    <w:basedOn w:val="12"/>
+    <w:link w:val="42"/>
     <w:qFormat/>
-    <w:rsid w:val="00DA7343"/>
+    <w:uiPriority w:val="0"/>
     <w:pPr>
-      <w:ind w:firstLineChars="200" w:firstLine="470"/>
+      <w:ind w:firstLine="470" w:firstLineChars="200"/>
     </w:pPr>
     <w:rPr>
       <w:rFonts w:eastAsia="宋体"/>
@@ -5550,12 +5484,12 @@
       <w:lang w:eastAsia="zh-CN"/>
     </w:rPr>
   </w:style>
-  <w:style w:type="paragraph" w:customStyle="1" w:styleId="21">
+  <w:style w:type="paragraph" w:customStyle="1" w:styleId="29">
     <w:name w:val="柴_标题2"/>
-    <w:basedOn w:val="2"/>
-    <w:next w:val="ab"/>
+    <w:basedOn w:val="3"/>
+    <w:next w:val="28"/>
     <w:qFormat/>
-    <w:rsid w:val="00DA7343"/>
+    <w:uiPriority w:val="0"/>
     <w:pPr>
       <w:spacing w:line="360" w:lineRule="auto"/>
     </w:pPr>
@@ -5564,15 +5498,15 @@
       <w:sz w:val="28"/>
     </w:rPr>
   </w:style>
-  <w:style w:type="paragraph" w:customStyle="1" w:styleId="31">
+  <w:style w:type="paragraph" w:customStyle="1" w:styleId="30">
     <w:name w:val="柴_标题3"/>
-    <w:basedOn w:val="3"/>
-    <w:next w:val="ab"/>
+    <w:basedOn w:val="4"/>
+    <w:next w:val="28"/>
     <w:qFormat/>
-    <w:rsid w:val="00DA7343"/>
+    <w:uiPriority w:val="0"/>
     <w:pPr>
       <w:spacing w:line="360" w:lineRule="auto"/>
-      <w:ind w:left="0" w:firstLineChars="200" w:firstLine="472"/>
+      <w:ind w:left="0" w:firstLine="472" w:firstLineChars="200"/>
     </w:pPr>
     <w:rPr>
       <w:rFonts w:ascii="宋体" w:hAnsi="宋体" w:cs="宋体"/>
@@ -5581,12 +5515,12 @@
       <w:szCs w:val="24"/>
     </w:rPr>
   </w:style>
-  <w:style w:type="paragraph" w:customStyle="1" w:styleId="ac">
+  <w:style w:type="paragraph" w:customStyle="1" w:styleId="31">
     <w:name w:val="柴_目录"/>
-    <w:basedOn w:val="a"/>
-    <w:next w:val="a4"/>
+    <w:basedOn w:val="1"/>
+    <w:next w:val="12"/>
     <w:qFormat/>
-    <w:rsid w:val="00DA7343"/>
+    <w:uiPriority w:val="0"/>
     <w:pPr>
       <w:tabs>
         <w:tab w:val="right" w:leader="dot" w:pos="8442"/>
@@ -5597,74 +5531,86 @@
       <w:sz w:val="24"/>
     </w:rPr>
   </w:style>
-  <w:style w:type="paragraph" w:customStyle="1" w:styleId="ad">
+  <w:style w:type="paragraph" w:customStyle="1" w:styleId="32">
     <w:name w:val="柴_公司名"/>
-    <w:basedOn w:val="a8"/>
+    <w:basedOn w:val="20"/>
     <w:qFormat/>
-    <w:rsid w:val="00DA7343"/>
+    <w:uiPriority w:val="0"/>
     <w:pPr>
       <w:spacing w:afterLines="600"/>
     </w:pPr>
     <w:rPr>
-      <w:rFonts w:ascii="宋体" w:hAnsi="宋体" w:cs="宋体" w:hint="eastAsia"/>
+      <w:rFonts w:hint="eastAsia" w:ascii="宋体" w:hAnsi="宋体" w:cs="宋体"/>
       <w:bCs/>
       <w:spacing w:val="-6"/>
       <w:sz w:val="52"/>
       <w:szCs w:val="52"/>
     </w:rPr>
   </w:style>
-  <w:style w:type="paragraph" w:customStyle="1" w:styleId="ae">
+  <w:style w:type="paragraph" w:customStyle="1" w:styleId="33">
     <w:name w:val="柴_文档名"/>
-    <w:basedOn w:val="a8"/>
+    <w:basedOn w:val="20"/>
     <w:qFormat/>
-    <w:rsid w:val="00DA7343"/>
+    <w:uiPriority w:val="0"/>
     <w:pPr>
       <w:spacing w:afterLines="900"/>
     </w:pPr>
     <w:rPr>
-      <w:rFonts w:ascii="黑体" w:eastAsia="黑体" w:hAnsi="黑体" w:cs="黑体"/>
+      <w:rFonts w:ascii="黑体" w:hAnsi="黑体" w:eastAsia="黑体" w:cs="黑体"/>
       <w:bCs/>
       <w:spacing w:val="-7"/>
       <w:sz w:val="52"/>
       <w:szCs w:val="52"/>
     </w:rPr>
   </w:style>
-  <w:style w:type="paragraph" w:customStyle="1" w:styleId="WPSOffice1">
+  <w:style w:type="paragraph" w:customStyle="1" w:styleId="34">
     <w:name w:val="WPSOffice手动目录 1"/>
     <w:qFormat/>
-    <w:rsid w:val="00DA7343"/>
+    <w:uiPriority w:val="0"/>
+    <w:rPr>
+      <w:rFonts w:ascii="Times New Roman" w:hAnsi="Times New Roman" w:eastAsia="宋体" w:cs="Times New Roman"/>
+      <w:lang w:val="en-US" w:eastAsia="zh-CN" w:bidi="ar-SA"/>
+    </w:rPr>
   </w:style>
-  <w:style w:type="paragraph" w:customStyle="1" w:styleId="WPSOffice2">
+  <w:style w:type="paragraph" w:customStyle="1" w:styleId="35">
     <w:name w:val="WPSOffice手动目录 2"/>
     <w:qFormat/>
-    <w:rsid w:val="00DA7343"/>
+    <w:uiPriority w:val="0"/>
     <w:pPr>
-      <w:ind w:leftChars="200" w:left="200"/>
+      <w:ind w:left="200" w:leftChars="200"/>
     </w:pPr>
+    <w:rPr>
+      <w:rFonts w:ascii="Times New Roman" w:hAnsi="Times New Roman" w:eastAsia="宋体" w:cs="Times New Roman"/>
+      <w:lang w:val="en-US" w:eastAsia="zh-CN" w:bidi="ar-SA"/>
+    </w:rPr>
   </w:style>
-  <w:style w:type="paragraph" w:customStyle="1" w:styleId="WPSOffice3">
+  <w:style w:type="paragraph" w:customStyle="1" w:styleId="36">
     <w:name w:val="WPSOffice手动目录 3"/>
     <w:qFormat/>
-    <w:rsid w:val="00DA7343"/>
+    <w:uiPriority w:val="0"/>
     <w:pPr>
-      <w:ind w:leftChars="400" w:left="400"/>
+      <w:ind w:left="400" w:leftChars="400"/>
     </w:pPr>
+    <w:rPr>
+      <w:rFonts w:ascii="Times New Roman" w:hAnsi="Times New Roman" w:eastAsia="宋体" w:cs="Times New Roman"/>
+      <w:lang w:val="en-US" w:eastAsia="zh-CN" w:bidi="ar-SA"/>
+    </w:rPr>
   </w:style>
-  <w:style w:type="paragraph" w:customStyle="1" w:styleId="Compact">
+  <w:style w:type="paragraph" w:customStyle="1" w:styleId="37">
     <w:name w:val="Compact"/>
-    <w:basedOn w:val="a4"/>
+    <w:basedOn w:val="12"/>
     <w:qFormat/>
-    <w:rsid w:val="00DA7343"/>
+    <w:uiPriority w:val="0"/>
     <w:pPr>
       <w:spacing w:before="36" w:after="36"/>
     </w:pPr>
   </w:style>
-  <w:style w:type="table" w:customStyle="1" w:styleId="Table">
+  <w:style w:type="table" w:customStyle="1" w:styleId="38">
     <w:name w:val="Table"/>
     <w:semiHidden/>
     <w:unhideWhenUsed/>
     <w:qFormat/>
-    <w:rsid w:val="00DA7343"/>
+    <w:uiPriority w:val="0"/>
     <w:tblPr>
       <w:tblCellMar>
         <w:top w:w="0" w:type="dxa"/>
@@ -5674,82 +5620,69 @@
       </w:tblCellMar>
     </w:tblPr>
     <w:tblStylePr w:type="firstRow">
-      <w:tblPr/>
       <w:tcPr>
         <w:tcBorders>
-          <w:bottom w:val="single" w:sz="0" w:space="0" w:color="auto"/>
+          <w:bottom w:val="single" w:color="auto" w:sz="0" w:space="0"/>
         </w:tcBorders>
         <w:vAlign w:val="bottom"/>
       </w:tcPr>
     </w:tblStylePr>
   </w:style>
-  <w:style w:type="character" w:customStyle="1" w:styleId="1Char">
+  <w:style w:type="character" w:customStyle="1" w:styleId="39">
     <w:name w:val="柴_标题1 Char"/>
-    <w:link w:val="11"/>
+    <w:link w:val="27"/>
     <w:qFormat/>
-    <w:rsid w:val="00DA7343"/>
+    <w:uiPriority w:val="0"/>
     <w:rPr>
-      <w:rFonts w:ascii="Arial" w:eastAsia="宋体" w:hAnsi="Arial"/>
+      <w:rFonts w:ascii="Arial" w:hAnsi="Arial" w:eastAsia="宋体"/>
       <w:sz w:val="32"/>
     </w:rPr>
   </w:style>
-  <w:style w:type="paragraph" w:customStyle="1" w:styleId="af">
+  <w:style w:type="paragraph" w:customStyle="1" w:styleId="40">
     <w:name w:val="柴_正文_无缩进"/>
-    <w:basedOn w:val="a"/>
+    <w:basedOn w:val="1"/>
     <w:qFormat/>
-    <w:rsid w:val="00DA7343"/>
+    <w:uiPriority w:val="0"/>
     <w:rPr>
       <w:sz w:val="24"/>
       <w:lang w:eastAsia="zh-CN"/>
     </w:rPr>
   </w:style>
-  <w:style w:type="paragraph" w:customStyle="1" w:styleId="40">
+  <w:style w:type="paragraph" w:customStyle="1" w:styleId="41">
     <w:name w:val="柴_标题4"/>
-    <w:basedOn w:val="4"/>
-    <w:next w:val="a"/>
+    <w:basedOn w:val="5"/>
+    <w:next w:val="1"/>
     <w:qFormat/>
-    <w:rsid w:val="00DA7343"/>
+    <w:uiPriority w:val="0"/>
     <w:pPr>
       <w:widowControl w:val="0"/>
       <w:spacing w:before="160" w:line="360" w:lineRule="auto"/>
-      <w:ind w:leftChars="300" w:left="981" w:hanging="862"/>
+      <w:ind w:left="981" w:leftChars="300" w:hanging="862"/>
     </w:pPr>
     <w:rPr>
-      <w:rFonts w:ascii="Calibri" w:eastAsia="宋体" w:hAnsi="Calibri" w:cs="宋体" w:hint="eastAsia"/>
+      <w:rFonts w:hint="eastAsia" w:ascii="Calibri" w:hAnsi="Calibri" w:eastAsia="宋体" w:cs="宋体"/>
       <w:sz w:val="24"/>
       <w:szCs w:val="24"/>
       <w:lang w:eastAsia="zh-CN" w:bidi="zh-CN"/>
     </w:rPr>
   </w:style>
-  <w:style w:type="character" w:customStyle="1" w:styleId="Char">
+  <w:style w:type="character" w:customStyle="1" w:styleId="42">
     <w:name w:val="柴_正文 Char"/>
-    <w:link w:val="ab"/>
+    <w:link w:val="28"/>
     <w:qFormat/>
-    <w:rsid w:val="00DA7343"/>
+    <w:uiPriority w:val="0"/>
     <w:rPr>
-      <w:rFonts w:ascii="Arial" w:eastAsia="宋体" w:hAnsi="Arial"/>
+      <w:rFonts w:ascii="Arial" w:hAnsi="Arial" w:eastAsia="宋体"/>
       <w:sz w:val="24"/>
       <w:lang w:eastAsia="zh-CN"/>
     </w:rPr>
   </w:style>
-  <w:style w:type="paragraph" w:styleId="af0">
-    <w:name w:val="Balloon Text"/>
-    <w:basedOn w:val="a"/>
-    <w:link w:val="Char0"/>
-    <w:rsid w:val="00AD6D32"/>
-    <w:pPr>
-      <w:spacing w:line="240" w:lineRule="auto"/>
-    </w:pPr>
-    <w:rPr>
-      <w:sz w:val="18"/>
-      <w:szCs w:val="18"/>
-    </w:rPr>
-  </w:style>
-  <w:style w:type="character" w:customStyle="1" w:styleId="Char0">
+  <w:style w:type="character" w:customStyle="1" w:styleId="43">
     <w:name w:val="批注框文本 Char"/>
-    <w:basedOn w:val="a0"/>
-    <w:link w:val="af0"/>
-    <w:rsid w:val="00AD6D32"/>
+    <w:basedOn w:val="23"/>
+    <w:link w:val="14"/>
+    <w:qFormat/>
+    <w:uiPriority w:val="0"/>
     <w:rPr>
       <w:rFonts w:ascii="Arial" w:hAnsi="Arial" w:cs="Arial"/>
       <w:snapToGrid w:val="0"/>
@@ -6043,6 +5976,5 @@
     </a:fmtScheme>
   </a:themeElements>
   <a:objectDefaults/>
-  <a:extraClrSchemeLst/>
 </a:theme>
 </file>
--- a/4.质量管理/2.运行记录类文件/040207-2025年度运维服务质量管理计划.docx
+++ b/4.质量管理/2.运行记录类文件/040207-2025年度运维服务质量管理计划.docx
@@ -21,7 +21,7 @@
           <w:rFonts w:hint="default"/>
         </w:rPr>
       </w:pPr>
-      <w:bookmarkStart w:id="0" w:name="_Toc27996"/>
+      <w:bookmarkStart w:id="0" w:name="_Toc16962"/>
       <w:r>
         <w:t>2025年</w:t>
       </w:r>
@@ -32,8 +32,6 @@
         </w:rPr>
         <w:t>度</w:t>
       </w:r>
-      <w:bookmarkStart w:id="14" w:name="_GoBack"/>
-      <w:bookmarkEnd w:id="14"/>
       <w:r>
         <w:t>运维服务质量管理计划</w:t>
       </w:r>
@@ -52,7 +50,7 @@
         <w:widowControl w:val="0"/>
         <w:spacing w:after="2160"/>
       </w:pPr>
-      <w:bookmarkStart w:id="1" w:name="_Toc16884"/>
+      <w:bookmarkStart w:id="1" w:name="_Toc32278"/>
       <w:r>
         <w:t>江苏云储智能科技有限公司</w:t>
       </w:r>
@@ -133,7 +131,7 @@
           <w:szCs w:val="28"/>
         </w:rPr>
       </w:pPr>
-      <w:bookmarkStart w:id="2" w:name="_Toc7144"/>
+      <w:bookmarkStart w:id="2" w:name="_Toc23904"/>
       <w:r>
         <w:rPr>
           <w:rFonts w:ascii="宋体" w:hAnsi="宋体" w:cs="宋体"/>
@@ -189,6 +187,12 @@
             <w:insideH w:val="single" w:color="000000" w:sz="4" w:space="0"/>
             <w:insideV w:val="single" w:color="000000" w:sz="4" w:space="0"/>
           </w:tblBorders>
+          <w:tblCellMar>
+            <w:top w:w="0" w:type="dxa"/>
+            <w:left w:w="0" w:type="dxa"/>
+            <w:bottom w:w="0" w:type="dxa"/>
+            <w:right w:w="0" w:type="dxa"/>
+          </w:tblCellMar>
         </w:tblPrEx>
         <w:trPr>
           <w:trHeight w:val="611" w:hRule="atLeast"/>
@@ -779,7 +783,7 @@
               <w:rFonts w:ascii="Times New Roman" w:hAnsi="Times New Roman" w:eastAsia="Times New Roman" w:cs="Times New Roman"/>
               <w:szCs w:val="24"/>
             </w:rPr>
-            <w:instrText xml:space="preserve"> HYPERLINK \l _Toc27996 </w:instrText>
+            <w:instrText xml:space="preserve"> HYPERLINK \l _Toc16962 </w:instrText>
           </w:r>
           <w:r>
             <w:rPr>
@@ -789,7 +793,17 @@
             <w:fldChar w:fldCharType="separate"/>
           </w:r>
           <w:r>
-            <w:t>2025年运维服务质量管理计划</w:t>
+            <w:t>2025年</w:t>
+          </w:r>
+          <w:r>
+            <w:rPr>
+              <w:rFonts w:hint="eastAsia"/>
+              <w:lang w:val="en-US" w:eastAsia="zh-CN"/>
+            </w:rPr>
+            <w:t>度</w:t>
+          </w:r>
+          <w:r>
+            <w:t>运维服务质量管理计划</w:t>
           </w:r>
           <w:r>
             <w:tab/>
@@ -798,7 +812,7 @@
             <w:fldChar w:fldCharType="begin"/>
           </w:r>
           <w:r>
-            <w:instrText xml:space="preserve"> PAGEREF _Toc27996 \h </w:instrText>
+            <w:instrText xml:space="preserve"> PAGEREF _Toc16962 \h </w:instrText>
           </w:r>
           <w:r>
             <w:fldChar w:fldCharType="separate"/>
@@ -836,7 +850,7 @@
               <w:rFonts w:ascii="Times New Roman" w:hAnsi="Times New Roman" w:eastAsia="Times New Roman" w:cs="Times New Roman"/>
               <w:szCs w:val="24"/>
             </w:rPr>
-            <w:instrText xml:space="preserve"> HYPERLINK \l _Toc16884 </w:instrText>
+            <w:instrText xml:space="preserve"> HYPERLINK \l _Toc32278 </w:instrText>
           </w:r>
           <w:r>
             <w:rPr>
@@ -855,7 +869,7 @@
             <w:fldChar w:fldCharType="begin"/>
           </w:r>
           <w:r>
-            <w:instrText xml:space="preserve"> PAGEREF _Toc16884 \h </w:instrText>
+            <w:instrText xml:space="preserve"> PAGEREF _Toc32278 \h </w:instrText>
           </w:r>
           <w:r>
             <w:fldChar w:fldCharType="separate"/>
@@ -893,7 +907,7 @@
               <w:rFonts w:ascii="Times New Roman" w:hAnsi="Times New Roman" w:eastAsia="Times New Roman" w:cs="Times New Roman"/>
               <w:szCs w:val="24"/>
             </w:rPr>
-            <w:instrText xml:space="preserve"> HYPERLINK \l _Toc7144 </w:instrText>
+            <w:instrText xml:space="preserve"> HYPERLINK \l _Toc23904 </w:instrText>
           </w:r>
           <w:r>
             <w:rPr>
@@ -917,7 +931,7 @@
             <w:fldChar w:fldCharType="begin"/>
           </w:r>
           <w:r>
-            <w:instrText xml:space="preserve"> PAGEREF _Toc7144 \h </w:instrText>
+            <w:instrText xml:space="preserve"> PAGEREF _Toc23904 \h </w:instrText>
           </w:r>
           <w:r>
             <w:fldChar w:fldCharType="separate"/>
@@ -955,7 +969,7 @@
               <w:rFonts w:ascii="Times New Roman" w:hAnsi="Times New Roman" w:eastAsia="Times New Roman" w:cs="Times New Roman"/>
               <w:szCs w:val="24"/>
             </w:rPr>
-            <w:instrText xml:space="preserve"> HYPERLINK \l _Toc11718 </w:instrText>
+            <w:instrText xml:space="preserve"> HYPERLINK \l _Toc5282 </w:instrText>
           </w:r>
           <w:r>
             <w:rPr>
@@ -980,7 +994,7 @@
             <w:fldChar w:fldCharType="begin"/>
           </w:r>
           <w:r>
-            <w:instrText xml:space="preserve"> PAGEREF _Toc11718 \h </w:instrText>
+            <w:instrText xml:space="preserve"> PAGEREF _Toc5282 \h </w:instrText>
           </w:r>
           <w:r>
             <w:fldChar w:fldCharType="separate"/>
@@ -1018,7 +1032,7 @@
               <w:rFonts w:ascii="Times New Roman" w:hAnsi="Times New Roman" w:eastAsia="Times New Roman" w:cs="Times New Roman"/>
               <w:szCs w:val="24"/>
             </w:rPr>
-            <w:instrText xml:space="preserve"> HYPERLINK \l _Toc25648 </w:instrText>
+            <w:instrText xml:space="preserve"> HYPERLINK \l _Toc1829 </w:instrText>
           </w:r>
           <w:r>
             <w:rPr>
@@ -1043,7 +1057,7 @@
             <w:fldChar w:fldCharType="begin"/>
           </w:r>
           <w:r>
-            <w:instrText xml:space="preserve"> PAGEREF _Toc25648 \h </w:instrText>
+            <w:instrText xml:space="preserve"> PAGEREF _Toc1829 \h </w:instrText>
           </w:r>
           <w:r>
             <w:fldChar w:fldCharType="separate"/>
@@ -1081,7 +1095,7 @@
               <w:rFonts w:ascii="Times New Roman" w:hAnsi="Times New Roman" w:eastAsia="Times New Roman" w:cs="Times New Roman"/>
               <w:szCs w:val="24"/>
             </w:rPr>
-            <w:instrText xml:space="preserve"> HYPERLINK \l _Toc23378 </w:instrText>
+            <w:instrText xml:space="preserve"> HYPERLINK \l _Toc24496 </w:instrText>
           </w:r>
           <w:r>
             <w:rPr>
@@ -1106,7 +1120,7 @@
             <w:fldChar w:fldCharType="begin"/>
           </w:r>
           <w:r>
-            <w:instrText xml:space="preserve"> PAGEREF _Toc23378 \h </w:instrText>
+            <w:instrText xml:space="preserve"> PAGEREF _Toc24496 \h </w:instrText>
           </w:r>
           <w:r>
             <w:fldChar w:fldCharType="separate"/>
@@ -1144,7 +1158,7 @@
               <w:rFonts w:ascii="Times New Roman" w:hAnsi="Times New Roman" w:eastAsia="Times New Roman" w:cs="Times New Roman"/>
               <w:szCs w:val="24"/>
             </w:rPr>
-            <w:instrText xml:space="preserve"> HYPERLINK \l _Toc19320 </w:instrText>
+            <w:instrText xml:space="preserve"> HYPERLINK \l _Toc6918 </w:instrText>
           </w:r>
           <w:r>
             <w:rPr>
@@ -1169,7 +1183,7 @@
             <w:fldChar w:fldCharType="begin"/>
           </w:r>
           <w:r>
-            <w:instrText xml:space="preserve"> PAGEREF _Toc19320 \h </w:instrText>
+            <w:instrText xml:space="preserve"> PAGEREF _Toc6918 \h </w:instrText>
           </w:r>
           <w:r>
             <w:fldChar w:fldCharType="separate"/>
@@ -1207,7 +1221,7 @@
               <w:rFonts w:ascii="Times New Roman" w:hAnsi="Times New Roman" w:eastAsia="Times New Roman" w:cs="Times New Roman"/>
               <w:szCs w:val="24"/>
             </w:rPr>
-            <w:instrText xml:space="preserve"> HYPERLINK \l _Toc19540 </w:instrText>
+            <w:instrText xml:space="preserve"> HYPERLINK \l _Toc23189 </w:instrText>
           </w:r>
           <w:r>
             <w:rPr>
@@ -1232,7 +1246,7 @@
             <w:fldChar w:fldCharType="begin"/>
           </w:r>
           <w:r>
-            <w:instrText xml:space="preserve"> PAGEREF _Toc19540 \h </w:instrText>
+            <w:instrText xml:space="preserve"> PAGEREF _Toc23189 \h </w:instrText>
           </w:r>
           <w:r>
             <w:fldChar w:fldCharType="separate"/>
@@ -1270,7 +1284,7 @@
               <w:rFonts w:ascii="Times New Roman" w:hAnsi="Times New Roman" w:eastAsia="Times New Roman" w:cs="Times New Roman"/>
               <w:szCs w:val="24"/>
             </w:rPr>
-            <w:instrText xml:space="preserve"> HYPERLINK \l _Toc8200 </w:instrText>
+            <w:instrText xml:space="preserve"> HYPERLINK \l _Toc17894 </w:instrText>
           </w:r>
           <w:r>
             <w:rPr>
@@ -1295,7 +1309,7 @@
             <w:fldChar w:fldCharType="begin"/>
           </w:r>
           <w:r>
-            <w:instrText xml:space="preserve"> PAGEREF _Toc8200 \h </w:instrText>
+            <w:instrText xml:space="preserve"> PAGEREF _Toc17894 \h </w:instrText>
           </w:r>
           <w:r>
             <w:fldChar w:fldCharType="separate"/>
@@ -1333,7 +1347,7 @@
               <w:rFonts w:ascii="Times New Roman" w:hAnsi="Times New Roman" w:eastAsia="Times New Roman" w:cs="Times New Roman"/>
               <w:szCs w:val="24"/>
             </w:rPr>
-            <w:instrText xml:space="preserve"> HYPERLINK \l _Toc895 </w:instrText>
+            <w:instrText xml:space="preserve"> HYPERLINK \l _Toc18914 </w:instrText>
           </w:r>
           <w:r>
             <w:rPr>
@@ -1365,7 +1379,7 @@
             <w:fldChar w:fldCharType="begin"/>
           </w:r>
           <w:r>
-            <w:instrText xml:space="preserve"> PAGEREF _Toc895 \h </w:instrText>
+            <w:instrText xml:space="preserve"> PAGEREF _Toc18914 \h </w:instrText>
           </w:r>
           <w:r>
             <w:fldChar w:fldCharType="separate"/>
@@ -1403,7 +1417,7 @@
               <w:rFonts w:ascii="Times New Roman" w:hAnsi="Times New Roman" w:eastAsia="Times New Roman" w:cs="Times New Roman"/>
               <w:szCs w:val="24"/>
             </w:rPr>
-            <w:instrText xml:space="preserve"> HYPERLINK \l _Toc22803 </w:instrText>
+            <w:instrText xml:space="preserve"> HYPERLINK \l _Toc24657 </w:instrText>
           </w:r>
           <w:r>
             <w:rPr>
@@ -1428,7 +1442,7 @@
             <w:fldChar w:fldCharType="begin"/>
           </w:r>
           <w:r>
-            <w:instrText xml:space="preserve"> PAGEREF _Toc22803 \h </w:instrText>
+            <w:instrText xml:space="preserve"> PAGEREF _Toc24657 \h </w:instrText>
           </w:r>
           <w:r>
             <w:fldChar w:fldCharType="separate"/>
@@ -1466,7 +1480,7 @@
               <w:rFonts w:ascii="Times New Roman" w:hAnsi="Times New Roman" w:eastAsia="Times New Roman" w:cs="Times New Roman"/>
               <w:szCs w:val="24"/>
             </w:rPr>
-            <w:instrText xml:space="preserve"> HYPERLINK \l _Toc17763 </w:instrText>
+            <w:instrText xml:space="preserve"> HYPERLINK \l _Toc6477 </w:instrText>
           </w:r>
           <w:r>
             <w:rPr>
@@ -1498,7 +1512,7 @@
             <w:fldChar w:fldCharType="begin"/>
           </w:r>
           <w:r>
-            <w:instrText xml:space="preserve"> PAGEREF _Toc17763 \h </w:instrText>
+            <w:instrText xml:space="preserve"> PAGEREF _Toc6477 \h </w:instrText>
           </w:r>
           <w:r>
             <w:fldChar w:fldCharType="separate"/>
@@ -1536,7 +1550,337 @@
               <w:rFonts w:ascii="Times New Roman" w:hAnsi="Times New Roman" w:eastAsia="Times New Roman" w:cs="Times New Roman"/>
               <w:szCs w:val="24"/>
             </w:rPr>
-            <w:instrText xml:space="preserve"> HYPERLINK \l _Toc12923 </w:instrText>
+            <w:instrText xml:space="preserve"> HYPERLINK \l _Toc3885 </w:instrText>
+          </w:r>
+          <w:r>
+            <w:rPr>
+              <w:rFonts w:ascii="Times New Roman" w:hAnsi="Times New Roman" w:eastAsia="Times New Roman" w:cs="Times New Roman"/>
+              <w:szCs w:val="24"/>
+            </w:rPr>
+            <w:fldChar w:fldCharType="separate"/>
+          </w:r>
+          <w:r>
+            <w:rPr>
+              <w:rFonts w:hint="default"/>
+            </w:rPr>
+            <w:t xml:space="preserve">6.4. </w:t>
+          </w:r>
+          <w:r>
+            <w:rPr>
+              <w:rFonts w:hint="eastAsia"/>
+            </w:rPr>
+            <w:t>KPI指标跟踪与预警</w:t>
+          </w:r>
+          <w:r>
+            <w:tab/>
+          </w:r>
+          <w:r>
+            <w:fldChar w:fldCharType="begin"/>
+          </w:r>
+          <w:r>
+            <w:instrText xml:space="preserve"> PAGEREF _Toc3885 \h </w:instrText>
+          </w:r>
+          <w:r>
+            <w:fldChar w:fldCharType="separate"/>
+          </w:r>
+          <w:r>
+            <w:t>6</w:t>
+          </w:r>
+          <w:r>
+            <w:fldChar w:fldCharType="end"/>
+          </w:r>
+          <w:r>
+            <w:rPr>
+              <w:rFonts w:ascii="Times New Roman" w:hAnsi="Times New Roman" w:eastAsia="Times New Roman" w:cs="Times New Roman"/>
+              <w:szCs w:val="24"/>
+            </w:rPr>
+            <w:fldChar w:fldCharType="end"/>
+          </w:r>
+        </w:p>
+        <w:p>
+          <w:pPr>
+            <w:pStyle w:val="13"/>
+            <w:tabs>
+              <w:tab w:val="right" w:leader="dot" w:pos="8492"/>
+            </w:tabs>
+          </w:pPr>
+          <w:r>
+            <w:rPr>
+              <w:rFonts w:ascii="Times New Roman" w:hAnsi="Times New Roman" w:eastAsia="Times New Roman" w:cs="Times New Roman"/>
+              <w:szCs w:val="24"/>
+            </w:rPr>
+            <w:fldChar w:fldCharType="begin"/>
+          </w:r>
+          <w:r>
+            <w:rPr>
+              <w:rFonts w:ascii="Times New Roman" w:hAnsi="Times New Roman" w:eastAsia="Times New Roman" w:cs="Times New Roman"/>
+              <w:szCs w:val="24"/>
+            </w:rPr>
+            <w:instrText xml:space="preserve"> HYPERLINK \l _Toc18949 </w:instrText>
+          </w:r>
+          <w:r>
+            <w:rPr>
+              <w:rFonts w:ascii="Times New Roman" w:hAnsi="Times New Roman" w:eastAsia="Times New Roman" w:cs="Times New Roman"/>
+              <w:szCs w:val="24"/>
+            </w:rPr>
+            <w:fldChar w:fldCharType="separate"/>
+          </w:r>
+          <w:r>
+            <w:rPr>
+              <w:rFonts w:hint="default"/>
+            </w:rPr>
+            <w:t xml:space="preserve">6.4.1. </w:t>
+          </w:r>
+          <w:r>
+            <w:rPr>
+              <w:rFonts w:hint="eastAsia"/>
+            </w:rPr>
+            <w:t>跟踪频次与责任分工</w:t>
+          </w:r>
+          <w:r>
+            <w:tab/>
+          </w:r>
+          <w:r>
+            <w:fldChar w:fldCharType="begin"/>
+          </w:r>
+          <w:r>
+            <w:instrText xml:space="preserve"> PAGEREF _Toc18949 \h </w:instrText>
+          </w:r>
+          <w:r>
+            <w:fldChar w:fldCharType="separate"/>
+          </w:r>
+          <w:r>
+            <w:t>6</w:t>
+          </w:r>
+          <w:r>
+            <w:fldChar w:fldCharType="end"/>
+          </w:r>
+          <w:r>
+            <w:rPr>
+              <w:rFonts w:ascii="Times New Roman" w:hAnsi="Times New Roman" w:eastAsia="Times New Roman" w:cs="Times New Roman"/>
+              <w:szCs w:val="24"/>
+            </w:rPr>
+            <w:fldChar w:fldCharType="end"/>
+          </w:r>
+        </w:p>
+        <w:p>
+          <w:pPr>
+            <w:pStyle w:val="13"/>
+            <w:tabs>
+              <w:tab w:val="right" w:leader="dot" w:pos="8492"/>
+            </w:tabs>
+          </w:pPr>
+          <w:r>
+            <w:rPr>
+              <w:rFonts w:ascii="Times New Roman" w:hAnsi="Times New Roman" w:eastAsia="Times New Roman" w:cs="Times New Roman"/>
+              <w:szCs w:val="24"/>
+            </w:rPr>
+            <w:fldChar w:fldCharType="begin"/>
+          </w:r>
+          <w:r>
+            <w:rPr>
+              <w:rFonts w:ascii="Times New Roman" w:hAnsi="Times New Roman" w:eastAsia="Times New Roman" w:cs="Times New Roman"/>
+              <w:szCs w:val="24"/>
+            </w:rPr>
+            <w:instrText xml:space="preserve"> HYPERLINK \l _Toc1864 </w:instrText>
+          </w:r>
+          <w:r>
+            <w:rPr>
+              <w:rFonts w:ascii="Times New Roman" w:hAnsi="Times New Roman" w:eastAsia="Times New Roman" w:cs="Times New Roman"/>
+              <w:szCs w:val="24"/>
+            </w:rPr>
+            <w:fldChar w:fldCharType="separate"/>
+          </w:r>
+          <w:r>
+            <w:rPr>
+              <w:rFonts w:hint="default"/>
+            </w:rPr>
+            <w:t xml:space="preserve">6.4.2. </w:t>
+          </w:r>
+          <w:r>
+            <w:rPr>
+              <w:rFonts w:hint="eastAsia"/>
+            </w:rPr>
+            <w:t>数据收集与核实</w:t>
+          </w:r>
+          <w:r>
+            <w:tab/>
+          </w:r>
+          <w:r>
+            <w:fldChar w:fldCharType="begin"/>
+          </w:r>
+          <w:r>
+            <w:instrText xml:space="preserve"> PAGEREF _Toc1864 \h </w:instrText>
+          </w:r>
+          <w:r>
+            <w:fldChar w:fldCharType="separate"/>
+          </w:r>
+          <w:r>
+            <w:t>6</w:t>
+          </w:r>
+          <w:r>
+            <w:fldChar w:fldCharType="end"/>
+          </w:r>
+          <w:r>
+            <w:rPr>
+              <w:rFonts w:ascii="Times New Roman" w:hAnsi="Times New Roman" w:eastAsia="Times New Roman" w:cs="Times New Roman"/>
+              <w:szCs w:val="24"/>
+            </w:rPr>
+            <w:fldChar w:fldCharType="end"/>
+          </w:r>
+        </w:p>
+        <w:p>
+          <w:pPr>
+            <w:pStyle w:val="13"/>
+            <w:tabs>
+              <w:tab w:val="right" w:leader="dot" w:pos="8492"/>
+            </w:tabs>
+          </w:pPr>
+          <w:r>
+            <w:rPr>
+              <w:rFonts w:ascii="Times New Roman" w:hAnsi="Times New Roman" w:eastAsia="Times New Roman" w:cs="Times New Roman"/>
+              <w:szCs w:val="24"/>
+            </w:rPr>
+            <w:fldChar w:fldCharType="begin"/>
+          </w:r>
+          <w:r>
+            <w:rPr>
+              <w:rFonts w:ascii="Times New Roman" w:hAnsi="Times New Roman" w:eastAsia="Times New Roman" w:cs="Times New Roman"/>
+              <w:szCs w:val="24"/>
+            </w:rPr>
+            <w:instrText xml:space="preserve"> HYPERLINK \l _Toc31886 </w:instrText>
+          </w:r>
+          <w:r>
+            <w:rPr>
+              <w:rFonts w:ascii="Times New Roman" w:hAnsi="Times New Roman" w:eastAsia="Times New Roman" w:cs="Times New Roman"/>
+              <w:szCs w:val="24"/>
+            </w:rPr>
+            <w:fldChar w:fldCharType="separate"/>
+          </w:r>
+          <w:r>
+            <w:rPr>
+              <w:rFonts w:hint="default"/>
+            </w:rPr>
+            <w:t xml:space="preserve">6.4.3. </w:t>
+          </w:r>
+          <w:r>
+            <w:rPr>
+              <w:rFonts w:hint="eastAsia"/>
+            </w:rPr>
+            <w:t>预警与改进机制</w:t>
+          </w:r>
+          <w:r>
+            <w:tab/>
+          </w:r>
+          <w:r>
+            <w:fldChar w:fldCharType="begin"/>
+          </w:r>
+          <w:r>
+            <w:instrText xml:space="preserve"> PAGEREF _Toc31886 \h </w:instrText>
+          </w:r>
+          <w:r>
+            <w:fldChar w:fldCharType="separate"/>
+          </w:r>
+          <w:r>
+            <w:t>7</w:t>
+          </w:r>
+          <w:r>
+            <w:fldChar w:fldCharType="end"/>
+          </w:r>
+          <w:r>
+            <w:rPr>
+              <w:rFonts w:ascii="Times New Roman" w:hAnsi="Times New Roman" w:eastAsia="Times New Roman" w:cs="Times New Roman"/>
+              <w:szCs w:val="24"/>
+            </w:rPr>
+            <w:fldChar w:fldCharType="end"/>
+          </w:r>
+        </w:p>
+        <w:p>
+          <w:pPr>
+            <w:pStyle w:val="13"/>
+            <w:tabs>
+              <w:tab w:val="right" w:leader="dot" w:pos="8492"/>
+            </w:tabs>
+          </w:pPr>
+          <w:r>
+            <w:rPr>
+              <w:rFonts w:ascii="Times New Roman" w:hAnsi="Times New Roman" w:eastAsia="Times New Roman" w:cs="Times New Roman"/>
+              <w:szCs w:val="24"/>
+            </w:rPr>
+            <w:fldChar w:fldCharType="begin"/>
+          </w:r>
+          <w:r>
+            <w:rPr>
+              <w:rFonts w:ascii="Times New Roman" w:hAnsi="Times New Roman" w:eastAsia="Times New Roman" w:cs="Times New Roman"/>
+              <w:szCs w:val="24"/>
+            </w:rPr>
+            <w:instrText xml:space="preserve"> HYPERLINK \l _Toc29246 </w:instrText>
+          </w:r>
+          <w:r>
+            <w:rPr>
+              <w:rFonts w:ascii="Times New Roman" w:hAnsi="Times New Roman" w:eastAsia="Times New Roman" w:cs="Times New Roman"/>
+              <w:szCs w:val="24"/>
+            </w:rPr>
+            <w:fldChar w:fldCharType="separate"/>
+          </w:r>
+          <w:r>
+            <w:rPr>
+              <w:rFonts w:hint="default"/>
+            </w:rPr>
+            <w:t xml:space="preserve">6.4.4. </w:t>
+          </w:r>
+          <w:r>
+            <w:rPr>
+              <w:rFonts w:hint="eastAsia"/>
+            </w:rPr>
+            <w:t>与质量报告的衔接</w:t>
+          </w:r>
+          <w:r>
+            <w:tab/>
+          </w:r>
+          <w:r>
+            <w:fldChar w:fldCharType="begin"/>
+          </w:r>
+          <w:r>
+            <w:instrText xml:space="preserve"> PAGEREF _Toc29246 \h </w:instrText>
+          </w:r>
+          <w:r>
+            <w:fldChar w:fldCharType="separate"/>
+          </w:r>
+          <w:r>
+            <w:t>7</w:t>
+          </w:r>
+          <w:r>
+            <w:fldChar w:fldCharType="end"/>
+          </w:r>
+          <w:r>
+            <w:rPr>
+              <w:rFonts w:ascii="Times New Roman" w:hAnsi="Times New Roman" w:eastAsia="Times New Roman" w:cs="Times New Roman"/>
+              <w:szCs w:val="24"/>
+            </w:rPr>
+            <w:fldChar w:fldCharType="end"/>
+          </w:r>
+        </w:p>
+        <w:p>
+          <w:pPr>
+            <w:pStyle w:val="18"/>
+            <w:tabs>
+              <w:tab w:val="right" w:leader="dot" w:pos="8492"/>
+            </w:tabs>
+          </w:pPr>
+          <w:r>
+            <w:rPr>
+              <w:rFonts w:ascii="Times New Roman" w:hAnsi="Times New Roman" w:eastAsia="Times New Roman" w:cs="Times New Roman"/>
+              <w:szCs w:val="24"/>
+            </w:rPr>
+            <w:fldChar w:fldCharType="begin"/>
+          </w:r>
+          <w:r>
+            <w:rPr>
+              <w:rFonts w:ascii="Times New Roman" w:hAnsi="Times New Roman" w:eastAsia="Times New Roman" w:cs="Times New Roman"/>
+              <w:szCs w:val="24"/>
+            </w:rPr>
+            <w:instrText xml:space="preserve"> HYPERLINK \l _Toc14999 </w:instrText>
           </w:r>
           <w:r>
             <w:rPr>
@@ -1550,7 +1894,7 @@
               <w:rFonts w:hint="default"/>
               <w:lang w:eastAsia="zh-CN"/>
             </w:rPr>
-            <w:t xml:space="preserve">6.4. </w:t>
+            <w:t xml:space="preserve">6.5. </w:t>
           </w:r>
           <w:r>
             <w:rPr>
@@ -1566,13 +1910,13 @@
             <w:fldChar w:fldCharType="begin"/>
           </w:r>
           <w:r>
-            <w:instrText xml:space="preserve"> PAGEREF _Toc12923 \h </w:instrText>
+            <w:instrText xml:space="preserve"> PAGEREF _Toc14999 \h </w:instrText>
           </w:r>
           <w:r>
             <w:fldChar w:fldCharType="separate"/>
           </w:r>
           <w:r>
-            <w:t>6</w:t>
+            <w:t>7</w:t>
           </w:r>
           <w:r>
             <w:fldChar w:fldCharType="end"/>
@@ -1626,7 +1970,7 @@
         <w:keepLines w:val="0"/>
         <w:widowControl w:val="0"/>
       </w:pPr>
-      <w:bookmarkStart w:id="3" w:name="_Toc11718"/>
+      <w:bookmarkStart w:id="3" w:name="_Toc5282"/>
       <w:r>
         <w:t>目的</w:t>
       </w:r>
@@ -1687,7 +2031,7 @@
         <w:keepLines w:val="0"/>
         <w:widowControl w:val="0"/>
       </w:pPr>
-      <w:bookmarkStart w:id="4" w:name="_Toc25648"/>
+      <w:bookmarkStart w:id="4" w:name="_Toc1829"/>
       <w:r>
         <w:t>适用范围</w:t>
       </w:r>
@@ -1721,7 +2065,7 @@
         <w:keepLines w:val="0"/>
         <w:widowControl w:val="0"/>
       </w:pPr>
-      <w:bookmarkStart w:id="5" w:name="_Toc23378"/>
+      <w:bookmarkStart w:id="5" w:name="_Toc24496"/>
       <w:r>
         <w:t>引用文件</w:t>
       </w:r>
@@ -2202,7 +2546,7 @@
         <w:keepLines w:val="0"/>
         <w:widowControl w:val="0"/>
       </w:pPr>
-      <w:bookmarkStart w:id="6" w:name="_Toc19320"/>
+      <w:bookmarkStart w:id="6" w:name="_Toc6918"/>
       <w:r>
         <w:t>术语与定义</w:t>
       </w:r>
@@ -2235,7 +2579,7 @@
         <w:keepLines w:val="0"/>
         <w:widowControl w:val="0"/>
       </w:pPr>
-      <w:bookmarkStart w:id="7" w:name="_Toc19540"/>
+      <w:bookmarkStart w:id="7" w:name="_Toc23189"/>
       <w:r>
         <w:t>角色与职责</w:t>
       </w:r>
@@ -4126,7 +4470,7 @@
       </w:pPr>
       <w:bookmarkStart w:id="8" w:name="bookmark1"/>
       <w:bookmarkEnd w:id="8"/>
-      <w:bookmarkStart w:id="9" w:name="_Toc8200"/>
+      <w:bookmarkStart w:id="9" w:name="_Toc17894"/>
       <w:r>
         <w:t>服务质量管理活动</w:t>
       </w:r>
@@ -4158,7 +4502,7 @@
         <w:pStyle w:val="29"/>
         <w:bidi w:val="0"/>
       </w:pPr>
-      <w:bookmarkStart w:id="10" w:name="_Toc895"/>
+      <w:bookmarkStart w:id="10" w:name="_Toc18914"/>
       <w:r>
         <w:t>运维服务能力</w:t>
       </w:r>
@@ -4312,7 +4656,7 @@
         <w:keepLines w:val="0"/>
         <w:widowControl w:val="0"/>
       </w:pPr>
-      <w:bookmarkStart w:id="11" w:name="_Toc22803"/>
+      <w:bookmarkStart w:id="11" w:name="_Toc24657"/>
       <w:r>
         <w:t>运维服务能力管理评审</w:t>
       </w:r>
@@ -4375,7 +4719,7 @@
         <w:keepLines w:val="0"/>
         <w:widowControl w:val="0"/>
       </w:pPr>
-      <w:bookmarkStart w:id="12" w:name="_Toc17763"/>
+      <w:bookmarkStart w:id="12" w:name="_Toc6477"/>
       <w:r>
         <w:t>客户满意度调查</w:t>
       </w:r>
@@ -4428,6 +4772,472 @@
           <w:szCs w:val="24"/>
         </w:rPr>
         <w:t>项目级的客户满意度调查是对每个已解决的事件或问题在24小时内进行电话回访，确认工程师是否成功解决问题，了解客户对处理结果的满意度。</w:t>
+      </w:r>
+    </w:p>
+    <w:p>
+      <w:pPr>
+        <w:pStyle w:val="29"/>
+        <w:bidi w:val="0"/>
+        <w:rPr>
+          <w:rFonts w:hint="eastAsia"/>
+        </w:rPr>
+      </w:pPr>
+      <w:bookmarkStart w:id="13" w:name="_Toc3885"/>
+      <w:r>
+        <w:rPr>
+          <w:rFonts w:hint="eastAsia"/>
+        </w:rPr>
+        <w:t>KPI指标跟踪与预警</w:t>
+      </w:r>
+      <w:bookmarkEnd w:id="13"/>
+    </w:p>
+    <w:p>
+      <w:pPr>
+        <w:widowControl w:val="0"/>
+        <w:ind w:firstLine="476" w:firstLineChars="200"/>
+        <w:rPr>
+          <w:rFonts w:hint="eastAsia" w:ascii="宋体" w:hAnsi="宋体" w:cs="宋体"/>
+          <w:spacing w:val="-1"/>
+          <w:sz w:val="24"/>
+          <w:szCs w:val="24"/>
+        </w:rPr>
+      </w:pPr>
+      <w:r>
+        <w:rPr>
+          <w:rFonts w:hint="eastAsia" w:ascii="宋体" w:hAnsi="宋体" w:cs="宋体"/>
+          <w:spacing w:val="-1"/>
+          <w:sz w:val="24"/>
+          <w:szCs w:val="24"/>
+        </w:rPr>
+        <w:t>为保障《2025年度运维服务能力管理指标体系》中各项关键绩效指标（KPI）的达成，建立常态化跟踪机制，确保服务质量目标可测量、可追溯、可改进。</w:t>
+      </w:r>
+    </w:p>
+    <w:p>
+      <w:pPr>
+        <w:pStyle w:val="30"/>
+        <w:bidi w:val="0"/>
+        <w:rPr>
+          <w:rFonts w:hint="eastAsia"/>
+        </w:rPr>
+      </w:pPr>
+      <w:bookmarkStart w:id="14" w:name="_Toc18949"/>
+      <w:r>
+        <w:rPr>
+          <w:rFonts w:hint="eastAsia"/>
+        </w:rPr>
+        <w:t>跟踪频次与责任分工</w:t>
+      </w:r>
+      <w:bookmarkEnd w:id="14"/>
+    </w:p>
+    <w:p>
+      <w:pPr>
+        <w:widowControl w:val="0"/>
+        <w:ind w:firstLine="476" w:firstLineChars="200"/>
+        <w:rPr>
+          <w:rFonts w:hint="eastAsia" w:ascii="宋体" w:hAnsi="宋体" w:cs="宋体"/>
+          <w:spacing w:val="-1"/>
+          <w:sz w:val="24"/>
+          <w:szCs w:val="24"/>
+        </w:rPr>
+      </w:pPr>
+      <w:r>
+        <w:rPr>
+          <w:rFonts w:hint="eastAsia" w:ascii="宋体" w:hAnsi="宋体" w:cs="宋体"/>
+          <w:spacing w:val="-1"/>
+          <w:sz w:val="24"/>
+          <w:szCs w:val="24"/>
+        </w:rPr>
+        <w:t>人员类指标（招聘到岗率、培训达成率、考核合格率</w:t>
+      </w:r>
+      <w:r>
+        <w:rPr>
+          <w:rFonts w:hint="eastAsia" w:ascii="宋体" w:hAnsi="宋体" w:cs="宋体"/>
+          <w:spacing w:val="-1"/>
+          <w:sz w:val="24"/>
+          <w:szCs w:val="24"/>
+          <w:lang w:val="en-US" w:eastAsia="zh-CN"/>
+        </w:rPr>
+        <w:t>等</w:t>
+      </w:r>
+      <w:r>
+        <w:rPr>
+          <w:rFonts w:hint="eastAsia" w:ascii="宋体" w:hAnsi="宋体" w:cs="宋体"/>
+          <w:spacing w:val="-1"/>
+          <w:sz w:val="24"/>
+          <w:szCs w:val="24"/>
+        </w:rPr>
+        <w:t>）：跟踪频次为月度/季度，责任部门为综合部，数据来源为人员管理记录。</w:t>
+      </w:r>
+    </w:p>
+    <w:p>
+      <w:pPr>
+        <w:widowControl w:val="0"/>
+        <w:ind w:firstLine="476" w:firstLineChars="200"/>
+        <w:rPr>
+          <w:rFonts w:hint="eastAsia" w:ascii="宋体" w:hAnsi="宋体" w:cs="宋体"/>
+          <w:spacing w:val="-1"/>
+          <w:sz w:val="24"/>
+          <w:szCs w:val="24"/>
+        </w:rPr>
+      </w:pPr>
+      <w:r>
+        <w:rPr>
+          <w:rFonts w:hint="eastAsia" w:ascii="宋体" w:hAnsi="宋体" w:cs="宋体"/>
+          <w:spacing w:val="-1"/>
+          <w:sz w:val="24"/>
+          <w:szCs w:val="24"/>
+        </w:rPr>
+        <w:t>资源类指标（备件准确率、知识条目数、服务台录入完整</w:t>
+      </w:r>
+      <w:bookmarkStart w:id="19" w:name="_GoBack"/>
+      <w:r>
+        <w:rPr>
+          <w:rFonts w:hint="eastAsia" w:ascii="宋体" w:hAnsi="宋体" w:cs="宋体"/>
+          <w:spacing w:val="-1"/>
+          <w:sz w:val="24"/>
+          <w:szCs w:val="24"/>
+        </w:rPr>
+        <w:t>性</w:t>
+      </w:r>
+      <w:r>
+        <w:rPr>
+          <w:rFonts w:hint="eastAsia" w:ascii="宋体" w:hAnsi="宋体" w:cs="宋体"/>
+          <w:spacing w:val="-1"/>
+          <w:sz w:val="24"/>
+          <w:szCs w:val="24"/>
+          <w:lang w:eastAsia="zh-CN"/>
+        </w:rPr>
+        <w:t>、</w:t>
+      </w:r>
+      <w:r>
+        <w:rPr>
+          <w:rFonts w:hint="eastAsia" w:ascii="宋体" w:hAnsi="宋体" w:cs="宋体"/>
+          <w:spacing w:val="-1"/>
+          <w:sz w:val="24"/>
+          <w:szCs w:val="24"/>
+        </w:rPr>
+        <w:t>最终软件库版本正确率</w:t>
+      </w:r>
+      <w:r>
+        <w:rPr>
+          <w:rFonts w:hint="eastAsia" w:ascii="宋体" w:hAnsi="宋体" w:cs="宋体"/>
+          <w:spacing w:val="-1"/>
+          <w:sz w:val="24"/>
+          <w:szCs w:val="24"/>
+          <w:lang w:val="en-US" w:eastAsia="zh-CN"/>
+        </w:rPr>
+        <w:t>等</w:t>
+      </w:r>
+      <w:r>
+        <w:rPr>
+          <w:rFonts w:hint="eastAsia" w:ascii="宋体" w:hAnsi="宋体" w:cs="宋体"/>
+          <w:spacing w:val="-1"/>
+          <w:sz w:val="24"/>
+          <w:szCs w:val="24"/>
+        </w:rPr>
+        <w:t>）：跟踪频次为季度，责任部门为运维部，数据来源为备件库/知识库/服务台账。</w:t>
+      </w:r>
+      <w:bookmarkEnd w:id="19"/>
+    </w:p>
+    <w:p>
+      <w:pPr>
+        <w:widowControl w:val="0"/>
+        <w:ind w:firstLine="476" w:firstLineChars="200"/>
+        <w:rPr>
+          <w:rFonts w:hint="eastAsia" w:ascii="宋体" w:hAnsi="宋体" w:cs="宋体"/>
+          <w:spacing w:val="-1"/>
+          <w:sz w:val="24"/>
+          <w:szCs w:val="24"/>
+        </w:rPr>
+      </w:pPr>
+      <w:r>
+        <w:rPr>
+          <w:rFonts w:hint="eastAsia" w:ascii="宋体" w:hAnsi="宋体" w:cs="宋体"/>
+          <w:spacing w:val="-1"/>
+          <w:sz w:val="24"/>
+          <w:szCs w:val="24"/>
+        </w:rPr>
+        <w:t>过程类指标（SLA达成率、事件解决率、变功率、配置准确率</w:t>
+      </w:r>
+      <w:r>
+        <w:rPr>
+          <w:rFonts w:hint="eastAsia" w:ascii="宋体" w:hAnsi="宋体" w:cs="宋体"/>
+          <w:spacing w:val="-1"/>
+          <w:sz w:val="24"/>
+          <w:szCs w:val="24"/>
+          <w:lang w:val="en-US" w:eastAsia="zh-CN"/>
+        </w:rPr>
+        <w:t>等</w:t>
+      </w:r>
+      <w:r>
+        <w:rPr>
+          <w:rFonts w:hint="eastAsia" w:ascii="宋体" w:hAnsi="宋体" w:cs="宋体"/>
+          <w:spacing w:val="-1"/>
+          <w:sz w:val="24"/>
+          <w:szCs w:val="24"/>
+        </w:rPr>
+        <w:t>）：跟踪频次为月度/季度，责任部门为运维部，数据来源为运维管理工具/工单系统。</w:t>
+      </w:r>
+    </w:p>
+    <w:p>
+      <w:pPr>
+        <w:widowControl w:val="0"/>
+        <w:ind w:firstLine="476" w:firstLineChars="200"/>
+        <w:rPr>
+          <w:rFonts w:hint="eastAsia" w:ascii="宋体" w:hAnsi="宋体" w:cs="宋体"/>
+          <w:spacing w:val="-1"/>
+          <w:sz w:val="24"/>
+          <w:szCs w:val="24"/>
+        </w:rPr>
+      </w:pPr>
+      <w:r>
+        <w:rPr>
+          <w:rFonts w:hint="eastAsia" w:ascii="宋体" w:hAnsi="宋体" w:cs="宋体"/>
+          <w:spacing w:val="-1"/>
+          <w:sz w:val="24"/>
+          <w:szCs w:val="24"/>
+        </w:rPr>
+        <w:t>交付类指标（交付文档合规性）：跟踪频次为季度，责任部门为运维部，数据来源为项目验收记录。</w:t>
+      </w:r>
+    </w:p>
+    <w:p>
+      <w:pPr>
+        <w:widowControl w:val="0"/>
+        <w:ind w:firstLine="476" w:firstLineChars="200"/>
+        <w:rPr>
+          <w:rFonts w:hint="eastAsia" w:ascii="宋体" w:hAnsi="宋体" w:cs="宋体"/>
+          <w:spacing w:val="-1"/>
+          <w:sz w:val="24"/>
+          <w:szCs w:val="24"/>
+        </w:rPr>
+      </w:pPr>
+      <w:r>
+        <w:rPr>
+          <w:rFonts w:hint="eastAsia" w:ascii="宋体" w:hAnsi="宋体" w:cs="宋体"/>
+          <w:spacing w:val="-1"/>
+          <w:sz w:val="24"/>
+          <w:szCs w:val="24"/>
+        </w:rPr>
+        <w:t>应急类指标（应急演练次数）：跟踪频次为半年，责任部门为运维部，数据来源为演练记录。</w:t>
+      </w:r>
+    </w:p>
+    <w:p>
+      <w:pPr>
+        <w:widowControl w:val="0"/>
+        <w:ind w:firstLine="476" w:firstLineChars="200"/>
+        <w:rPr>
+          <w:rFonts w:hint="eastAsia" w:ascii="宋体" w:hAnsi="宋体" w:cs="宋体"/>
+          <w:spacing w:val="-1"/>
+          <w:sz w:val="24"/>
+          <w:szCs w:val="24"/>
+        </w:rPr>
+      </w:pPr>
+      <w:r>
+        <w:rPr>
+          <w:rFonts w:hint="eastAsia" w:ascii="宋体" w:hAnsi="宋体" w:cs="宋体"/>
+          <w:spacing w:val="-1"/>
+          <w:sz w:val="24"/>
+          <w:szCs w:val="24"/>
+        </w:rPr>
+        <w:t>质量类指标（客户满意度平均分、内审/管评次数）：跟踪频次为年度，责任部门为质量部，数据来源为满意度报告/内审管评报告。</w:t>
+      </w:r>
+    </w:p>
+    <w:p>
+      <w:pPr>
+        <w:pStyle w:val="30"/>
+        <w:bidi w:val="0"/>
+        <w:rPr>
+          <w:rFonts w:hint="eastAsia"/>
+        </w:rPr>
+      </w:pPr>
+      <w:bookmarkStart w:id="15" w:name="_Toc1864"/>
+      <w:r>
+        <w:rPr>
+          <w:rFonts w:hint="eastAsia"/>
+        </w:rPr>
+        <w:t>数据收集与核实</w:t>
+      </w:r>
+      <w:bookmarkEnd w:id="15"/>
+    </w:p>
+    <w:p>
+      <w:pPr>
+        <w:widowControl w:val="0"/>
+        <w:ind w:firstLine="476" w:firstLineChars="200"/>
+        <w:rPr>
+          <w:rFonts w:hint="eastAsia" w:ascii="宋体" w:hAnsi="宋体" w:cs="宋体"/>
+          <w:spacing w:val="-1"/>
+          <w:sz w:val="24"/>
+          <w:szCs w:val="24"/>
+        </w:rPr>
+      </w:pPr>
+      <w:r>
+        <w:rPr>
+          <w:rFonts w:hint="eastAsia" w:ascii="宋体" w:hAnsi="宋体" w:cs="宋体"/>
+          <w:spacing w:val="-1"/>
+          <w:sz w:val="24"/>
+          <w:szCs w:val="24"/>
+        </w:rPr>
+        <w:t>(1) 数据报送：各责任部门按跟踪频度要求，在规定时间内向质量部报送指标数据及支撑材料，确保数据真实、准确、可追溯。</w:t>
+      </w:r>
+    </w:p>
+    <w:p>
+      <w:pPr>
+        <w:widowControl w:val="0"/>
+        <w:ind w:firstLine="476" w:firstLineChars="200"/>
+        <w:rPr>
+          <w:rFonts w:hint="eastAsia" w:ascii="宋体" w:hAnsi="宋体" w:cs="宋体"/>
+          <w:spacing w:val="-1"/>
+          <w:sz w:val="24"/>
+          <w:szCs w:val="24"/>
+        </w:rPr>
+      </w:pPr>
+      <w:r>
+        <w:rPr>
+          <w:rFonts w:hint="eastAsia" w:ascii="宋体" w:hAnsi="宋体" w:cs="宋体"/>
+          <w:spacing w:val="-1"/>
+          <w:sz w:val="24"/>
+          <w:szCs w:val="24"/>
+        </w:rPr>
+        <w:t>(2) 数据核实：质量部对报送数据进行逻辑校验和抽样复核，识别异常数据或未达标指标，必要时追溯原始记录。</w:t>
+      </w:r>
+    </w:p>
+    <w:p>
+      <w:pPr>
+        <w:widowControl w:val="0"/>
+        <w:ind w:firstLine="476" w:firstLineChars="200"/>
+        <w:rPr>
+          <w:rFonts w:hint="eastAsia" w:ascii="宋体" w:hAnsi="宋体" w:cs="宋体"/>
+          <w:spacing w:val="-1"/>
+          <w:sz w:val="24"/>
+          <w:szCs w:val="24"/>
+        </w:rPr>
+      </w:pPr>
+      <w:r>
+        <w:rPr>
+          <w:rFonts w:hint="eastAsia" w:ascii="宋体" w:hAnsi="宋体" w:cs="宋体"/>
+          <w:spacing w:val="-1"/>
+          <w:sz w:val="24"/>
+          <w:szCs w:val="24"/>
+        </w:rPr>
+        <w:t>(3) 台账管理：质量部建立《KPI数据收集台账》，记录各项指标的达成情况、趋势变化和异常说明。</w:t>
+      </w:r>
+    </w:p>
+    <w:p>
+      <w:pPr>
+        <w:pStyle w:val="30"/>
+        <w:bidi w:val="0"/>
+        <w:rPr>
+          <w:rFonts w:hint="eastAsia"/>
+        </w:rPr>
+      </w:pPr>
+      <w:bookmarkStart w:id="16" w:name="_Toc31886"/>
+      <w:r>
+        <w:rPr>
+          <w:rFonts w:hint="eastAsia"/>
+        </w:rPr>
+        <w:t>预警与改进机制</w:t>
+      </w:r>
+      <w:bookmarkEnd w:id="16"/>
+    </w:p>
+    <w:p>
+      <w:pPr>
+        <w:widowControl w:val="0"/>
+        <w:ind w:firstLine="476" w:firstLineChars="200"/>
+        <w:rPr>
+          <w:rFonts w:hint="eastAsia" w:ascii="宋体" w:hAnsi="宋体" w:cs="宋体"/>
+          <w:spacing w:val="-1"/>
+          <w:sz w:val="24"/>
+          <w:szCs w:val="24"/>
+        </w:rPr>
+      </w:pPr>
+      <w:r>
+        <w:rPr>
+          <w:rFonts w:hint="eastAsia" w:ascii="宋体" w:hAnsi="宋体" w:cs="宋体"/>
+          <w:spacing w:val="-1"/>
+          <w:sz w:val="24"/>
+          <w:szCs w:val="24"/>
+        </w:rPr>
+        <w:t>(1) 预警触发条件：当关键KPI指标连续两个月低于目标值90%时，或单项指标低于目标值80%时，触发预警机制。</w:t>
+      </w:r>
+    </w:p>
+    <w:p>
+      <w:pPr>
+        <w:widowControl w:val="0"/>
+        <w:ind w:firstLine="476" w:firstLineChars="200"/>
+        <w:rPr>
+          <w:rFonts w:hint="eastAsia" w:ascii="宋体" w:hAnsi="宋体" w:cs="宋体"/>
+          <w:spacing w:val="-1"/>
+          <w:sz w:val="24"/>
+          <w:szCs w:val="24"/>
+        </w:rPr>
+      </w:pPr>
+      <w:r>
+        <w:rPr>
+          <w:rFonts w:hint="eastAsia" w:ascii="宋体" w:hAnsi="宋体" w:cs="宋体"/>
+          <w:spacing w:val="-1"/>
+          <w:sz w:val="24"/>
+          <w:szCs w:val="24"/>
+        </w:rPr>
+        <w:t>(2) 预警处理流程：质量部向责任部门发出《KPI预警通知单》，责任部门在5个工作日内分析原因、制定改进措施，质量部跟踪改进措施的落实情况并验证改进效果。</w:t>
+      </w:r>
+    </w:p>
+    <w:p>
+      <w:pPr>
+        <w:widowControl w:val="0"/>
+        <w:ind w:firstLine="476" w:firstLineChars="200"/>
+        <w:rPr>
+          <w:rFonts w:hint="eastAsia" w:ascii="宋体" w:hAnsi="宋体" w:cs="宋体"/>
+          <w:spacing w:val="-1"/>
+          <w:sz w:val="24"/>
+          <w:szCs w:val="24"/>
+        </w:rPr>
+      </w:pPr>
+      <w:r>
+        <w:rPr>
+          <w:rFonts w:hint="eastAsia" w:ascii="宋体" w:hAnsi="宋体" w:cs="宋体"/>
+          <w:spacing w:val="-1"/>
+          <w:sz w:val="24"/>
+          <w:szCs w:val="24"/>
+        </w:rPr>
+        <w:t>(3) 季度回顾：每季度召开质量分析会，回顾KPI指标达成情况，对未达标项进行根因分析，形成《季度KPI监控报告》，将改进事项纳入质量改进跟踪台账。</w:t>
+      </w:r>
+    </w:p>
+    <w:p>
+      <w:pPr>
+        <w:pStyle w:val="30"/>
+        <w:bidi w:val="0"/>
+        <w:rPr>
+          <w:rFonts w:hint="eastAsia"/>
+        </w:rPr>
+      </w:pPr>
+      <w:bookmarkStart w:id="17" w:name="_Toc29246"/>
+      <w:r>
+        <w:rPr>
+          <w:rFonts w:hint="eastAsia"/>
+        </w:rPr>
+        <w:t>与质量报告的衔接</w:t>
+      </w:r>
+      <w:bookmarkEnd w:id="17"/>
+    </w:p>
+    <w:p>
+      <w:pPr>
+        <w:widowControl w:val="0"/>
+        <w:ind w:firstLine="476" w:firstLineChars="200"/>
+        <w:rPr>
+          <w:rFonts w:ascii="宋体" w:hAnsi="宋体" w:cs="宋体"/>
+          <w:spacing w:val="-1"/>
+          <w:sz w:val="24"/>
+          <w:szCs w:val="24"/>
+        </w:rPr>
+      </w:pPr>
+      <w:r>
+        <w:rPr>
+          <w:rFonts w:hint="eastAsia" w:ascii="宋体" w:hAnsi="宋体" w:cs="宋体"/>
+          <w:spacing w:val="-1"/>
+          <w:sz w:val="24"/>
+          <w:szCs w:val="24"/>
+        </w:rPr>
+        <w:t>年度运维服务质量管理报告必须包含以下KPI相关内容：各项KPI指标的年度达成情况汇总、未达标指标的原因分析、针对性改进措施及责任分工、下一年度KPI目标调整建议。</w:t>
       </w:r>
     </w:p>
     <w:p>
@@ -4440,7 +5250,7 @@
           <w:lang w:eastAsia="zh-CN"/>
         </w:rPr>
       </w:pPr>
-      <w:bookmarkStart w:id="13" w:name="_Toc12923"/>
+      <w:bookmarkStart w:id="18" w:name="_Toc14999"/>
       <w:r>
         <w:rPr>
           <w:rFonts w:hint="eastAsia"/>
@@ -4448,7 +5258,7 @@
         </w:rPr>
         <w:t>运维服务质量总结、改进</w:t>
       </w:r>
-      <w:bookmarkEnd w:id="13"/>
+      <w:bookmarkEnd w:id="18"/>
     </w:p>
     <w:p>
       <w:pPr>
@@ -4488,7 +5298,36 @@
           <w:sz w:val="24"/>
           <w:szCs w:val="24"/>
         </w:rPr>
-        <w:t>、管理评审和客户满意度调查进行系统考核，综合分析发现的问题</w:t>
+        <w:t>、管理评审</w:t>
+      </w:r>
+      <w:r>
+        <w:rPr>
+          <w:rFonts w:hint="eastAsia" w:ascii="宋体" w:hAnsi="宋体" w:cs="宋体"/>
+          <w:spacing w:val="-1"/>
+          <w:sz w:val="24"/>
+          <w:szCs w:val="24"/>
+          <w:lang w:eastAsia="zh-CN"/>
+        </w:rPr>
+        <w:t>、</w:t>
+      </w:r>
+      <w:r>
+        <w:rPr>
+          <w:rFonts w:hint="eastAsia" w:ascii="宋体" w:hAnsi="宋体" w:cs="宋体"/>
+          <w:spacing w:val="-1"/>
+          <w:sz w:val="24"/>
+          <w:szCs w:val="24"/>
+          <w:lang w:val="en-US" w:eastAsia="zh-CN"/>
+        </w:rPr>
+        <w:t>KPI指标完成情况跟踪</w:t>
+      </w:r>
+      <w:r>
+        <w:rPr>
+          <w:rFonts w:ascii="宋体" w:hAnsi="宋体" w:cs="宋体"/>
+          <w:spacing w:val="-1"/>
+          <w:sz w:val="24"/>
+          <w:szCs w:val="24"/>
+        </w:rPr>
+        <w:t>和客户满意度调查进行系统考核，综合分析发现的问题</w:t>
       </w:r>
       <w:r>
         <w:rPr>
